--- a/downloads/workbook/ai-4-week-04.docx
+++ b/downloads/workbook/ai-4-week-04.docx
@@ -1786,6 +1786,178 @@
         <w:t>Project connection: For your Responsible Plant Classifier, save the input, procedure, observed result and limitation of this check. Label this worked example as practice; use a different, previously unreviewed case when checking independent understanding.</w:t>
       </w:r>
     </w:p>
+    <w:p>
+      <w:pPr>
+        <w:pStyle w:val="Heading1"/>
+      </w:pPr>
+      <w:r>
+        <w:t>29. Project portfolio milestone</w:t>
+      </w:r>
+    </w:p>
+    <w:p>
+      <w:r>
+        <w:t>Project: Responsible Plant Classifier</w:t>
+      </w:r>
+    </w:p>
+    <w:p>
+      <w:r>
+        <w:t>Current milestone: Frame the need. Name the user, the problem, allowed inputs and a safe simple starting method.</w:t>
+      </w:r>
+    </w:p>
+    <w:p>
+      <w:r>
+        <w:t>For your Responsible Plant Classifier, save the input, procedure, observed result and limitation of this check. Label this worked example as practice; use a different, previously unreviewed case when checking independent understanding.</w:t>
+      </w:r>
+    </w:p>
+    <w:tbl>
+      <w:tblPr>
+        <w:tblStyle w:val="LightShading-Accent1"/>
+        <w:tblW w:type="auto" w:w="0"/>
+        <w:tblLook w:firstColumn="1" w:firstRow="1" w:lastColumn="0" w:lastRow="0" w:noHBand="0" w:noVBand="1" w:val="04A0"/>
+      </w:tblPr>
+      <w:tblGrid>
+        <w:gridCol w:w="5112"/>
+        <w:gridCol w:w="5112"/>
+      </w:tblGrid>
+      <w:tr>
+        <w:trPr>
+          <w:tblHeader/>
+        </w:trPr>
+        <w:tc>
+          <w:tcPr>
+            <w:tcW w:type="dxa" w:w="5112"/>
+          </w:tcPr>
+          <w:p>
+            <w:r>
+              <w:t>Evidence to keep</w:t>
+            </w:r>
+          </w:p>
+        </w:tc>
+        <w:tc>
+          <w:tcPr>
+            <w:tcW w:type="dxa" w:w="5112"/>
+          </w:tcPr>
+          <w:p>
+            <w:r>
+              <w:t>My record</w:t>
+            </w:r>
+          </w:p>
+        </w:tc>
+      </w:tr>
+      <w:tr>
+        <w:tc>
+          <w:tcPr>
+            <w:tcW w:type="dxa" w:w="5112"/>
+          </w:tcPr>
+          <w:p>
+            <w:r>
+              <w:t>This week’s input and deciding step</w:t>
+            </w:r>
+          </w:p>
+        </w:tc>
+        <w:tc>
+          <w:tcPr>
+            <w:tcW w:type="dxa" w:w="5112"/>
+          </w:tcPr>
+          <w:p>
+            <w:r/>
+          </w:p>
+        </w:tc>
+      </w:tr>
+      <w:tr>
+        <w:tc>
+          <w:tcPr>
+            <w:tcW w:type="dxa" w:w="5112"/>
+          </w:tcPr>
+          <w:p>
+            <w:r>
+              <w:t>Prediction and actual result (or labelled paper trace)</w:t>
+            </w:r>
+          </w:p>
+        </w:tc>
+        <w:tc>
+          <w:tcPr>
+            <w:tcW w:type="dxa" w:w="5112"/>
+          </w:tcPr>
+          <w:p>
+            <w:r/>
+          </w:p>
+        </w:tc>
+      </w:tr>
+      <w:tr>
+        <w:tc>
+          <w:tcPr>
+            <w:tcW w:type="dxa" w:w="5112"/>
+          </w:tcPr>
+          <w:p>
+            <w:r>
+              <w:t>One change since the previous checkpoint and why</w:t>
+            </w:r>
+          </w:p>
+        </w:tc>
+        <w:tc>
+          <w:tcPr>
+            <w:tcW w:type="dxa" w:w="5112"/>
+          </w:tcPr>
+          <w:p>
+            <w:r/>
+          </w:p>
+        </w:tc>
+      </w:tr>
+      <w:tr>
+        <w:tc>
+          <w:tcPr>
+            <w:tcW w:type="dxa" w:w="5112"/>
+          </w:tcPr>
+          <w:p>
+            <w:r>
+              <w:t>One error or limit and the next test</w:t>
+            </w:r>
+          </w:p>
+        </w:tc>
+        <w:tc>
+          <w:tcPr>
+            <w:tcW w:type="dxa" w:w="5112"/>
+          </w:tcPr>
+          <w:p>
+            <w:r/>
+          </w:p>
+        </w:tc>
+      </w:tr>
+    </w:tbl>
+    <w:p>
+      <w:pPr>
+        <w:pStyle w:val="Heading3"/>
+      </w:pPr>
+      <w:r>
+        <w:t>Explain what this week adds to your project. Reuse last week’s record rather than starting again.</w:t>
+      </w:r>
+    </w:p>
+    <w:p>
+      <w:r>
+        <w:t>________________________________________________________________</w:t>
+      </w:r>
+    </w:p>
+    <w:p>
+      <w:r>
+        <w:t>________________________________________________________________</w:t>
+      </w:r>
+    </w:p>
+    <w:p>
+      <w:r>
+        <w:t>________________________________________________________________</w:t>
+      </w:r>
+    </w:p>
+    <w:p>
+      <w:r>
+        <w:t>________________________________________________________________</w:t>
+      </w:r>
+    </w:p>
+    <w:p>
+      <w:r>
+        <w:t>________________________________________________________________</w:t>
+      </w:r>
+    </w:p>
     <w:sectPr>
       <w:pgSz w:w="12240" w:h="15840"/>
       <w:pgMar w:top="936" w:right="1008" w:bottom="936" w:left="1008" w:header="720" w:footer="720" w:gutter="0"/>

--- a/downloads/workbook/ai-4-week-04.docx
+++ b/downloads/workbook/ai-4-week-04.docx
@@ -1931,6 +1931,243 @@
       </w:pPr>
       <w:r>
         <w:t>Explain what this week adds to your project. Reuse last week’s record rather than starting again.</w:t>
+      </w:r>
+    </w:p>
+    <w:p>
+      <w:r>
+        <w:t>________________________________________________________________</w:t>
+      </w:r>
+    </w:p>
+    <w:p>
+      <w:r>
+        <w:t>________________________________________________________________</w:t>
+      </w:r>
+    </w:p>
+    <w:p>
+      <w:r>
+        <w:t>________________________________________________________________</w:t>
+      </w:r>
+    </w:p>
+    <w:p>
+      <w:r>
+        <w:t>________________________________________________________________</w:t>
+      </w:r>
+    </w:p>
+    <w:p>
+      <w:r>
+        <w:t>________________________________________________________________</w:t>
+      </w:r>
+    </w:p>
+    <w:p>
+      <w:pPr>
+        <w:pStyle w:val="Heading1"/>
+      </w:pPr>
+      <w:r>
+        <w:t>30. Supported practice and learning evidence</w:t>
+      </w:r>
+    </w:p>
+    <w:p>
+      <w:r>
+        <w:t>Use this supported practice once, in the browser or on paper. Keep the reserved independent assessment for a separate first attempt before teacher feedback.</w:t>
+      </w:r>
+    </w:p>
+    <w:p>
+      <w:r>
+        <w:t>Inspect a small table before asking Python to compute an average.</w:t>
+      </w:r>
+    </w:p>
+    <w:p>
+      <w:pPr>
+        <w:pStyle w:val="Heading3"/>
+      </w:pPr>
+      <w:r>
+        <w:t>Practice 1: explain the deciding evidence</w:t>
+      </w:r>
+    </w:p>
+    <w:p>
+      <w:r>
+        <w:t>Which labelled step matches this detail? Report 3/4 measured, retaining the missing record separately.</w:t>
+      </w:r>
+    </w:p>
+    <w:p>
+      <w:r>
+        <w:t>1. Check records</w:t>
+      </w:r>
+    </w:p>
+    <w:p>
+      <w:r>
+        <w:t>2. Report coverage</w:t>
+      </w:r>
+    </w:p>
+    <w:p>
+      <w:r>
+        <w:t>3. Calculate mean</w:t>
+      </w:r>
+    </w:p>
+    <w:p>
+      <w:pPr>
+        <w:pStyle w:val="Heading3"/>
+      </w:pPr>
+      <w:r>
+        <w:t>My selected conclusion, deciding fact and explanation</w:t>
+      </w:r>
+    </w:p>
+    <w:p>
+      <w:r>
+        <w:t>________________________________________________________________</w:t>
+      </w:r>
+    </w:p>
+    <w:p>
+      <w:r>
+        <w:t>________________________________________________________________</w:t>
+      </w:r>
+    </w:p>
+    <w:p>
+      <w:r>
+        <w:t>________________________________________________________________</w:t>
+      </w:r>
+    </w:p>
+    <w:p>
+      <w:r>
+        <w:t>________________________________________________________________</w:t>
+      </w:r>
+    </w:p>
+    <w:p>
+      <w:r>
+        <w:t>________________________________________________________________</w:t>
+      </w:r>
+    </w:p>
+    <w:p>
+      <w:r>
+        <w:t>Hint if needed: Read the steps in the pictorial case. Match the supplied detail to the stage that performs or records it.</w:t>
+      </w:r>
+    </w:p>
+    <w:p>
+      <w:r>
+        <w:t>After your attempt, compare with the supported explanation: Report coverage Report 3/4 measured, retaining the missing record separately. Read the picture in order. Report 3/4 measured, retaining the missing record separately. The arrows show which recorded input or intermediate result each decision uses. Explain the deciding step aloud before checking the changed case; pointing to the final answer alone does not show how it follows.</w:t>
+      </w:r>
+    </w:p>
+    <w:p>
+      <w:pPr>
+        <w:pStyle w:val="Heading3"/>
+      </w:pPr>
+      <w:r>
+        <w:t>Practice 2: explain the deciding evidence</w:t>
+      </w:r>
+    </w:p>
+    <w:p>
+      <w:r>
+        <w:t>Changed-case practice: S changes from 0 to None. Which conclusion is supported by the supplied facts?</w:t>
+      </w:r>
+    </w:p>
+    <w:p>
+      <w:r>
+        <w:t>1. This one example guarantees correct results for every future input.</w:t>
+      </w:r>
+    </w:p>
+    <w:p>
+      <w:r>
+        <w:t>2. We can decide the result without examining the changed input or the procedure.</w:t>
+      </w:r>
+    </w:p>
+    <w:p>
+      <w:r>
+        <w:t>3. Mean becomes (2+6)/2=4 cm with 2/4 measured.</w:t>
+      </w:r>
+    </w:p>
+    <w:p>
+      <w:pPr>
+        <w:pStyle w:val="Heading3"/>
+      </w:pPr>
+      <w:r>
+        <w:t>My selected conclusion, deciding fact and explanation</w:t>
+      </w:r>
+    </w:p>
+    <w:p>
+      <w:r>
+        <w:t>________________________________________________________________</w:t>
+      </w:r>
+    </w:p>
+    <w:p>
+      <w:r>
+        <w:t>________________________________________________________________</w:t>
+      </w:r>
+    </w:p>
+    <w:p>
+      <w:r>
+        <w:t>________________________________________________________________</w:t>
+      </w:r>
+    </w:p>
+    <w:p>
+      <w:r>
+        <w:t>________________________________________________________________</w:t>
+      </w:r>
+    </w:p>
+    <w:p>
+      <w:r>
+        <w:t>________________________________________________________________</w:t>
+      </w:r>
+    </w:p>
+    <w:p>
+      <w:r>
+        <w:t>Hint if needed: Use the changed condition and the deciding step in the pictorial trace. The answer must say what follows from those facts.</w:t>
+      </w:r>
+    </w:p>
+    <w:p>
+      <w:r>
+        <w:t>After your attempt, compare with the supported explanation: Mean becomes (2+6)/2=4 cm with 2/4 measured. Removing a measured zero changes both the denominator and the coverage.</w:t>
+      </w:r>
+    </w:p>
+    <w:p>
+      <w:pPr>
+        <w:pStyle w:val="Heading3"/>
+      </w:pPr>
+      <w:r>
+        <w:t>Repair a missing building block</w:t>
+      </w:r>
+    </w:p>
+    <w:p>
+      <w:r>
+        <w:t>Review Classification or Regression? (ai-4/3). Goal: Identify a task from the meaning of its target. Short practice: Did regression MAE improve when the boundary changed? Point to the relevant step in the picture, then write the changed result and the rule or evidence that supports it.. Return to this week and explain what you changed.</w:t>
+      </w:r>
+    </w:p>
+    <w:p>
+      <w:r>
+        <w:t>Review The ML Lifecycle (ai-4/1). Goal: Distinguish fitting a rule from applying a fixed rule. Short practice: Should the team silently retune on the changed test? Point to the relevant step in the picture, then write the changed result and the rule or evidence that supports it.. Return to this week and explain what you changed.</w:t>
+      </w:r>
+    </w:p>
+    <w:p>
+      <w:pPr>
+        <w:pStyle w:val="Heading3"/>
+      </w:pPr>
+      <w:r>
+        <w:t>Predict, run and debug</w:t>
+      </w:r>
+    </w:p>
+    <w:p>
+      <w:r>
+        <w:t>The browser lab lets you edit the supported Python examples already included in this lesson. Predict first, run, inspect the actual output or error, change one input, then run again. Keep code, predictions, actual results and a reasoned revision together. On paper, label your result as a trace rather than an execution.</w:t>
+      </w:r>
+    </w:p>
+    <w:p>
+      <w:pPr>
+        <w:pStyle w:val="Heading3"/>
+      </w:pPr>
+      <w:r>
+        <w:t>Keep your completed work</w:t>
+      </w:r>
+    </w:p>
+    <w:p>
+      <w:r>
+        <w:t>Use Download completed work in the hosted lesson to export your answers, reflections, practice feedback and code-run evidence. Open the HTML copy to read or print it. Drafts stay in this browser when storage is available; clear drafts on a shared device.</w:t>
+      </w:r>
+    </w:p>
+    <w:p>
+      <w:pPr>
+        <w:pStyle w:val="Heading3"/>
+      </w:pPr>
+      <w:r>
+        <w:t>What I repaired, the evidence I kept and the next test</w:t>
       </w:r>
     </w:p>
     <w:p>

--- a/downloads/workbook/ai-4-week-04.docx
+++ b/downloads/workbook/ai-4-week-04.docx
@@ -30,6 +30,17 @@
     </w:p>
     <w:p>
       <w:r>
+        <w:t>Record your starting explanation for Python and Table Readiness before opening notes. Show any later correction separately.</w:t>
+      </w:r>
+    </w:p>
+    <w:p>
+      <w:pPr>
+        <w:spacing w:line="336" w:lineRule="auto" w:after="180"/>
+      </w:pPr>
+      <w:r>
+        <w:rPr>
+          <w:b w:val="0"/>
+        </w:rPr>
         <w:t>Try the recall before opening notes. Then use a different colour or a labelled second line to correct your explanation.</w:t>
       </w:r>
     </w:p>
@@ -42,7 +53,13 @@
       </w:r>
     </w:p>
     <w:p>
-      <w:r>
+      <w:pPr>
+        <w:spacing w:line="336" w:lineRule="auto" w:after="180"/>
+      </w:pPr>
+      <w:r>
+        <w:rPr>
+          <w:b w:val="0"/>
+        </w:rPr>
         <w:t>Without opening the old lesson, explain one key idea from Classification or Regression?. Give an example and a mistake that the idea helps you avoid.</w:t>
       </w:r>
     </w:p>
@@ -78,7 +95,13 @@
       </w:r>
     </w:p>
     <w:p>
-      <w:r>
+      <w:pPr>
+        <w:spacing w:line="336" w:lineRule="auto" w:after="180"/>
+      </w:pPr>
+      <w:r>
+        <w:rPr>
+          <w:b w:val="0"/>
+        </w:rPr>
         <w:t>Without opening the old lesson, explain one key idea from The ML Lifecycle. Give an example and a mistake that the idea helps you avoid.</w:t>
       </w:r>
     </w:p>
@@ -115,7 +138,30 @@
     </w:p>
     <w:p>
       <w:r>
-        <w:t>Use W2: Classify records for Rows columns and schemas. Record the answer once; the lesson and workbook refer to the same attempt.</w:t>
+        <w:t>Complete the supported Python and Table Readiness trace and record the first step you can explain without help.</w:t>
+      </w:r>
+    </w:p>
+    <w:p>
+      <w:pPr>
+        <w:spacing w:line="336" w:lineRule="auto" w:after="180"/>
+      </w:pPr>
+      <w:r>
+        <w:rPr>
+          <w:b w:val="0"/>
+        </w:rPr>
+        <w:t xml:space="preserve">Use W2: Classify records for Rows columns and </w:t>
+      </w:r>
+      <w:r>
+        <w:rPr>
+          <w:b/>
+        </w:rPr>
+        <w:t>schema</w:t>
+      </w:r>
+      <w:r>
+        <w:rPr>
+          <w:b w:val="0"/>
+        </w:rPr>
+        <w:t>s. Record the answer once; the lesson and workbook refer to the same attempt.</w:t>
       </w:r>
     </w:p>
     <w:tbl>
@@ -243,7 +289,41 @@
     </w:p>
     <w:p>
       <w:r>
-        <w:t>Use the worked case for Rows columns and schemas. Proposed explanation: “A successful run proves the conclusion”. Decide whether this explanation is supported. Point to the step or supplied fact that decides; explain your repair if needed.</w:t>
+        <w:t>Check the proposed Python and Table Readiness explanation against the supplied facts before discussing it.</w:t>
+      </w:r>
+    </w:p>
+    <w:p>
+      <w:pPr>
+        <w:spacing w:line="336" w:lineRule="auto" w:after="180"/>
+      </w:pPr>
+      <w:r>
+        <w:rPr>
+          <w:b w:val="0"/>
+        </w:rPr>
+        <w:t xml:space="preserve">Use the worked case for Rows columns and </w:t>
+      </w:r>
+      <w:r>
+        <w:rPr>
+          <w:b/>
+        </w:rPr>
+        <w:t>schema</w:t>
+      </w:r>
+      <w:r>
+        <w:rPr>
+          <w:b w:val="0"/>
+        </w:rPr>
+        <w:t>s. Proposed explanation: “A successful run proves the conclusion”. Decide whether this explanation is supported.</w:t>
+      </w:r>
+    </w:p>
+    <w:p>
+      <w:pPr>
+        <w:spacing w:line="336" w:lineRule="auto" w:after="180"/>
+      </w:pPr>
+      <w:r>
+        <w:rPr>
+          <w:b w:val="0"/>
+        </w:rPr>
+        <w:t>Point to the step or supplied fact that decides; explain your repair if needed.</w:t>
       </w:r>
     </w:p>
     <w:p>
@@ -283,6 +363,11 @@
       </w:r>
     </w:p>
     <w:p>
+      <w:r>
+        <w:t>Write one first attempt at the reserved independent case before feedback. Repeated copies of that case refer to the same recorded attempt.</w:t>
+      </w:r>
+    </w:p>
+    <w:p>
       <w:pPr>
         <w:pStyle w:val="Heading3"/>
       </w:pPr>
@@ -291,7 +376,14 @@
       </w:r>
     </w:p>
     <w:p>
-      <w:r>
+      <w:pPr>
+        <w:spacing w:line="336" w:lineRule="auto" w:after="180"/>
+        <w:shd w:fill="F5F1FB"/>
+      </w:pPr>
+      <w:r>
+        <w:rPr>
+          <w:b w:val="0"/>
+        </w:rPr>
         <w:t>Supplied values are3,7,14. Compute their mean. What should a function report for an empty list? How should it handle a missing fourth record?</w:t>
       </w:r>
     </w:p>
@@ -339,7 +431,13 @@
       </w:r>
     </w:p>
     <w:p>
-      <w:r>
+      <w:pPr>
+        <w:spacing w:line="336" w:lineRule="auto" w:after="180"/>
+      </w:pPr>
+      <w:r>
+        <w:rPr>
+          <w:b w:val="0"/>
+        </w:rPr>
         <w:t>Attempt this case before feedback. Record any help. Earlier examples below are further practice; a case already practised with feedback cannot establish fresh transfer.</w:t>
       </w:r>
     </w:p>
@@ -353,6 +451,17 @@
     </w:p>
     <w:p>
       <w:r>
+        <w:t>Connect the Python and Table Readiness target to a trace and a justified conclusion.</w:t>
+      </w:r>
+    </w:p>
+    <w:p>
+      <w:pPr>
+        <w:spacing w:line="336" w:lineRule="auto" w:after="180"/>
+      </w:pPr>
+      <w:r>
+        <w:rPr>
+          <w:b w:val="0"/>
+        </w:rPr>
         <w:t>Trace mean for [4,8,12] using sum(values)/len(values). What should the program do for []? Explain why returning 0 silently is misleading.</w:t>
       </w:r>
     </w:p>
@@ -366,17 +475,46 @@
     </w:p>
     <w:p>
       <w:r>
+        <w:t>Solve the supplied Python and Table Readiness case and show the deciding evidence.</w:t>
+      </w:r>
+    </w:p>
+    <w:p>
+      <w:pPr>
+        <w:spacing w:line="336" w:lineRule="auto" w:after="180"/>
+      </w:pPr>
+      <w:r>
+        <w:rPr>
+          <w:b w:val="0"/>
+        </w:rPr>
         <w:t>Python lengths=[4,6,8]; total=sum(lengths); mean=total/len(lengths).</w:t>
       </w:r>
     </w:p>
     <w:p>
-      <w:r>
+      <w:pPr>
+        <w:spacing w:line="336" w:lineRule="auto" w:after="180"/>
+      </w:pPr>
+      <w:r>
+        <w:rPr>
+          <w:b w:val="0"/>
+        </w:rPr>
         <w:t>Trace and handle an empty list.</w:t>
       </w:r>
     </w:p>
     <w:p>
-      <w:r>
-        <w:t>Show your trace, calculation or evidence</w:t>
+      <w:pPr>
+        <w:spacing w:line="336" w:lineRule="auto" w:after="180"/>
+      </w:pPr>
+      <w:r>
+        <w:rPr>
+          <w:b w:val="0"/>
+        </w:rPr>
+        <w:t xml:space="preserve">Show your trace, calculation or </w:t>
+      </w:r>
+      <w:r>
+        <w:rPr>
+          <w:b/>
+        </w:rPr>
+        <w:t>evidence</w:t>
       </w:r>
     </w:p>
     <w:p>
@@ -422,11 +560,28 @@
     </w:p>
     <w:p>
       <w:r>
+        <w:t>Apply the procedure to the changed case and record why the conclusion follows.</w:t>
+      </w:r>
+    </w:p>
+    <w:p>
+      <w:pPr>
+        <w:spacing w:line="336" w:lineRule="auto" w:after="180"/>
+      </w:pPr>
+      <w:r>
+        <w:rPr>
+          <w:b w:val="0"/>
+        </w:rPr>
         <w:t>Trace Python: lengths = [4, 7, 9]; selected = lengths[1]; total = selected + 3. Give selected and total.</w:t>
       </w:r>
     </w:p>
     <w:p>
-      <w:r>
+      <w:pPr>
+        <w:spacing w:line="336" w:lineRule="auto" w:after="180"/>
+      </w:pPr>
+      <w:r>
+        <w:rPr>
+          <w:b w:val="0"/>
+        </w:rPr>
         <w:t>My independent answer and reason</w:t>
       </w:r>
     </w:p>
@@ -481,7 +636,30 @@
     </w:p>
     <w:p>
       <w:r>
-        <w:t>Create a changed input, boundary case or missing-information case. Write the expected answer or safe response before testing.</w:t>
+        <w:t>Specify a changed input, expected result and observation separately.</w:t>
+      </w:r>
+    </w:p>
+    <w:p>
+      <w:pPr>
+        <w:spacing w:line="336" w:lineRule="auto" w:after="180"/>
+      </w:pPr>
+      <w:r>
+        <w:rPr>
+          <w:b w:val="0"/>
+        </w:rPr>
+        <w:t xml:space="preserve">Create a changed </w:t>
+      </w:r>
+      <w:r>
+        <w:rPr>
+          <w:b/>
+        </w:rPr>
+        <w:t>input</w:t>
+      </w:r>
+      <w:r>
+        <w:rPr>
+          <w:b w:val="0"/>
+        </w:rPr>
+        <w:t>, boundary case or missing-information case. Write the expected answer or safe response before testing.</w:t>
       </w:r>
     </w:p>
     <w:tbl>
@@ -610,12 +788,65 @@
     </w:p>
     <w:p>
       <w:r>
-        <w:t>Create a tiny five-row plant table with explicit column names, types, units, and a reproducible summary calculation.</w:t>
-      </w:r>
-    </w:p>
-    <w:p>
-      <w:r>
-        <w:t>The project change and evidence I will keep</w:t>
+        <w:t>Justify what Python and Table Readiness adds to Responsible Plant Classifier and keep the evidence.</w:t>
+      </w:r>
+    </w:p>
+    <w:p>
+      <w:pPr>
+        <w:spacing w:line="336" w:lineRule="auto" w:after="180"/>
+      </w:pPr>
+      <w:r>
+        <w:rPr>
+          <w:b w:val="0"/>
+        </w:rPr>
+        <w:t xml:space="preserve">Create a tiny five-row plant table with explicit column names, </w:t>
+      </w:r>
+      <w:r>
+        <w:rPr>
+          <w:b/>
+        </w:rPr>
+        <w:t>type</w:t>
+      </w:r>
+      <w:r>
+        <w:rPr>
+          <w:b w:val="0"/>
+        </w:rPr>
+        <w:t xml:space="preserve">s, </w:t>
+      </w:r>
+      <w:r>
+        <w:rPr>
+          <w:b/>
+        </w:rPr>
+        <w:t>unit</w:t>
+      </w:r>
+      <w:r>
+        <w:rPr>
+          <w:b w:val="0"/>
+        </w:rPr>
+        <w:t>s, and a reproducible summary calculation.</w:t>
+      </w:r>
+    </w:p>
+    <w:p>
+      <w:pPr>
+        <w:spacing w:line="336" w:lineRule="auto" w:after="180"/>
+      </w:pPr>
+      <w:r>
+        <w:rPr>
+          <w:b w:val="0"/>
+        </w:rPr>
+        <w:t xml:space="preserve">The project change and </w:t>
+      </w:r>
+      <w:r>
+        <w:rPr>
+          <w:b/>
+        </w:rPr>
+        <w:t>evidence</w:t>
+      </w:r>
+      <w:r>
+        <w:rPr>
+          <w:b w:val="0"/>
+        </w:rPr>
+        <w:t xml:space="preserve"> I will keep</w:t>
       </w:r>
     </w:p>
     <w:p>
@@ -661,11 +892,54 @@
     </w:p>
     <w:p>
       <w:r>
-        <w:t>I can explain the mechanism. I can show evidence. I can handle a changed case. I can name a limit. Mark each as not yet, with help or independently, and attach supporting work.</w:t>
-      </w:r>
-    </w:p>
-    <w:p>
-      <w:r>
+        <w:t>Judge explanation, evidence, transfer and limits separately; attach the work behind your judgement.</w:t>
+      </w:r>
+    </w:p>
+    <w:p>
+      <w:pPr>
+        <w:pStyle w:val="ListBullet"/>
+      </w:pPr>
+      <w:r>
+        <w:t>I can explain the mechanism.</w:t>
+      </w:r>
+    </w:p>
+    <w:p>
+      <w:pPr>
+        <w:pStyle w:val="ListBullet"/>
+      </w:pPr>
+      <w:r>
+        <w:t>I can show evidence.</w:t>
+      </w:r>
+    </w:p>
+    <w:p>
+      <w:pPr>
+        <w:pStyle w:val="ListBullet"/>
+      </w:pPr>
+      <w:r>
+        <w:t>I can handle a changed case.</w:t>
+      </w:r>
+    </w:p>
+    <w:p>
+      <w:pPr>
+        <w:pStyle w:val="ListBullet"/>
+      </w:pPr>
+      <w:r>
+        <w:t>I can name a limit.</w:t>
+      </w:r>
+    </w:p>
+    <w:p>
+      <w:r>
+        <w:t>Mark each as not yet, with help or independently, and attach supporting work.</w:t>
+      </w:r>
+    </w:p>
+    <w:p>
+      <w:pPr>
+        <w:spacing w:line="336" w:lineRule="auto" w:after="180"/>
+      </w:pPr>
+      <w:r>
+        <w:rPr>
+          <w:b w:val="0"/>
+        </w:rPr>
         <w:t>Teacher review ____________________  Next step ____________________</w:t>
       </w:r>
     </w:p>
@@ -679,6 +953,17 @@
     </w:p>
     <w:p>
       <w:r>
+        <w:t>Use this earlier case as transfer practice. A case already discussed with feedback is not fresh assessment evidence.</w:t>
+      </w:r>
+    </w:p>
+    <w:p>
+      <w:pPr>
+        <w:spacing w:line="336" w:lineRule="auto" w:after="180"/>
+      </w:pPr>
+      <w:r>
+        <w:rPr>
+          <w:b w:val="0"/>
+        </w:rPr>
         <w:t>Trace mean for [4,8,12] using sum(values)/len(values). What should the program do for []? Explain why returning 0 silently is misleading.</w:t>
       </w:r>
     </w:p>
@@ -726,7 +1011,13 @@
       </w:r>
     </w:p>
     <w:p>
-      <w:r>
+      <w:pPr>
+        <w:spacing w:line="336" w:lineRule="auto" w:after="180"/>
+      </w:pPr>
+      <w:r>
+        <w:rPr>
+          <w:b w:val="0"/>
+        </w:rPr>
         <w:t>Record support used: none, hint or teacher explanation.</w:t>
       </w:r>
     </w:p>
@@ -740,7 +1031,30 @@
     </w:p>
     <w:p>
       <w:r>
-        <w:t>List the required fields, types and duration boundaries for the worked table.</w:t>
+        <w:t>State a schema. Apply the supplied Python and Table Readiness facts and keep your reasoning.</w:t>
+      </w:r>
+    </w:p>
+    <w:p>
+      <w:pPr>
+        <w:spacing w:line="336" w:lineRule="auto" w:after="180"/>
+      </w:pPr>
+      <w:r>
+        <w:rPr>
+          <w:b w:val="0"/>
+        </w:rPr>
+        <w:t xml:space="preserve">List the required fields, </w:t>
+      </w:r>
+      <w:r>
+        <w:rPr>
+          <w:b/>
+        </w:rPr>
+        <w:t>type</w:t>
+      </w:r>
+      <w:r>
+        <w:rPr>
+          <w:b w:val="0"/>
+        </w:rPr>
+        <w:t>s and duration boundaries for the worked table.</w:t>
       </w:r>
     </w:p>
     <w:p>
@@ -791,7 +1105,30 @@
     </w:p>
     <w:p>
       <w:r>
-        <w:t>Classify minutes values 0, 60, -1 and 61 under this schema.</w:t>
+        <w:t>Classify records. Apply the supplied Python and Table Readiness facts and keep your reasoning.</w:t>
+      </w:r>
+    </w:p>
+    <w:p>
+      <w:pPr>
+        <w:spacing w:line="336" w:lineRule="auto" w:after="180"/>
+      </w:pPr>
+      <w:r>
+        <w:rPr>
+          <w:b w:val="0"/>
+        </w:rPr>
+        <w:t xml:space="preserve">Classify minutes values 0, 60, -1 and 61 under this </w:t>
+      </w:r>
+      <w:r>
+        <w:rPr>
+          <w:b/>
+        </w:rPr>
+        <w:t>schema</w:t>
+      </w:r>
+      <w:r>
+        <w:rPr>
+          <w:b w:val="0"/>
+        </w:rPr>
+        <w:t>.</w:t>
       </w:r>
     </w:p>
     <w:p>
@@ -842,6 +1179,17 @@
     </w:p>
     <w:p>
       <w:r>
+        <w:t>Repair a unit problem. Apply the supplied Python and Table Readiness facts and keep your reasoning.</w:t>
+      </w:r>
+    </w:p>
+    <w:p>
+      <w:pPr>
+        <w:spacing w:line="336" w:lineRule="auto" w:after="180"/>
+      </w:pPr>
+      <w:r>
+        <w:rPr>
+          <w:b w:val="0"/>
+        </w:rPr>
         <w:t>A source says 180 seconds but the row says minutes: 180. Give a documented correction.</w:t>
       </w:r>
     </w:p>
@@ -893,6 +1241,17 @@
     </w:p>
     <w:p>
       <w:r>
+        <w:t>Attempt before feedback. If this repeats the selected independent case, reuse that first attempt; otherwise keep a separate record. Design a schema independently. Apply the supplied Python and Table Readiness facts and keep your reasoning.</w:t>
+      </w:r>
+    </w:p>
+    <w:p>
+      <w:pPr>
+        <w:spacing w:line="336" w:lineRule="auto" w:after="180"/>
+      </w:pPr>
+      <w:r>
+        <w:rPr>
+          <w:b w:val="0"/>
+        </w:rPr>
         <w:t>For a fictional shelf audit, define label and book_count fields. Require a nonempty text label and an integer count from 0 to 40. Give two valid and two invalid records with reasons.</w:t>
       </w:r>
     </w:p>
@@ -954,7 +1313,31 @@
     </w:p>
     <w:p>
       <w:r>
-        <w:t>A row says Reading, 12 and passes. Does that establish the session really lasted 12 minutes?</w:t>
+        <w:t>Separate validity and truth. Apply the supplied Python and Table Readiness facts and keep your reasoning.</w:t>
+      </w:r>
+    </w:p>
+    <w:p>
+      <w:pPr>
+        <w:spacing w:line="336" w:lineRule="auto" w:after="180"/>
+        <w:shd w:fill="F5F1FB"/>
+      </w:pPr>
+      <w:r>
+        <w:rPr>
+          <w:b w:val="0"/>
+        </w:rPr>
+        <w:t xml:space="preserve">A row says Reading, 12 and passes. Does that establish the session really lasted </w:t>
+      </w:r>
+      <w:r>
+        <w:rPr>
+          <w:b/>
+        </w:rPr>
+        <w:t>12 minutes</w:t>
+      </w:r>
+      <w:r>
+        <w:rPr>
+          <w:b w:val="0"/>
+        </w:rPr>
+        <w:t>?</w:t>
       </w:r>
     </w:p>
     <w:p>
@@ -1005,7 +1388,30 @@
     </w:p>
     <w:p>
       <w:r>
-        <w:t>Before and after int("8"), identify the types and values.</w:t>
+        <w:t>Use the supplied Python and Table Readiness task to record your reasoning, evidence and next step.</w:t>
+      </w:r>
+    </w:p>
+    <w:p>
+      <w:pPr>
+        <w:spacing w:line="336" w:lineRule="auto" w:after="180"/>
+      </w:pPr>
+      <w:r>
+        <w:rPr>
+          <w:b w:val="0"/>
+        </w:rPr>
+        <w:t xml:space="preserve">Before and after int("8"), identify the </w:t>
+      </w:r>
+      <w:r>
+        <w:rPr>
+          <w:b/>
+        </w:rPr>
+        <w:t>type</w:t>
+      </w:r>
+      <w:r>
+        <w:rPr>
+          <w:b w:val="0"/>
+        </w:rPr>
+        <w:t>s and values.</w:t>
       </w:r>
     </w:p>
     <w:p>
@@ -1056,7 +1462,31 @@
     </w:p>
     <w:p>
       <w:r>
-        <w:t>A sandbox file has lines 5, 0 and 2. What total does the worked reader print?</w:t>
+        <w:t>Use the supplied Python and Table Readiness task to record your reasoning, evidence and next step.</w:t>
+      </w:r>
+    </w:p>
+    <w:p>
+      <w:pPr>
+        <w:spacing w:line="336" w:lineRule="auto" w:after="180"/>
+        <w:shd w:fill="F5F1FB"/>
+      </w:pPr>
+      <w:r>
+        <w:rPr>
+          <w:b w:val="0"/>
+        </w:rPr>
+        <w:t xml:space="preserve">A sandbox </w:t>
+      </w:r>
+      <w:r>
+        <w:rPr>
+          <w:b/>
+        </w:rPr>
+        <w:t>file</w:t>
+      </w:r>
+      <w:r>
+        <w:rPr>
+          <w:b w:val="0"/>
+        </w:rPr>
+        <w:t xml:space="preserve"> has lines 5, 0 and 2. What total does the worked reader print?</w:t>
       </w:r>
     </w:p>
     <w:p>
@@ -1107,7 +1537,30 @@
     </w:p>
     <w:p>
       <w:r>
-        <w:t>The file is in the class-data folder but the script looks in its working folder. Give a safe repair.</w:t>
+        <w:t>Use the supplied Python and Table Readiness task to record your reasoning, evidence and next step.</w:t>
+      </w:r>
+    </w:p>
+    <w:p>
+      <w:pPr>
+        <w:spacing w:line="336" w:lineRule="auto" w:after="180"/>
+      </w:pPr>
+      <w:r>
+        <w:rPr>
+          <w:b w:val="0"/>
+        </w:rPr>
+        <w:t xml:space="preserve">The </w:t>
+      </w:r>
+      <w:r>
+        <w:rPr>
+          <w:b/>
+        </w:rPr>
+        <w:t>file</w:t>
+      </w:r>
+      <w:r>
+        <w:rPr>
+          <w:b w:val="0"/>
+        </w:rPr>
+        <w:t xml:space="preserve"> is in the class-data folder but the script looks in its working folder. Give a safe repair.</w:t>
       </w:r>
     </w:p>
     <w:p>
@@ -1158,7 +1611,30 @@
     </w:p>
     <w:p>
       <w:r>
-        <w:t>In a fresh sandbox file counters.txt put 4, 6 and 0 on separate lines. Adapt the reader, print the number of values and total. State the expected results.</w:t>
+        <w:t>Use the supplied Python and Table Readiness task to record your reasoning, evidence and next step.</w:t>
+      </w:r>
+    </w:p>
+    <w:p>
+      <w:pPr>
+        <w:spacing w:line="336" w:lineRule="auto" w:after="180"/>
+      </w:pPr>
+      <w:r>
+        <w:rPr>
+          <w:b w:val="0"/>
+        </w:rPr>
+        <w:t xml:space="preserve">In a fresh sandbox </w:t>
+      </w:r>
+      <w:r>
+        <w:rPr>
+          <w:b/>
+        </w:rPr>
+        <w:t>file</w:t>
+      </w:r>
+      <w:r>
+        <w:rPr>
+          <w:b w:val="0"/>
+        </w:rPr>
+        <w:t xml:space="preserve"> counters.txt put 4, 6 and 0 on separate lines. Adapt the reader, print the number of values and total. State the expected results.</w:t>
       </w:r>
     </w:p>
     <w:p>
@@ -1219,7 +1695,31 @@
     </w:p>
     <w:p>
       <w:r>
-        <w:t>The file contains twelve on one line. Why should the program not silently turn it into zero?</w:t>
+        <w:t>Use the supplied Python and Table Readiness task to record your reasoning, evidence and next step.</w:t>
+      </w:r>
+    </w:p>
+    <w:p>
+      <w:pPr>
+        <w:spacing w:line="336" w:lineRule="auto" w:after="180"/>
+        <w:shd w:fill="F5F1FB"/>
+      </w:pPr>
+      <w:r>
+        <w:rPr>
+          <w:b w:val="0"/>
+        </w:rPr>
+        <w:t xml:space="preserve">The </w:t>
+      </w:r>
+      <w:r>
+        <w:rPr>
+          <w:b/>
+        </w:rPr>
+        <w:t>file</w:t>
+      </w:r>
+      <w:r>
+        <w:rPr>
+          <w:b w:val="0"/>
+        </w:rPr>
+        <w:t xml:space="preserve"> contains twelve on one line. Why should the program not silently turn it into zero?</w:t>
       </w:r>
     </w:p>
     <w:p>
@@ -1270,6 +1770,18 @@
     </w:p>
     <w:p>
       <w:r>
+        <w:t>Use the supplied Python and Table Readiness task to record your reasoning, evidence and next step.</w:t>
+      </w:r>
+    </w:p>
+    <w:p>
+      <w:pPr>
+        <w:spacing w:line="336" w:lineRule="auto" w:after="180"/>
+        <w:shd w:fill="F5F1FB"/>
+      </w:pPr>
+      <w:r>
+        <w:rPr>
+          <w:b w:val="0"/>
+        </w:rPr>
         <w:t>What does parse_minutes("0") return, and why is zero allowed?</w:t>
       </w:r>
     </w:p>
@@ -1321,6 +1833,17 @@
     </w:p>
     <w:p>
       <w:r>
+        <w:t>Use the supplied Python and Table Readiness task to record your reasoning, evidence and next step.</w:t>
+      </w:r>
+    </w:p>
+    <w:p>
+      <w:pPr>
+        <w:spacing w:line="336" w:lineRule="auto" w:after="180"/>
+      </w:pPr>
+      <w:r>
+        <w:rPr>
+          <w:b w:val="0"/>
+        </w:rPr>
         <w:t>Compare parse_minutes("abc") and parse_minutes("70").</w:t>
       </w:r>
     </w:p>
@@ -1372,6 +1895,17 @@
     </w:p>
     <w:p>
       <w:r>
+        <w:t>Use the supplied Python and Table Readiness task to record your reasoning, evidence and next step.</w:t>
+      </w:r>
+    </w:p>
+    <w:p>
+      <w:pPr>
+        <w:spacing w:line="336" w:lineRule="auto" w:after="180"/>
+      </w:pPr>
+      <w:r>
+        <w:rPr>
+          <w:b w:val="0"/>
+        </w:rPr>
         <w:t>An except block returns 0 for any failure. State two problems and a repair.</w:t>
       </w:r>
     </w:p>
@@ -1423,7 +1957,30 @@
     </w:p>
     <w:p>
       <w:r>
-        <w:t>Adapt the function for count strings representing integers 0 through 10. Test "4", "0", "11", "four" and "-1" and record status/value.</w:t>
+        <w:t>Use the supplied Python and Table Readiness task to record your reasoning, evidence and next step.</w:t>
+      </w:r>
+    </w:p>
+    <w:p>
+      <w:pPr>
+        <w:spacing w:line="336" w:lineRule="auto" w:after="180"/>
+      </w:pPr>
+      <w:r>
+        <w:rPr>
+          <w:b w:val="0"/>
+        </w:rPr>
+        <w:t xml:space="preserve">Adapt the function for count strings representing integers 0 through 10. Test "4", "0", "11", "four" and "-1" and record </w:t>
+      </w:r>
+      <w:r>
+        <w:rPr>
+          <w:b/>
+        </w:rPr>
+        <w:t>status</w:t>
+      </w:r>
+      <w:r>
+        <w:rPr>
+          <w:b w:val="0"/>
+        </w:rPr>
+        <w:t>/value.</w:t>
       </w:r>
     </w:p>
     <w:p>
@@ -1484,6 +2041,18 @@
     </w:p>
     <w:p>
       <w:r>
+        <w:t>Use the supplied Python and Table Readiness task to record your reasoning, evidence and next step.</w:t>
+      </w:r>
+    </w:p>
+    <w:p>
+      <w:pPr>
+        <w:spacing w:line="336" w:lineRule="auto" w:after="180"/>
+        <w:shd w:fill="F5F1FB"/>
+      </w:pPr>
+      <w:r>
+        <w:rPr>
+          <w:b w:val="0"/>
+        </w:rPr>
         <w:t>A batch has 8 valid and 2 invalid lines. What should its report include?</w:t>
       </w:r>
     </w:p>
@@ -1531,6 +2100,11 @@
       </w:pPr>
       <w:r>
         <w:t>27. Feedback, return check and learning record</w:t>
+      </w:r>
+    </w:p>
+    <w:p>
+      <w:r>
+        <w:t>Record the first repaired step and a different case to revisit after a delay.</w:t>
       </w:r>
     </w:p>
     <w:tbl>
@@ -1670,7 +2244,13 @@
       </w:tr>
     </w:tbl>
     <w:p>
-      <w:r>
+      <w:pPr>
+        <w:spacing w:line="336" w:lineRule="auto" w:after="180"/>
+      </w:pPr>
+      <w:r>
+        <w:rPr>
+          <w:b w:val="0"/>
+        </w:rPr>
         <w:t>Revisit this idea with your teacher after a delay. Familiarity is different from explaining and using it on a changed case.</w:t>
       </w:r>
     </w:p>
@@ -1684,17 +2264,52 @@
     </w:p>
     <w:p>
       <w:r>
+        <w:t>Inspect a small table before asking Python to compute an average. Explain the labelled step before checking the changed condition.</w:t>
+      </w:r>
+    </w:p>
+    <w:p>
+      <w:pPr>
+        <w:spacing w:line="336" w:lineRule="auto" w:after="180"/>
+      </w:pPr>
+      <w:r>
+        <w:rPr>
+          <w:b w:val="0"/>
+        </w:rPr>
         <w:t>Inspect a small table before asking Python to compute an average.</w:t>
       </w:r>
     </w:p>
     <w:p>
-      <w:r>
+      <w:pPr>
+        <w:spacing w:line="336" w:lineRule="auto" w:after="180"/>
+      </w:pPr>
+      <w:r>
+        <w:rPr>
+          <w:b w:val="0"/>
+        </w:rPr>
         <w:t>Plant heights in cm: P=2, Q=6, R=None, S=0. None means unmeasured; zero is a recorded valid height.</w:t>
       </w:r>
     </w:p>
     <w:p>
-      <w:r>
-        <w:t>All inputs and outcomes in this worked example are invented classroom data; no real model run is claimed.</w:t>
+      <w:pPr>
+        <w:spacing w:line="336" w:lineRule="auto" w:after="180"/>
+      </w:pPr>
+      <w:r>
+        <w:rPr>
+          <w:b w:val="0"/>
+        </w:rPr>
+        <w:t xml:space="preserve">All </w:t>
+      </w:r>
+      <w:r>
+        <w:rPr>
+          <w:b/>
+        </w:rPr>
+        <w:t>input</w:t>
+      </w:r>
+      <w:r>
+        <w:rPr>
+          <w:b w:val="0"/>
+        </w:rPr>
+        <w:t>s and outcomes in this worked example are invented classroom data; no real model run is claimed.</w:t>
       </w:r>
     </w:p>
     <w:p>
@@ -1734,8 +2349,26 @@
       </w:r>
     </w:p>
     <w:p>
-      <w:r>
-        <w:t>Why should the missing value not silently become zero? Point to the relevant step in the picture, then write the changed result and the rule or evidence that supports it.</w:t>
+      <w:pPr>
+        <w:spacing w:line="336" w:lineRule="auto" w:after="180"/>
+      </w:pPr>
+      <w:r>
+        <w:rPr>
+          <w:b w:val="0"/>
+        </w:rPr>
+        <w:t xml:space="preserve">Why should the missing value not silently become zero? Point to the relevant step in the picture, then write the changed result and the rule or </w:t>
+      </w:r>
+      <w:r>
+        <w:rPr>
+          <w:b/>
+        </w:rPr>
+        <w:t>evidence</w:t>
+      </w:r>
+      <w:r>
+        <w:rPr>
+          <w:b w:val="0"/>
+        </w:rPr>
+        <w:t xml:space="preserve"> that supports it.</w:t>
       </w:r>
     </w:p>
     <w:p>
@@ -1777,13 +2410,69 @@
       </w:r>
     </w:p>
     <w:p>
-      <w:r>
-        <w:t>Support used: alone / hint / worked example. This record is practice evidence.</w:t>
-      </w:r>
-    </w:p>
-    <w:p>
-      <w:r>
-        <w:t>Project connection: For your Responsible Plant Classifier, save the input, procedure, observed result and limitation of this check. Label this worked example as practice; use a different, previously unreviewed case when checking independent understanding.</w:t>
+      <w:pPr>
+        <w:pStyle w:val="Heading3"/>
+      </w:pPr>
+      <w:r>
+        <w:t>Record the help used</w:t>
+      </w:r>
+    </w:p>
+    <w:p>
+      <w:pPr>
+        <w:spacing w:line="336" w:lineRule="auto" w:after="180"/>
+        <w:shd w:fill="F1F6F8"/>
+      </w:pPr>
+      <w:r>
+        <w:rPr>
+          <w:b w:val="0"/>
+        </w:rPr>
+        <w:t xml:space="preserve">Support used: alone / hint / worked example. This record is practice </w:t>
+      </w:r>
+      <w:r>
+        <w:rPr>
+          <w:b/>
+        </w:rPr>
+        <w:t>evidence</w:t>
+      </w:r>
+      <w:r>
+        <w:rPr>
+          <w:b w:val="0"/>
+        </w:rPr>
+        <w:t>.</w:t>
+      </w:r>
+    </w:p>
+    <w:p>
+      <w:pPr>
+        <w:spacing w:line="336" w:lineRule="auto" w:after="180"/>
+      </w:pPr>
+      <w:r>
+        <w:rPr>
+          <w:b w:val="0"/>
+        </w:rPr>
+        <w:t xml:space="preserve">Project connection: For your Responsible Plant Classifier, save the </w:t>
+      </w:r>
+      <w:r>
+        <w:rPr>
+          <w:b/>
+        </w:rPr>
+        <w:t>input</w:t>
+      </w:r>
+      <w:r>
+        <w:rPr>
+          <w:b w:val="0"/>
+        </w:rPr>
+        <w:t>, procedure, observed result and limitation of this check.</w:t>
+      </w:r>
+    </w:p>
+    <w:p>
+      <w:pPr>
+        <w:spacing w:line="336" w:lineRule="auto" w:after="180"/>
+      </w:pPr>
+      <w:r>
+        <w:rPr>
+          <w:b w:val="0"/>
+        </w:rPr>
+        <w:t>Label this worked example as practice; use a different, previously unreviewed case when checking independent understanding.</w:t>
       </w:r>
     </w:p>
     <w:p>
@@ -1796,17 +2485,75 @@
     </w:p>
     <w:p>
       <w:r>
+        <w:t>Keep this week’s input, deciding step, result and limit together in the Responsible Plant Classifier record.</w:t>
+      </w:r>
+    </w:p>
+    <w:p>
+      <w:pPr>
+        <w:spacing w:line="336" w:lineRule="auto" w:after="180"/>
+      </w:pPr>
+      <w:r>
+        <w:rPr>
+          <w:b w:val="0"/>
+        </w:rPr>
         <w:t>Project: Responsible Plant Classifier</w:t>
       </w:r>
     </w:p>
     <w:p>
-      <w:r>
-        <w:t>Current milestone: Frame the need. Name the user, the problem, allowed inputs and a safe simple starting method.</w:t>
-      </w:r>
-    </w:p>
-    <w:p>
-      <w:r>
-        <w:t>For your Responsible Plant Classifier, save the input, procedure, observed result and limitation of this check. Label this worked example as practice; use a different, previously unreviewed case when checking independent understanding.</w:t>
+      <w:pPr>
+        <w:spacing w:line="336" w:lineRule="auto" w:after="180"/>
+      </w:pPr>
+      <w:r>
+        <w:rPr>
+          <w:b w:val="0"/>
+        </w:rPr>
+        <w:t xml:space="preserve">Current milestone: Frame the need. Name the user, the problem, allowed </w:t>
+      </w:r>
+      <w:r>
+        <w:rPr>
+          <w:b/>
+        </w:rPr>
+        <w:t>input</w:t>
+      </w:r>
+      <w:r>
+        <w:rPr>
+          <w:b w:val="0"/>
+        </w:rPr>
+        <w:t>s and a safe simple starting method.</w:t>
+      </w:r>
+    </w:p>
+    <w:p>
+      <w:pPr>
+        <w:spacing w:line="336" w:lineRule="auto" w:after="180"/>
+      </w:pPr>
+      <w:r>
+        <w:rPr>
+          <w:b w:val="0"/>
+        </w:rPr>
+        <w:t xml:space="preserve">For your Responsible Plant Classifier, save the </w:t>
+      </w:r>
+      <w:r>
+        <w:rPr>
+          <w:b/>
+        </w:rPr>
+        <w:t>input</w:t>
+      </w:r>
+      <w:r>
+        <w:rPr>
+          <w:b w:val="0"/>
+        </w:rPr>
+        <w:t>, procedure, observed result and limitation of this check.</w:t>
+      </w:r>
+    </w:p>
+    <w:p>
+      <w:pPr>
+        <w:spacing w:line="336" w:lineRule="auto" w:after="180"/>
+      </w:pPr>
+      <w:r>
+        <w:rPr>
+          <w:b w:val="0"/>
+        </w:rPr>
+        <w:t>Label this worked example as practice; use a different, previously unreviewed case when checking independent understanding.</w:t>
       </w:r>
     </w:p>
     <w:tbl>
@@ -1968,11 +2715,28 @@
     </w:p>
     <w:p>
       <w:r>
+        <w:t>Try the supported questions before comparing with hints and feedback. Record what you repaired and the evidence you retained.</w:t>
+      </w:r>
+    </w:p>
+    <w:p>
+      <w:pPr>
+        <w:spacing w:line="336" w:lineRule="auto" w:after="180"/>
+      </w:pPr>
+      <w:r>
+        <w:rPr>
+          <w:b w:val="0"/>
+        </w:rPr>
         <w:t>Use this supported practice once, in the browser or on paper. Keep the reserved independent assessment for a separate first attempt before teacher feedback.</w:t>
       </w:r>
     </w:p>
     <w:p>
-      <w:r>
+      <w:pPr>
+        <w:spacing w:line="336" w:lineRule="auto" w:after="180"/>
+      </w:pPr>
+      <w:r>
+        <w:rPr>
+          <w:b w:val="0"/>
+        </w:rPr>
         <w:t>Inspect a small table before asking Python to compute an average.</w:t>
       </w:r>
     </w:p>
@@ -1985,22 +2749,49 @@
       </w:r>
     </w:p>
     <w:p>
-      <w:r>
+      <w:pPr>
+        <w:spacing w:line="336" w:lineRule="auto" w:after="180"/>
+      </w:pPr>
+      <w:r>
+        <w:rPr>
+          <w:b w:val="0"/>
+        </w:rPr>
         <w:t>Which labelled step matches this detail? Report 3/4 measured, retaining the missing record separately.</w:t>
       </w:r>
     </w:p>
     <w:p>
-      <w:r>
+      <w:pPr>
+        <w:spacing w:line="336" w:lineRule="auto" w:after="180"/>
+        <w:shd w:fill="F4F9FC"/>
+      </w:pPr>
+      <w:r>
+        <w:rPr>
+          <w:b w:val="0"/>
+        </w:rPr>
         <w:t>1. Check records</w:t>
       </w:r>
     </w:p>
     <w:p>
-      <w:r>
+      <w:pPr>
+        <w:spacing w:line="336" w:lineRule="auto" w:after="180"/>
+        <w:shd w:fill="F4F9FC"/>
+      </w:pPr>
+      <w:r>
+        <w:rPr>
+          <w:b w:val="0"/>
+        </w:rPr>
         <w:t>2. Report coverage</w:t>
       </w:r>
     </w:p>
     <w:p>
-      <w:r>
+      <w:pPr>
+        <w:spacing w:line="336" w:lineRule="auto" w:after="180"/>
+        <w:shd w:fill="F4F9FC"/>
+      </w:pPr>
+      <w:r>
+        <w:rPr>
+          <w:b w:val="0"/>
+        </w:rPr>
         <w:t>3. Calculate mean</w:t>
       </w:r>
     </w:p>
@@ -2038,40 +2829,154 @@
       </w:r>
     </w:p>
     <w:p>
-      <w:r>
+      <w:pPr>
+        <w:pStyle w:val="Heading3"/>
+      </w:pPr>
+      <w:r>
+        <w:t>Hint · try first</w:t>
+      </w:r>
+    </w:p>
+    <w:p>
+      <w:pPr>
+        <w:spacing w:line="336" w:lineRule="auto" w:after="180"/>
+        <w:shd w:fill="F1F6F8"/>
+      </w:pPr>
+      <w:r>
+        <w:rPr>
+          <w:b w:val="0"/>
+        </w:rPr>
         <w:t>Hint if needed: Read the steps in the pictorial case. Match the supplied detail to the stage that performs or records it.</w:t>
       </w:r>
     </w:p>
     <w:p>
-      <w:r>
-        <w:t>After your attempt, compare with the supported explanation: Report coverage Report 3/4 measured, retaining the missing record separately. Read the picture in order. Report 3/4 measured, retaining the missing record separately. The arrows show which recorded input or intermediate result each decision uses. Explain the deciding step aloud before checking the changed case; pointing to the final answer alone does not show how it follows.</w:t>
-      </w:r>
-    </w:p>
-    <w:p>
       <w:pPr>
         <w:pStyle w:val="Heading3"/>
       </w:pPr>
       <w:r>
+        <w:t>Feedback · compare after trying</w:t>
+      </w:r>
+    </w:p>
+    <w:p>
+      <w:pPr>
+        <w:spacing w:line="336" w:lineRule="auto" w:after="180"/>
+        <w:shd w:fill="F1F6FC"/>
+      </w:pPr>
+      <w:r>
+        <w:rPr>
+          <w:b w:val="0"/>
+        </w:rPr>
+        <w:t>After your attempt, compare with the supported explanation: Report coverage Report 3/4 measured, retaining the missing record separately. Read the picture in order. Report 3/4 measured, retaining the missing record separately.</w:t>
+      </w:r>
+    </w:p>
+    <w:p>
+      <w:pPr>
+        <w:spacing w:line="336" w:lineRule="auto" w:after="180"/>
+        <w:shd w:fill="F1F6FC"/>
+      </w:pPr>
+      <w:r>
+        <w:rPr>
+          <w:b w:val="0"/>
+        </w:rPr>
+        <w:t xml:space="preserve">The arrows show which recorded </w:t>
+      </w:r>
+      <w:r>
+        <w:rPr>
+          <w:b/>
+        </w:rPr>
+        <w:t>input</w:t>
+      </w:r>
+      <w:r>
+        <w:rPr>
+          <w:b w:val="0"/>
+        </w:rPr>
+        <w:t xml:space="preserve"> or intermediate result each decision uses. Explain the deciding step aloud before checking the changed case; pointing to the final answer alone does not show how it follows.</w:t>
+      </w:r>
+    </w:p>
+    <w:p>
+      <w:pPr>
+        <w:pStyle w:val="Heading3"/>
+      </w:pPr>
+      <w:r>
         <w:t>Practice 2: explain the deciding evidence</w:t>
       </w:r>
     </w:p>
     <w:p>
-      <w:r>
+      <w:pPr>
+        <w:pStyle w:val="Heading3"/>
+      </w:pPr>
+      <w:r>
+        <w:t>Changed case · predict first</w:t>
+      </w:r>
+    </w:p>
+    <w:p>
+      <w:pPr>
+        <w:spacing w:line="336" w:lineRule="auto" w:after="180"/>
+        <w:shd w:fill="F5F1FB"/>
+      </w:pPr>
+      <w:r>
+        <w:rPr>
+          <w:b w:val="0"/>
+        </w:rPr>
         <w:t>Changed-case practice: S changes from 0 to None. Which conclusion is supported by the supplied facts?</w:t>
       </w:r>
     </w:p>
     <w:p>
-      <w:r>
-        <w:t>1. This one example guarantees correct results for every future input.</w:t>
-      </w:r>
-    </w:p>
-    <w:p>
-      <w:r>
-        <w:t>2. We can decide the result without examining the changed input or the procedure.</w:t>
-      </w:r>
-    </w:p>
-    <w:p>
-      <w:r>
+      <w:pPr>
+        <w:spacing w:line="336" w:lineRule="auto" w:after="180"/>
+        <w:shd w:fill="F4F9FC"/>
+      </w:pPr>
+      <w:r>
+        <w:rPr>
+          <w:b w:val="0"/>
+        </w:rPr>
+        <w:t xml:space="preserve">1. This one example guarantees correct results for every future </w:t>
+      </w:r>
+      <w:r>
+        <w:rPr>
+          <w:b/>
+        </w:rPr>
+        <w:t>input</w:t>
+      </w:r>
+      <w:r>
+        <w:rPr>
+          <w:b w:val="0"/>
+        </w:rPr>
+        <w:t>.</w:t>
+      </w:r>
+    </w:p>
+    <w:p>
+      <w:pPr>
+        <w:spacing w:line="336" w:lineRule="auto" w:after="180"/>
+        <w:shd w:fill="F4F9FC"/>
+      </w:pPr>
+      <w:r>
+        <w:rPr>
+          <w:b w:val="0"/>
+        </w:rPr>
+        <w:t xml:space="preserve">2. We can decide the result without examining the changed </w:t>
+      </w:r>
+      <w:r>
+        <w:rPr>
+          <w:b/>
+        </w:rPr>
+        <w:t>input</w:t>
+      </w:r>
+      <w:r>
+        <w:rPr>
+          <w:b w:val="0"/>
+        </w:rPr>
+        <w:t xml:space="preserve"> or the procedure.</w:t>
+      </w:r>
+    </w:p>
+    <w:p>
+      <w:pPr>
+        <w:spacing w:line="336" w:lineRule="auto" w:after="180"/>
+        <w:shd w:fill="F4F9FC"/>
+      </w:pPr>
+      <w:r>
+        <w:rPr>
+          <w:b w:val="0"/>
+        </w:rPr>
         <w:t>3. Mean becomes (2+6)/2=4 cm with 2/4 measured.</w:t>
       </w:r>
     </w:p>
@@ -2109,12 +3014,42 @@
       </w:r>
     </w:p>
     <w:p>
-      <w:r>
+      <w:pPr>
+        <w:pStyle w:val="Heading3"/>
+      </w:pPr>
+      <w:r>
+        <w:t>Hint · try first</w:t>
+      </w:r>
+    </w:p>
+    <w:p>
+      <w:pPr>
+        <w:spacing w:line="336" w:lineRule="auto" w:after="180"/>
+        <w:shd w:fill="F1F6F8"/>
+      </w:pPr>
+      <w:r>
+        <w:rPr>
+          <w:b w:val="0"/>
+        </w:rPr>
         <w:t>Hint if needed: Use the changed condition and the deciding step in the pictorial trace. The answer must say what follows from those facts.</w:t>
       </w:r>
     </w:p>
     <w:p>
-      <w:r>
+      <w:pPr>
+        <w:pStyle w:val="Heading3"/>
+      </w:pPr>
+      <w:r>
+        <w:t>Feedback · compare after trying</w:t>
+      </w:r>
+    </w:p>
+    <w:p>
+      <w:pPr>
+        <w:spacing w:line="336" w:lineRule="auto" w:after="180"/>
+        <w:shd w:fill="F1F6FC"/>
+      </w:pPr>
+      <w:r>
+        <w:rPr>
+          <w:b w:val="0"/>
+        </w:rPr>
         <w:t>After your attempt, compare with the supported explanation: Mean becomes (2+6)/2=4 cm with 2/4 measured. Removing a measured zero changes both the denominator and the coverage.</w:t>
       </w:r>
     </w:p>
@@ -2127,13 +3062,83 @@
       </w:r>
     </w:p>
     <w:p>
-      <w:r>
-        <w:t>Review Classification or Regression? (ai-4/3). Goal: Identify a task from the meaning of its target. Short practice: Did regression MAE improve when the boundary changed? Point to the relevant step in the picture, then write the changed result and the rule or evidence that supports it.. Return to this week and explain what you changed.</w:t>
-      </w:r>
-    </w:p>
-    <w:p>
-      <w:r>
-        <w:t>Review The ML Lifecycle (ai-4/1). Goal: Distinguish fitting a rule from applying a fixed rule. Short practice: Should the team silently retune on the changed test? Point to the relevant step in the picture, then write the changed result and the rule or evidence that supports it.. Return to this week and explain what you changed.</w:t>
+      <w:pPr>
+        <w:spacing w:line="336" w:lineRule="auto" w:after="180"/>
+      </w:pPr>
+      <w:r>
+        <w:rPr>
+          <w:b w:val="0"/>
+        </w:rPr>
+        <w:t>Review Classification or Regression? (ai-4/3). Goal: Identify a task from the meaning of its target. Short practice: Did regression MAE improve when the boundary changed?</w:t>
+      </w:r>
+    </w:p>
+    <w:p>
+      <w:pPr>
+        <w:spacing w:line="336" w:lineRule="auto" w:after="180"/>
+      </w:pPr>
+      <w:r>
+        <w:rPr>
+          <w:b w:val="0"/>
+        </w:rPr>
+        <w:t xml:space="preserve">Point to the relevant step in the picture, then write the changed result and the rule or </w:t>
+      </w:r>
+      <w:r>
+        <w:rPr>
+          <w:b/>
+        </w:rPr>
+        <w:t>evidence</w:t>
+      </w:r>
+      <w:r>
+        <w:rPr>
+          <w:b w:val="0"/>
+        </w:rPr>
+        <w:t xml:space="preserve"> that supports it.. Return to this week and explain what you changed.</w:t>
+      </w:r>
+    </w:p>
+    <w:p>
+      <w:pPr>
+        <w:spacing w:line="336" w:lineRule="auto" w:after="180"/>
+      </w:pPr>
+      <w:r>
+        <w:rPr>
+          <w:b w:val="0"/>
+        </w:rPr>
+        <w:t xml:space="preserve">Review The ML Lifecycle (ai-4/1). Goal: Distinguish </w:t>
+      </w:r>
+      <w:r>
+        <w:rPr>
+          <w:b/>
+        </w:rPr>
+        <w:t>fitting</w:t>
+      </w:r>
+      <w:r>
+        <w:rPr>
+          <w:b w:val="0"/>
+        </w:rPr>
+        <w:t xml:space="preserve"> a rule from applying a fixed rule. Short practice: Should the team silently retune on the changed test?</w:t>
+      </w:r>
+    </w:p>
+    <w:p>
+      <w:pPr>
+        <w:spacing w:line="336" w:lineRule="auto" w:after="180"/>
+      </w:pPr>
+      <w:r>
+        <w:rPr>
+          <w:b w:val="0"/>
+        </w:rPr>
+        <w:t xml:space="preserve">Point to the relevant step in the picture, then write the changed result and the rule or </w:t>
+      </w:r>
+      <w:r>
+        <w:rPr>
+          <w:b/>
+        </w:rPr>
+        <w:t>evidence</w:t>
+      </w:r>
+      <w:r>
+        <w:rPr>
+          <w:b w:val="0"/>
+        </w:rPr>
+        <w:t xml:space="preserve"> that supports it.. Return to this week and explain what you changed.</w:t>
       </w:r>
     </w:p>
     <w:p>
@@ -2145,8 +3150,61 @@
       </w:r>
     </w:p>
     <w:p>
-      <w:r>
-        <w:t>The browser lab lets you edit the supported Python examples already included in this lesson. Predict first, run, inspect the actual output or error, change one input, then run again. Keep code, predictions, actual results and a reasoned revision together. On paper, label your result as a trace rather than an execution.</w:t>
+      <w:pPr>
+        <w:spacing w:line="336" w:lineRule="auto" w:after="180"/>
+      </w:pPr>
+      <w:r>
+        <w:rPr>
+          <w:b w:val="0"/>
+        </w:rPr>
+        <w:t xml:space="preserve">The browser lab lets you edit the supported Python examples already included in this lesson. Predict first, run, inspect the actual </w:t>
+      </w:r>
+      <w:r>
+        <w:rPr>
+          <w:b/>
+        </w:rPr>
+        <w:t>output</w:t>
+      </w:r>
+      <w:r>
+        <w:rPr>
+          <w:b w:val="0"/>
+        </w:rPr>
+        <w:t xml:space="preserve"> or error, change one </w:t>
+      </w:r>
+      <w:r>
+        <w:rPr>
+          <w:b/>
+        </w:rPr>
+        <w:t>input</w:t>
+      </w:r>
+      <w:r>
+        <w:rPr>
+          <w:b w:val="0"/>
+        </w:rPr>
+        <w:t>, then run again.</w:t>
+      </w:r>
+    </w:p>
+    <w:p>
+      <w:pPr>
+        <w:spacing w:line="336" w:lineRule="auto" w:after="180"/>
+      </w:pPr>
+      <w:r>
+        <w:rPr>
+          <w:b w:val="0"/>
+        </w:rPr>
+        <w:t xml:space="preserve">Keep code, </w:t>
+      </w:r>
+      <w:r>
+        <w:rPr>
+          <w:b/>
+        </w:rPr>
+        <w:t>prediction</w:t>
+      </w:r>
+      <w:r>
+        <w:rPr>
+          <w:b w:val="0"/>
+        </w:rPr>
+        <w:t>s, actual results and a reasoned revision together. On paper, label your result as a trace rather than an execution.</w:t>
       </w:r>
     </w:p>
     <w:p>
@@ -2158,8 +3216,37 @@
       </w:r>
     </w:p>
     <w:p>
-      <w:r>
-        <w:t>Use Download completed work in the hosted lesson to export your answers, reflections, practice feedback and code-run evidence. Open the HTML copy to read or print it. Drafts stay in this browser when storage is available; clear drafts on a shared device.</w:t>
+      <w:pPr>
+        <w:spacing w:line="336" w:lineRule="auto" w:after="180"/>
+      </w:pPr>
+      <w:r>
+        <w:rPr>
+          <w:b w:val="0"/>
+        </w:rPr>
+        <w:t xml:space="preserve">Use Download completed work in the hosted lesson to export your answers, reflections, practice feedback and code-run </w:t>
+      </w:r>
+      <w:r>
+        <w:rPr>
+          <w:b/>
+        </w:rPr>
+        <w:t>evidence</w:t>
+      </w:r>
+      <w:r>
+        <w:rPr>
+          <w:b w:val="0"/>
+        </w:rPr>
+        <w:t>. Open the HTML copy to read or print it.</w:t>
+      </w:r>
+    </w:p>
+    <w:p>
+      <w:pPr>
+        <w:spacing w:line="336" w:lineRule="auto" w:after="180"/>
+      </w:pPr>
+      <w:r>
+        <w:rPr>
+          <w:b w:val="0"/>
+        </w:rPr>
+        <w:t>Drafts stay in this browser when storage is available; clear drafts on a shared device.</w:t>
       </w:r>
     </w:p>
     <w:p>
@@ -2173,6 +3260,751 @@
     <w:p>
       <w:r>
         <w:t>________________________________________________________________</w:t>
+      </w:r>
+    </w:p>
+    <w:p>
+      <w:r>
+        <w:t>________________________________________________________________</w:t>
+      </w:r>
+    </w:p>
+    <w:p>
+      <w:r>
+        <w:t>________________________________________________________________</w:t>
+      </w:r>
+    </w:p>
+    <w:p>
+      <w:r>
+        <w:t>________________________________________________________________</w:t>
+      </w:r>
+    </w:p>
+    <w:p>
+      <w:r>
+        <w:t>________________________________________________________________</w:t>
+      </w:r>
+    </w:p>
+    <w:p>
+      <w:pPr>
+        <w:pStyle w:val="Heading1"/>
+      </w:pPr>
+      <w:r>
+        <w:t>31. Visual concept journey</w:t>
+      </w:r>
+    </w:p>
+    <w:p>
+      <w:r>
+        <w:t>Explain each Python and Table Readiness picture from its labels, then record a relevant limit.</w:t>
+      </w:r>
+    </w:p>
+    <w:p>
+      <w:pPr>
+        <w:pStyle w:val="Heading3"/>
+      </w:pPr>
+      <w:r>
+        <w:t>01. Python and Table Readiness: the case</w:t>
+      </w:r>
+    </w:p>
+    <w:p>
+      <w:r>
+        <w:drawing>
+          <wp:inline xmlns:a="http://schemas.openxmlformats.org/drawingml/2006/main" xmlns:pic="http://schemas.openxmlformats.org/drawingml/2006/picture">
+            <wp:extent cx="5486400" cy="3142488"/>
+            <wp:docPr id="2" name="Picture 2" descr="Inspect a small table before asking Python to compute an average. Supplied facts: Plant heights in cm: P=2, Q=6, R=None, S=0. None means unmeasured; zero is a recorded valid height. All inputs and outcomes in this worked example are invented classroom data; no real model run is claimed."/>
+            <wp:cNvGraphicFramePr>
+              <a:graphicFrameLocks noChangeAspect="1"/>
+            </wp:cNvGraphicFramePr>
+            <a:graphic>
+              <a:graphicData uri="http://schemas.openxmlformats.org/drawingml/2006/picture">
+                <pic:pic>
+                  <pic:nvPicPr>
+                    <pic:cNvPr id="0" name="academy-story-ai-4-4-01.png"/>
+                    <pic:cNvPicPr/>
+                  </pic:nvPicPr>
+                  <pic:blipFill>
+                    <a:blip r:embed="rId10"/>
+                    <a:stretch>
+                      <a:fillRect/>
+                    </a:stretch>
+                  </pic:blipFill>
+                  <pic:spPr>
+                    <a:xfrm>
+                      <a:off x="0" y="0"/>
+                      <a:ext cx="5486400" cy="3142488"/>
+                    </a:xfrm>
+                    <a:prstGeom prst="rect"/>
+                  </pic:spPr>
+                </pic:pic>
+              </a:graphicData>
+            </a:graphic>
+          </wp:inline>
+        </w:drawing>
+      </w:r>
+    </w:p>
+    <w:p>
+      <w:pPr>
+        <w:spacing w:line="336" w:lineRule="auto" w:after="180"/>
+      </w:pPr>
+      <w:r>
+        <w:rPr>
+          <w:b w:val="0"/>
+        </w:rPr>
+        <w:t>Inspect a small table before asking Python to compute an average. Supplied facts: Plant heights in cm: P=2, Q=6, R=None, S=0. None means unmeasured; zero is a recorded valid height.</w:t>
+      </w:r>
+    </w:p>
+    <w:p>
+      <w:pPr>
+        <w:spacing w:line="336" w:lineRule="auto" w:after="180"/>
+      </w:pPr>
+      <w:r>
+        <w:rPr>
+          <w:b w:val="0"/>
+        </w:rPr>
+        <w:t xml:space="preserve">All </w:t>
+      </w:r>
+      <w:r>
+        <w:rPr>
+          <w:b/>
+        </w:rPr>
+        <w:t>input</w:t>
+      </w:r>
+      <w:r>
+        <w:rPr>
+          <w:b w:val="0"/>
+        </w:rPr>
+        <w:t>s and outcomes in this worked example are invented classroom data; no real model run is claimed.</w:t>
+      </w:r>
+    </w:p>
+    <w:p>
+      <w:pPr>
+        <w:spacing w:line="336" w:lineRule="auto" w:after="180"/>
+        <w:shd w:fill="F5F1FB"/>
+      </w:pPr>
+      <w:r>
+        <w:rPr>
+          <w:b w:val="0"/>
+        </w:rPr>
+        <w:t>Point to the given fact that matters most. Explain why it matters.</w:t>
+      </w:r>
+    </w:p>
+    <w:p>
+      <w:pPr>
+        <w:pStyle w:val="Heading3"/>
+      </w:pPr>
+      <w:r>
+        <w:t>My picture explanation, deciding evidence and one limit</w:t>
+      </w:r>
+    </w:p>
+    <w:p>
+      <w:r>
+        <w:t>________________________________________________________________</w:t>
+      </w:r>
+    </w:p>
+    <w:p>
+      <w:r>
+        <w:t>________________________________________________________________</w:t>
+      </w:r>
+    </w:p>
+    <w:p>
+      <w:r>
+        <w:t>________________________________________________________________</w:t>
+      </w:r>
+    </w:p>
+    <w:p>
+      <w:r>
+        <w:t>________________________________________________________________</w:t>
+      </w:r>
+    </w:p>
+    <w:p>
+      <w:pPr>
+        <w:pStyle w:val="Heading3"/>
+      </w:pPr>
+      <w:r>
+        <w:t>02. Follow the deciding steps</w:t>
+      </w:r>
+    </w:p>
+    <w:p>
+      <w:r>
+        <w:drawing>
+          <wp:inline xmlns:a="http://schemas.openxmlformats.org/drawingml/2006/main" xmlns:pic="http://schemas.openxmlformats.org/drawingml/2006/picture">
+            <wp:extent cx="5486400" cy="3182112"/>
+            <wp:docPr id="3" name="Picture 3" descr="Check records: Four rows contain three measured values and one missing value. → Calculate mean: Measured sum is 2+6+0=8; mean is 8/3 cm, approximately 2.67 cm. → Report coverage: Report 3/4 measured, retaining the missing record separately."/>
+            <wp:cNvGraphicFramePr>
+              <a:graphicFrameLocks noChangeAspect="1"/>
+            </wp:cNvGraphicFramePr>
+            <a:graphic>
+              <a:graphicData uri="http://schemas.openxmlformats.org/drawingml/2006/picture">
+                <pic:pic>
+                  <pic:nvPicPr>
+                    <pic:cNvPr id="0" name="academy-story-ai-4-4-02.png"/>
+                    <pic:cNvPicPr/>
+                  </pic:nvPicPr>
+                  <pic:blipFill>
+                    <a:blip r:embed="rId11"/>
+                    <a:stretch>
+                      <a:fillRect/>
+                    </a:stretch>
+                  </pic:blipFill>
+                  <pic:spPr>
+                    <a:xfrm>
+                      <a:off x="0" y="0"/>
+                      <a:ext cx="5486400" cy="3182112"/>
+                    </a:xfrm>
+                    <a:prstGeom prst="rect"/>
+                  </pic:spPr>
+                </pic:pic>
+              </a:graphicData>
+            </a:graphic>
+          </wp:inline>
+        </w:drawing>
+      </w:r>
+    </w:p>
+    <w:p>
+      <w:pPr>
+        <w:spacing w:line="336" w:lineRule="auto" w:after="180"/>
+      </w:pPr>
+      <w:r>
+        <w:rPr>
+          <w:b w:val="0"/>
+        </w:rPr>
+        <w:t>Check records: Four rows contain three measured values and one missing value. → Calculate mean: Measured sum is 2+6+0=8; mean is 8/3 cm, approximately 2.67 cm. → Report coverage: Report 3/4 measured, retaining the missing record separately.</w:t>
+      </w:r>
+    </w:p>
+    <w:p>
+      <w:pPr>
+        <w:spacing w:line="336" w:lineRule="auto" w:after="180"/>
+        <w:shd w:fill="F5F1FB"/>
+      </w:pPr>
+      <w:r>
+        <w:rPr>
+          <w:b w:val="0"/>
+        </w:rPr>
+        <w:t xml:space="preserve">Point to each numbered stage and explain which recorded </w:t>
+      </w:r>
+      <w:r>
+        <w:rPr>
+          <w:b/>
+        </w:rPr>
+        <w:t>input</w:t>
+      </w:r>
+      <w:r>
+        <w:rPr>
+          <w:b w:val="0"/>
+        </w:rPr>
+        <w:t xml:space="preserve"> it uses.</w:t>
+      </w:r>
+    </w:p>
+    <w:p>
+      <w:pPr>
+        <w:pStyle w:val="Heading3"/>
+      </w:pPr>
+      <w:r>
+        <w:t>My picture explanation, deciding evidence and one limit</w:t>
+      </w:r>
+    </w:p>
+    <w:p>
+      <w:r>
+        <w:t>________________________________________________________________</w:t>
+      </w:r>
+    </w:p>
+    <w:p>
+      <w:r>
+        <w:t>________________________________________________________________</w:t>
+      </w:r>
+    </w:p>
+    <w:p>
+      <w:r>
+        <w:t>________________________________________________________________</w:t>
+      </w:r>
+    </w:p>
+    <w:p>
+      <w:r>
+        <w:t>________________________________________________________________</w:t>
+      </w:r>
+    </w:p>
+    <w:p>
+      <w:pPr>
+        <w:pStyle w:val="Heading3"/>
+      </w:pPr>
+      <w:r>
+        <w:t>03. Follow the evidence</w:t>
+      </w:r>
+    </w:p>
+    <w:p>
+      <w:r>
+        <w:drawing>
+          <wp:inline xmlns:a="http://schemas.openxmlformats.org/drawingml/2006/main" xmlns:pic="http://schemas.openxmlformats.org/drawingml/2006/picture">
+            <wp:extent cx="5486400" cy="2834640"/>
+            <wp:docPr id="4" name="Picture 4" descr="Follow the evidence. activity | Nonempty text | Names the session activity. minutes | Integer 0 through 60 | Duration in minutes"/>
+            <wp:cNvGraphicFramePr>
+              <a:graphicFrameLocks noChangeAspect="1"/>
+            </wp:cNvGraphicFramePr>
+            <a:graphic>
+              <a:graphicData uri="http://schemas.openxmlformats.org/drawingml/2006/picture">
+                <pic:pic>
+                  <pic:nvPicPr>
+                    <pic:cNvPr id="0" name="academy-story-ai-4-4-03.png"/>
+                    <pic:cNvPicPr/>
+                  </pic:nvPicPr>
+                  <pic:blipFill>
+                    <a:blip r:embed="rId12"/>
+                    <a:stretch>
+                      <a:fillRect/>
+                    </a:stretch>
+                  </pic:blipFill>
+                  <pic:spPr>
+                    <a:xfrm>
+                      <a:off x="0" y="0"/>
+                      <a:ext cx="5486400" cy="2834640"/>
+                    </a:xfrm>
+                    <a:prstGeom prst="rect"/>
+                  </pic:spPr>
+                </pic:pic>
+              </a:graphicData>
+            </a:graphic>
+          </wp:inline>
+        </w:drawing>
+      </w:r>
+    </w:p>
+    <w:p>
+      <w:pPr>
+        <w:spacing w:line="336" w:lineRule="auto" w:after="180"/>
+      </w:pPr>
+      <w:r>
+        <w:rPr>
+          <w:b w:val="0"/>
+        </w:rPr>
+        <w:t xml:space="preserve">Follow the </w:t>
+      </w:r>
+      <w:r>
+        <w:rPr>
+          <w:b/>
+        </w:rPr>
+        <w:t>evidence</w:t>
+      </w:r>
+      <w:r>
+        <w:rPr>
+          <w:b w:val="0"/>
+        </w:rPr>
+        <w:t>. activity | Nonempty text | Names the session activity. minutes | Integer 0 through 60 | Duration in minutes</w:t>
+      </w:r>
+    </w:p>
+    <w:p>
+      <w:pPr>
+        <w:spacing w:line="336" w:lineRule="auto" w:after="180"/>
+        <w:shd w:fill="F5F1FB"/>
+      </w:pPr>
+      <w:r>
+        <w:rPr>
+          <w:b w:val="0"/>
+        </w:rPr>
+        <w:t>Read the labels and values. Explain the relationship the model shows.</w:t>
+      </w:r>
+    </w:p>
+    <w:p>
+      <w:pPr>
+        <w:pStyle w:val="Heading3"/>
+      </w:pPr>
+      <w:r>
+        <w:t>My picture explanation, deciding evidence and one limit</w:t>
+      </w:r>
+    </w:p>
+    <w:p>
+      <w:r>
+        <w:t>________________________________________________________________</w:t>
+      </w:r>
+    </w:p>
+    <w:p>
+      <w:r>
+        <w:t>________________________________________________________________</w:t>
+      </w:r>
+    </w:p>
+    <w:p>
+      <w:r>
+        <w:t>________________________________________________________________</w:t>
+      </w:r>
+    </w:p>
+    <w:p>
+      <w:r>
+        <w:t>________________________________________________________________</w:t>
+      </w:r>
+    </w:p>
+    <w:p>
+      <w:pPr>
+        <w:pStyle w:val="Heading3"/>
+      </w:pPr>
+      <w:r>
+        <w:t>04. Change one thing. Trace what follows.</w:t>
+      </w:r>
+    </w:p>
+    <w:p>
+      <w:r>
+        <w:drawing>
+          <wp:inline xmlns:a="http://schemas.openxmlformats.org/drawingml/2006/main" xmlns:pic="http://schemas.openxmlformats.org/drawingml/2006/picture">
+            <wp:extent cx="5486400" cy="3026664"/>
+            <wp:docPr id="5" name="Picture 5" descr="Original case: Report 3/4 measured, retaining the missing record separately. Changed condition: S changes from 0 to None. Expected result: Mean becomes (2+6)/2=4 cm with 2/4 measured. Reason: Removing a measured zero changes both the denominator and the coverage."/>
+            <wp:cNvGraphicFramePr>
+              <a:graphicFrameLocks noChangeAspect="1"/>
+            </wp:cNvGraphicFramePr>
+            <a:graphic>
+              <a:graphicData uri="http://schemas.openxmlformats.org/drawingml/2006/picture">
+                <pic:pic>
+                  <pic:nvPicPr>
+                    <pic:cNvPr id="0" name="academy-story-ai-4-4-04.png"/>
+                    <pic:cNvPicPr/>
+                  </pic:nvPicPr>
+                  <pic:blipFill>
+                    <a:blip r:embed="rId13"/>
+                    <a:stretch>
+                      <a:fillRect/>
+                    </a:stretch>
+                  </pic:blipFill>
+                  <pic:spPr>
+                    <a:xfrm>
+                      <a:off x="0" y="0"/>
+                      <a:ext cx="5486400" cy="3026664"/>
+                    </a:xfrm>
+                    <a:prstGeom prst="rect"/>
+                  </pic:spPr>
+                </pic:pic>
+              </a:graphicData>
+            </a:graphic>
+          </wp:inline>
+        </w:drawing>
+      </w:r>
+    </w:p>
+    <w:p>
+      <w:pPr>
+        <w:spacing w:line="336" w:lineRule="auto" w:after="180"/>
+      </w:pPr>
+      <w:r>
+        <w:rPr>
+          <w:b w:val="0"/>
+        </w:rPr>
+        <w:t>Original case: Report 3/4 measured, retaining the missing record separately. Changed condition: S changes from 0 to None. Expected result: Mean becomes (2+6)/2=4 cm with 2/4 measured.</w:t>
+      </w:r>
+    </w:p>
+    <w:p>
+      <w:pPr>
+        <w:spacing w:line="336" w:lineRule="auto" w:after="180"/>
+      </w:pPr>
+      <w:r>
+        <w:rPr>
+          <w:b w:val="0"/>
+        </w:rPr>
+        <w:t>Reason: Removing a measured zero changes both the denominator and the coverage.</w:t>
+      </w:r>
+    </w:p>
+    <w:p>
+      <w:pPr>
+        <w:spacing w:line="336" w:lineRule="auto" w:after="180"/>
+        <w:shd w:fill="F5F1FB"/>
+      </w:pPr>
+      <w:r>
+        <w:rPr>
+          <w:b w:val="0"/>
+        </w:rPr>
+        <w:t>Predict before checking the worked changed-case result. Name what changed and what the supplied facts allow you to conclude.</w:t>
+      </w:r>
+    </w:p>
+    <w:p>
+      <w:pPr>
+        <w:pStyle w:val="Heading3"/>
+      </w:pPr>
+      <w:r>
+        <w:t>My picture explanation, deciding evidence and one limit</w:t>
+      </w:r>
+    </w:p>
+    <w:p>
+      <w:r>
+        <w:t>________________________________________________________________</w:t>
+      </w:r>
+    </w:p>
+    <w:p>
+      <w:r>
+        <w:t>________________________________________________________________</w:t>
+      </w:r>
+    </w:p>
+    <w:p>
+      <w:r>
+        <w:t>________________________________________________________________</w:t>
+      </w:r>
+    </w:p>
+    <w:p>
+      <w:r>
+        <w:t>________________________________________________________________</w:t>
+      </w:r>
+    </w:p>
+    <w:p>
+      <w:pPr>
+        <w:pStyle w:val="Heading3"/>
+      </w:pPr>
+      <w:r>
+        <w:t>05. Connect the explanation to its limit</w:t>
+      </w:r>
+    </w:p>
+    <w:p>
+      <w:r>
+        <w:drawing>
+          <wp:inline xmlns:a="http://schemas.openxmlformats.org/drawingml/2006/main" xmlns:pic="http://schemas.openxmlformats.org/drawingml/2006/picture">
+            <wp:extent cx="5486400" cy="2834640"/>
+            <wp:docPr id="6" name="Picture 6" descr="Read the picture in order. Report 3/4 measured, retaining the missing record separately. The arrows show which recorded input or intermediate result each decision uses. Explain the deciding step aloud before checking the changed case; pointing to the final answer alone does not show how it follows. Limit: The measured-row mean may not represent the missing plants; investigate why those readings are absent."/>
+            <wp:cNvGraphicFramePr>
+              <a:graphicFrameLocks noChangeAspect="1"/>
+            </wp:cNvGraphicFramePr>
+            <a:graphic>
+              <a:graphicData uri="http://schemas.openxmlformats.org/drawingml/2006/picture">
+                <pic:pic>
+                  <pic:nvPicPr>
+                    <pic:cNvPr id="0" name="academy-story-ai-4-4-05.png"/>
+                    <pic:cNvPicPr/>
+                  </pic:nvPicPr>
+                  <pic:blipFill>
+                    <a:blip r:embed="rId14"/>
+                    <a:stretch>
+                      <a:fillRect/>
+                    </a:stretch>
+                  </pic:blipFill>
+                  <pic:spPr>
+                    <a:xfrm>
+                      <a:off x="0" y="0"/>
+                      <a:ext cx="5486400" cy="2834640"/>
+                    </a:xfrm>
+                    <a:prstGeom prst="rect"/>
+                  </pic:spPr>
+                </pic:pic>
+              </a:graphicData>
+            </a:graphic>
+          </wp:inline>
+        </w:drawing>
+      </w:r>
+    </w:p>
+    <w:p>
+      <w:pPr>
+        <w:spacing w:line="336" w:lineRule="auto" w:after="180"/>
+      </w:pPr>
+      <w:r>
+        <w:rPr>
+          <w:b w:val="0"/>
+        </w:rPr>
+        <w:t xml:space="preserve">Read the picture in order. Report 3/4 measured, retaining the missing record separately. The arrows show which recorded </w:t>
+      </w:r>
+      <w:r>
+        <w:rPr>
+          <w:b/>
+        </w:rPr>
+        <w:t>input</w:t>
+      </w:r>
+      <w:r>
+        <w:rPr>
+          <w:b w:val="0"/>
+        </w:rPr>
+        <w:t xml:space="preserve"> or intermediate result each decision uses.</w:t>
+      </w:r>
+    </w:p>
+    <w:p>
+      <w:pPr>
+        <w:spacing w:line="336" w:lineRule="auto" w:after="180"/>
+      </w:pPr>
+      <w:r>
+        <w:rPr>
+          <w:b w:val="0"/>
+        </w:rPr>
+        <w:t>Explain the deciding step aloud before checking the changed case; pointing to the final answer alone does not show how it follows.</w:t>
+      </w:r>
+    </w:p>
+    <w:p>
+      <w:pPr>
+        <w:spacing w:line="336" w:lineRule="auto" w:after="180"/>
+      </w:pPr>
+      <w:r>
+        <w:rPr>
+          <w:b w:val="0"/>
+        </w:rPr>
+        <w:t>Limit: The measured-row mean may not represent the missing plants; investigate why those readings are absent.</w:t>
+      </w:r>
+    </w:p>
+    <w:p>
+      <w:pPr>
+        <w:spacing w:line="336" w:lineRule="auto" w:after="180"/>
+        <w:shd w:fill="F5F1FB"/>
+      </w:pPr>
+      <w:r>
+        <w:rPr>
+          <w:b w:val="0"/>
+        </w:rPr>
+        <w:t>Explain the case, then point to a limit on the claim.</w:t>
+      </w:r>
+    </w:p>
+    <w:p>
+      <w:pPr>
+        <w:pStyle w:val="Heading3"/>
+      </w:pPr>
+      <w:r>
+        <w:t>My picture explanation, deciding evidence and one limit</w:t>
+      </w:r>
+    </w:p>
+    <w:p>
+      <w:r>
+        <w:t>________________________________________________________________</w:t>
+      </w:r>
+    </w:p>
+    <w:p>
+      <w:r>
+        <w:t>________________________________________________________________</w:t>
+      </w:r>
+    </w:p>
+    <w:p>
+      <w:r>
+        <w:t>________________________________________________________________</w:t>
+      </w:r>
+    </w:p>
+    <w:p>
+      <w:r>
+        <w:t>________________________________________________________________</w:t>
+      </w:r>
+    </w:p>
+    <w:p>
+      <w:pPr>
+        <w:pStyle w:val="Heading3"/>
+      </w:pPr>
+      <w:r>
+        <w:t>06. Make the idea visible in your project</w:t>
+      </w:r>
+    </w:p>
+    <w:p>
+      <w:r>
+        <w:drawing>
+          <wp:inline xmlns:a="http://schemas.openxmlformats.org/drawingml/2006/main" xmlns:pic="http://schemas.openxmlformats.org/drawingml/2006/picture">
+            <wp:extent cx="5486400" cy="3681984"/>
+            <wp:docPr id="7" name="Picture 7" descr="For your Responsible Plant Classifier, save the input, procedure, observed result and limitation of this check. Label this worked example as practice; use a different, previously unreviewed case when checking independent understanding. Draw your input, deciding step, result and limit. Supported question: Why should the missing value not silently become zero? Point to the relevant step in the picture, then write the changed result and the rule or evidence that supports it."/>
+            <wp:cNvGraphicFramePr>
+              <a:graphicFrameLocks noChangeAspect="1"/>
+            </wp:cNvGraphicFramePr>
+            <a:graphic>
+              <a:graphicData uri="http://schemas.openxmlformats.org/drawingml/2006/picture">
+                <pic:pic>
+                  <pic:nvPicPr>
+                    <pic:cNvPr id="0" name="academy-story-ai-4-4-06.png"/>
+                    <pic:cNvPicPr/>
+                  </pic:nvPicPr>
+                  <pic:blipFill>
+                    <a:blip r:embed="rId15"/>
+                    <a:stretch>
+                      <a:fillRect/>
+                    </a:stretch>
+                  </pic:blipFill>
+                  <pic:spPr>
+                    <a:xfrm>
+                      <a:off x="0" y="0"/>
+                      <a:ext cx="5486400" cy="3681984"/>
+                    </a:xfrm>
+                    <a:prstGeom prst="rect"/>
+                  </pic:spPr>
+                </pic:pic>
+              </a:graphicData>
+            </a:graphic>
+          </wp:inline>
+        </w:drawing>
+      </w:r>
+    </w:p>
+    <w:p>
+      <w:pPr>
+        <w:spacing w:line="336" w:lineRule="auto" w:after="180"/>
+      </w:pPr>
+      <w:r>
+        <w:rPr>
+          <w:b w:val="0"/>
+        </w:rPr>
+        <w:t xml:space="preserve">For your Responsible Plant Classifier, save the </w:t>
+      </w:r>
+      <w:r>
+        <w:rPr>
+          <w:b/>
+        </w:rPr>
+        <w:t>input</w:t>
+      </w:r>
+      <w:r>
+        <w:rPr>
+          <w:b w:val="0"/>
+        </w:rPr>
+        <w:t>, procedure, observed result and limitation of this check.</w:t>
+      </w:r>
+    </w:p>
+    <w:p>
+      <w:pPr>
+        <w:spacing w:line="336" w:lineRule="auto" w:after="180"/>
+      </w:pPr>
+      <w:r>
+        <w:rPr>
+          <w:b w:val="0"/>
+        </w:rPr>
+        <w:t xml:space="preserve">Label this worked example as practice; use a different, previously unreviewed case when checking independent understanding. Draw your </w:t>
+      </w:r>
+      <w:r>
+        <w:rPr>
+          <w:b/>
+        </w:rPr>
+        <w:t>input</w:t>
+      </w:r>
+      <w:r>
+        <w:rPr>
+          <w:b w:val="0"/>
+        </w:rPr>
+        <w:t>, deciding step, result and limit.</w:t>
+      </w:r>
+    </w:p>
+    <w:p>
+      <w:pPr>
+        <w:spacing w:line="336" w:lineRule="auto" w:after="180"/>
+      </w:pPr>
+      <w:r>
+        <w:rPr>
+          <w:b w:val="0"/>
+        </w:rPr>
+        <w:t xml:space="preserve">Supported question: Why should the missing value not silently become zero? Point to the relevant step in the picture, then write the changed result and the rule or </w:t>
+      </w:r>
+      <w:r>
+        <w:rPr>
+          <w:b/>
+        </w:rPr>
+        <w:t>evidence</w:t>
+      </w:r>
+      <w:r>
+        <w:rPr>
+          <w:b w:val="0"/>
+        </w:rPr>
+        <w:t xml:space="preserve"> that supports it.</w:t>
+      </w:r>
+    </w:p>
+    <w:p>
+      <w:pPr>
+        <w:spacing w:line="336" w:lineRule="auto" w:after="180"/>
+        <w:shd w:fill="F5F1FB"/>
+      </w:pPr>
+      <w:r>
+        <w:rPr>
+          <w:b w:val="0"/>
+        </w:rPr>
+        <w:t xml:space="preserve">Draw your project trace and justify the deciding step using </w:t>
+      </w:r>
+      <w:r>
+        <w:rPr>
+          <w:b/>
+        </w:rPr>
+        <w:t>evidence</w:t>
+      </w:r>
+      <w:r>
+        <w:rPr>
+          <w:b w:val="0"/>
+        </w:rPr>
+        <w:t>.</w:t>
+      </w:r>
+    </w:p>
+    <w:p>
+      <w:pPr>
+        <w:pStyle w:val="Heading3"/>
+      </w:pPr>
+      <w:r>
+        <w:t>My picture explanation, deciding evidence and one limit</w:t>
       </w:r>
     </w:p>
     <w:p>

--- a/downloads/workbook/ai-4-week-04.docx
+++ b/downloads/workbook/ai-4-week-04.docx
@@ -1032,6 +1032,26 @@
     <w:p>
       <w:r>
         <w:t>State a schema. Apply the supplied Python and Table Readiness facts and keep your reasoning.</w:t>
+      </w:r>
+    </w:p>
+    <w:p>
+      <w:pPr>
+        <w:pStyle w:val="Heading3"/>
+      </w:pPr>
+      <w:r>
+        <w:t>Where to find the supplied example</w:t>
+      </w:r>
+    </w:p>
+    <w:p>
+      <w:pPr>
+        <w:spacing w:line="336" w:lineRule="auto" w:after="180"/>
+        <w:shd w:fill="F1F6F8"/>
+      </w:pPr>
+      <w:r>
+        <w:rPr>
+          <w:b w:val="0"/>
+        </w:rPr>
+        <w:t>Reference for this exercise: open this week’s student lesson, “Python and Table Readiness”, at “See how it works” and “Follow a worked example”. Use the original worked values or code named in the question; the later pictorial case is a separate example. Keep this reference beside your workbook while practising.</w:t>
       </w:r>
     </w:p>
     <w:p>

--- a/downloads/workbook/ai-4-week-04.docx
+++ b/downloads/workbook/ai-4-week-04.docx
@@ -25,22 +25,45 @@
         <w:pStyle w:val="Heading1"/>
       </w:pPr>
       <w:r>
-        <w:t>01. Recall and choose your starting point</w:t>
-      </w:r>
-    </w:p>
-    <w:p>
-      <w:r>
-        <w:t>Record your starting explanation for Python and Table Readiness before opening notes. Show any later correction separately.</w:t>
-      </w:r>
-    </w:p>
-    <w:p>
-      <w:pPr>
-        <w:spacing w:line="336" w:lineRule="auto" w:after="180"/>
-      </w:pPr>
-      <w:r>
-        <w:rPr>
-          <w:b w:val="0"/>
-        </w:rPr>
+        <w:t>Keep one readable contract-and-summary record.</w:t>
+      </w:r>
+    </w:p>
+    <w:p>
+      <w:r>
+        <w:t>Trace schema checks, units, missingness and bounded summary conclusions.</w:t>
+      </w:r>
+    </w:p>
+    <w:p>
+      <w:r>
+        <w:t>Core W1–W3/W5 → selected independent task → project evidence; optional file/parser tasks have separate keys.</w:t>
+      </w:r>
+    </w:p>
+    <w:p>
+      <w:pPr>
+        <w:pStyle w:val="Heading1"/>
+      </w:pPr>
+      <w:r>
+        <w:t>01. Recall · Retrieve before notes</w:t>
+      </w:r>
+    </w:p>
+    <w:p>
+      <w:r>
+        <w:t>Keep this task’s complete inputs, stated rule and support record together.</w:t>
+      </w:r>
+    </w:p>
+    <w:p>
+      <w:pPr>
+        <w:pStyle w:val="Heading2"/>
+      </w:pPr>
+      <w:r>
+        <w:t>Task and evidence record</w:t>
+      </w:r>
+    </w:p>
+    <w:p>
+      <w:pPr>
+        <w:pStyle w:val="ListBullet"/>
+      </w:pPr>
+      <w:r>
         <w:t>Try the recall before opening notes. Then use a different colour or a labelled second line to correct your explanation.</w:t>
       </w:r>
     </w:p>
@@ -54,12 +77,9 @@
     </w:p>
     <w:p>
       <w:pPr>
-        <w:spacing w:line="336" w:lineRule="auto" w:after="180"/>
-      </w:pPr>
-      <w:r>
-        <w:rPr>
-          <w:b w:val="0"/>
-        </w:rPr>
+        <w:pStyle w:val="ListBullet"/>
+      </w:pPr>
+      <w:r>
         <w:t>Without opening the old lesson, explain one key idea from Classification or Regression?. Give an example and a mistake that the idea helps you avoid.</w:t>
       </w:r>
     </w:p>
@@ -96,12 +116,9 @@
     </w:p>
     <w:p>
       <w:pPr>
-        <w:spacing w:line="336" w:lineRule="auto" w:after="180"/>
-      </w:pPr>
-      <w:r>
-        <w:rPr>
-          <w:b w:val="0"/>
-        </w:rPr>
+        <w:pStyle w:val="ListBullet"/>
+      </w:pPr>
+      <w:r>
         <w:t>Without opening the old lesson, explain one key idea from The ML Lifecycle. Give an example and a mistake that the idea helps you avoid.</w:t>
       </w:r>
     </w:p>
@@ -133,135 +150,52 @@
         <w:pStyle w:val="Heading1"/>
       </w:pPr>
       <w:r>
-        <w:t>02. Practise with fading help</w:t>
-      </w:r>
-    </w:p>
-    <w:p>
-      <w:r>
-        <w:t>Complete the supported Python and Table Readiness trace and record the first step you can explain without help.</w:t>
-      </w:r>
-    </w:p>
-    <w:p>
-      <w:pPr>
-        <w:spacing w:line="336" w:lineRule="auto" w:after="180"/>
-      </w:pPr>
-      <w:r>
-        <w:rPr>
-          <w:b w:val="0"/>
-        </w:rPr>
-        <w:t xml:space="preserve">Use W2: Classify records for Rows columns and </w:t>
-      </w:r>
-      <w:r>
-        <w:rPr>
-          <w:b/>
-        </w:rPr>
-        <w:t>schema</w:t>
-      </w:r>
-      <w:r>
-        <w:rPr>
-          <w:b w:val="0"/>
-        </w:rPr>
-        <w:t>s. Record the answer once; the lesson and workbook refer to the same attempt.</w:t>
-      </w:r>
-    </w:p>
-    <w:tbl>
-      <w:tblPr>
-        <w:tblStyle w:val="LightShading-Accent1"/>
-        <w:tblW w:type="auto" w:w="0"/>
-        <w:tblLook w:firstColumn="1" w:firstRow="1" w:lastColumn="0" w:lastRow="0" w:noHBand="0" w:noVBand="1" w:val="04A0"/>
-      </w:tblPr>
-      <w:tblGrid>
-        <w:gridCol w:w="2556"/>
-        <w:gridCol w:w="2556"/>
-        <w:gridCol w:w="2556"/>
-        <w:gridCol w:w="2556"/>
-      </w:tblGrid>
-      <w:tr>
-        <w:trPr>
-          <w:tblHeader/>
-        </w:trPr>
-        <w:tc>
-          <w:tcPr>
-            <w:tcW w:type="dxa" w:w="2556"/>
-          </w:tcPr>
-          <w:p>
-            <w:r>
-              <w:t>Given inputs</w:t>
-            </w:r>
-          </w:p>
-        </w:tc>
-        <w:tc>
-          <w:tcPr>
-            <w:tcW w:type="dxa" w:w="2556"/>
-          </w:tcPr>
-          <w:p>
-            <w:r>
-              <w:t>Procedure I chose</w:t>
-            </w:r>
-          </w:p>
-        </w:tc>
-        <w:tc>
-          <w:tcPr>
-            <w:tcW w:type="dxa" w:w="2556"/>
-          </w:tcPr>
-          <w:p>
-            <w:r>
-              <w:t>Middle steps</w:t>
-            </w:r>
-          </w:p>
-        </w:tc>
-        <w:tc>
-          <w:tcPr>
-            <w:tcW w:type="dxa" w:w="2556"/>
-          </w:tcPr>
-          <w:p>
-            <w:r>
-              <w:t>Result and check</w:t>
-            </w:r>
-          </w:p>
-        </w:tc>
-      </w:tr>
-      <w:tr>
-        <w:tc>
-          <w:tcPr>
-            <w:tcW w:type="dxa" w:w="2556"/>
-          </w:tcPr>
-          <w:p>
-            <w:r/>
-          </w:p>
-        </w:tc>
-        <w:tc>
-          <w:tcPr>
-            <w:tcW w:type="dxa" w:w="2556"/>
-          </w:tcPr>
-          <w:p>
-            <w:r/>
-          </w:p>
-        </w:tc>
-        <w:tc>
-          <w:tcPr>
-            <w:tcW w:type="dxa" w:w="2556"/>
-          </w:tcPr>
-          <w:p>
-            <w:r/>
-          </w:p>
-        </w:tc>
-        <w:tc>
-          <w:tcPr>
-            <w:tcW w:type="dxa" w:w="2556"/>
-          </w:tcPr>
-          <w:p>
-            <w:r/>
-          </w:p>
-        </w:tc>
-      </w:tr>
-    </w:tbl>
+        <w:t>12. W1 · Explain the mechanism</w:t>
+      </w:r>
+    </w:p>
+    <w:p>
+      <w:r>
+        <w:t>Keep this task’s complete inputs, stated rule and support record together.</w:t>
+      </w:r>
+    </w:p>
+    <w:p>
+      <w:pPr>
+        <w:pStyle w:val="Heading2"/>
+      </w:pPr>
+      <w:r>
+        <w:t>Task and evidence record</w:t>
+      </w:r>
+    </w:p>
+    <w:p>
+      <w:pPr>
+        <w:pStyle w:val="ListBullet"/>
+      </w:pPr>
+      <w:r>
+        <w:t>Core schema: activity nonempty text, minutes exact int 0..60 inclusive; required keys assumed by the original script. Reading/12 and Sorting/0 print True. W2 minutes 0,60 pass; -1,61 fail. W3 source 180 seconds converts to 3 minutes with source/conversion retained. W5 valid Reading/12 does not establish truth. Separate pictured heights P=2,Q=6,R=None,S=0 cm give sum 8, mean 8/3 cm and coverage 3/4; S becoming None gives mean 4 cm and 2/4 coverage.</w:t>
+      </w:r>
+    </w:p>
+    <w:p>
+      <w:pPr>
+        <w:pStyle w:val="ListBullet"/>
+      </w:pPr>
+      <w:r>
+        <w:t>Reference for this exercise: open this week’s student lesson, “Python and Table Readiness”, at “See how it works” and “Follow a worked example”. Use the original worked values or code named in the question; the later pictorial case is a separate example. Keep this reference beside your workbook while practising.</w:t>
+      </w:r>
+    </w:p>
+    <w:p>
+      <w:pPr>
+        <w:pStyle w:val="ListBullet"/>
+      </w:pPr>
+      <w:r>
+        <w:t>List the required fields, types and duration boundaries for the worked table.</w:t>
+      </w:r>
+    </w:p>
     <w:p>
       <w:pPr>
         <w:pStyle w:val="Heading3"/>
       </w:pPr>
       <w:r>
-        <w:t>The step I completed without help, and the hint I needed</w:t>
+        <w:t>My reasoning and evidence</w:t>
       </w:r>
     </w:p>
     <w:p>
@@ -280,50 +214,55 @@
       </w:r>
     </w:p>
     <w:p>
+      <w:r>
+        <w:t>________________________________________________________________</w:t>
+      </w:r>
+    </w:p>
+    <w:p>
+      <w:r>
+        <w:t>________________________________________________________________</w:t>
+      </w:r>
+    </w:p>
+    <w:p>
+      <w:r>
+        <w:t>________________________________________________________________</w:t>
+      </w:r>
+    </w:p>
+    <w:p>
       <w:pPr>
         <w:pStyle w:val="Heading1"/>
       </w:pPr>
       <w:r>
-        <w:t>03. Individual reasoning check</w:t>
-      </w:r>
-    </w:p>
-    <w:p>
-      <w:r>
-        <w:t>Check the proposed Python and Table Readiness explanation against the supplied facts before discussing it.</w:t>
-      </w:r>
-    </w:p>
-    <w:p>
-      <w:pPr>
-        <w:spacing w:line="336" w:lineRule="auto" w:after="180"/>
-      </w:pPr>
-      <w:r>
-        <w:rPr>
-          <w:b w:val="0"/>
-        </w:rPr>
-        <w:t xml:space="preserve">Use the worked case for Rows columns and </w:t>
-      </w:r>
-      <w:r>
-        <w:rPr>
-          <w:b/>
-        </w:rPr>
-        <w:t>schema</w:t>
-      </w:r>
-      <w:r>
-        <w:rPr>
-          <w:b w:val="0"/>
-        </w:rPr>
-        <w:t>s. Proposed explanation: “A successful run proves the conclusion”. Decide whether this explanation is supported.</w:t>
-      </w:r>
-    </w:p>
-    <w:p>
-      <w:pPr>
-        <w:spacing w:line="336" w:lineRule="auto" w:after="180"/>
-      </w:pPr>
-      <w:r>
-        <w:rPr>
-          <w:b w:val="0"/>
-        </w:rPr>
-        <w:t>Point to the step or supplied fact that decides; explain your repair if needed.</w:t>
+        <w:t>13. W2 · Trace the current experiment</w:t>
+      </w:r>
+    </w:p>
+    <w:p>
+      <w:r>
+        <w:t>Keep this task’s complete inputs, stated rule and support record together.</w:t>
+      </w:r>
+    </w:p>
+    <w:p>
+      <w:pPr>
+        <w:pStyle w:val="Heading2"/>
+      </w:pPr>
+      <w:r>
+        <w:t>Task and evidence record</w:t>
+      </w:r>
+    </w:p>
+    <w:p>
+      <w:pPr>
+        <w:pStyle w:val="ListBullet"/>
+      </w:pPr>
+      <w:r>
+        <w:t>Core schema: activity nonempty text, minutes exact int 0..60 inclusive; required keys assumed by the original script. Reading/12 and Sorting/0 print True. W2 minutes 0,60 pass; -1,61 fail. W3 source 180 seconds converts to 3 minutes with source/conversion retained. W5 valid Reading/12 does not establish truth. Separate pictured heights P=2,Q=6,R=None,S=0 cm give sum 8, mean 8/3 cm and coverage 3/4; S becoming None gives mean 4 cm and 2/4 coverage.</w:t>
+      </w:r>
+    </w:p>
+    <w:p>
+      <w:pPr>
+        <w:pStyle w:val="ListBullet"/>
+      </w:pPr>
+      <w:r>
+        <w:t>Classify minutes values 0, 60, -1 and 61 under this schema.</w:t>
       </w:r>
     </w:p>
     <w:p>
@@ -331,7 +270,7 @@
         <w:pStyle w:val="Heading3"/>
       </w:pPr>
       <w:r>
-        <w:t>My explanation before partner discussion</w:t>
+        <w:t>My reasoning and evidence</w:t>
       </w:r>
     </w:p>
     <w:p>
@@ -355,16 +294,50 @@
       </w:r>
     </w:p>
     <w:p>
+      <w:r>
+        <w:t>________________________________________________________________</w:t>
+      </w:r>
+    </w:p>
+    <w:p>
+      <w:r>
+        <w:t>________________________________________________________________</w:t>
+      </w:r>
+    </w:p>
+    <w:p>
       <w:pPr>
         <w:pStyle w:val="Heading1"/>
       </w:pPr>
       <w:r>
-        <w:t>04. Independent transfer case</w:t>
-      </w:r>
-    </w:p>
-    <w:p>
-      <w:r>
-        <w:t>Write one first attempt at the reserved independent case before feedback. Repeated copies of that case refer to the same recorded attempt.</w:t>
+        <w:t>14. W3 · Repair the reasoning</w:t>
+      </w:r>
+    </w:p>
+    <w:p>
+      <w:r>
+        <w:t>Keep this task’s complete inputs, stated rule and support record together.</w:t>
+      </w:r>
+    </w:p>
+    <w:p>
+      <w:pPr>
+        <w:pStyle w:val="Heading2"/>
+      </w:pPr>
+      <w:r>
+        <w:t>Task and evidence record</w:t>
+      </w:r>
+    </w:p>
+    <w:p>
+      <w:pPr>
+        <w:pStyle w:val="ListBullet"/>
+      </w:pPr>
+      <w:r>
+        <w:t>Core schema: activity nonempty text, minutes exact int 0..60 inclusive; required keys assumed by the original script. Reading/12 and Sorting/0 print True. W2 minutes 0,60 pass; -1,61 fail. W3 source 180 seconds converts to 3 minutes with source/conversion retained. W5 valid Reading/12 does not establish truth. Separate pictured heights P=2,Q=6,R=None,S=0 cm give sum 8, mean 8/3 cm and coverage 3/4; S becoming None gives mean 4 cm and 2/4 coverage.</w:t>
+      </w:r>
+    </w:p>
+    <w:p>
+      <w:pPr>
+        <w:pStyle w:val="ListBullet"/>
+      </w:pPr>
+      <w:r>
+        <w:t>A source says 180 seconds but the row says minutes: 180. Give a documented correction.</w:t>
       </w:r>
     </w:p>
     <w:p>
@@ -372,18 +345,156 @@
         <w:pStyle w:val="Heading3"/>
       </w:pPr>
       <w:r>
+        <w:t>My reasoning and evidence</w:t>
+      </w:r>
+    </w:p>
+    <w:p>
+      <w:r>
+        <w:t>________________________________________________________________</w:t>
+      </w:r>
+    </w:p>
+    <w:p>
+      <w:r>
+        <w:t>________________________________________________________________</w:t>
+      </w:r>
+    </w:p>
+    <w:p>
+      <w:r>
+        <w:t>________________________________________________________________</w:t>
+      </w:r>
+    </w:p>
+    <w:p>
+      <w:r>
+        <w:t>________________________________________________________________</w:t>
+      </w:r>
+    </w:p>
+    <w:p>
+      <w:r>
+        <w:t>________________________________________________________________</w:t>
+      </w:r>
+    </w:p>
+    <w:p>
+      <w:r>
+        <w:t>________________________________________________________________</w:t>
+      </w:r>
+    </w:p>
+    <w:p>
+      <w:pPr>
+        <w:pStyle w:val="Heading1"/>
+      </w:pPr>
+      <w:r>
+        <w:t>16. W5 · Plan the next check</w:t>
+      </w:r>
+    </w:p>
+    <w:p>
+      <w:r>
+        <w:t>Keep this task’s complete inputs, stated rule and support record together.</w:t>
+      </w:r>
+    </w:p>
+    <w:p>
+      <w:pPr>
+        <w:pStyle w:val="Heading2"/>
+      </w:pPr>
+      <w:r>
+        <w:t>Task and evidence record</w:t>
+      </w:r>
+    </w:p>
+    <w:p>
+      <w:pPr>
+        <w:pStyle w:val="ListBullet"/>
+      </w:pPr>
+      <w:r>
+        <w:t>Core schema: activity nonempty text, minutes exact int 0..60 inclusive; required keys assumed by the original script. Reading/12 and Sorting/0 print True. W2 minutes 0,60 pass; -1,61 fail. W3 source 180 seconds converts to 3 minutes with source/conversion retained. W5 valid Reading/12 does not establish truth. Separate pictured heights P=2,Q=6,R=None,S=0 cm give sum 8, mean 8/3 cm and coverage 3/4; S becoming None gives mean 4 cm and 2/4 coverage.</w:t>
+      </w:r>
+    </w:p>
+    <w:p>
+      <w:pPr>
+        <w:pStyle w:val="ListBullet"/>
+      </w:pPr>
+      <w:r>
+        <w:t>A row says Reading, 12 and passes. Does that establish the session really lasted 12 minutes?</w:t>
+      </w:r>
+    </w:p>
+    <w:p>
+      <w:pPr>
+        <w:pStyle w:val="Heading3"/>
+      </w:pPr>
+      <w:r>
+        <w:t>My reasoning and evidence</w:t>
+      </w:r>
+    </w:p>
+    <w:p>
+      <w:r>
+        <w:t>________________________________________________________________</w:t>
+      </w:r>
+    </w:p>
+    <w:p>
+      <w:r>
+        <w:t>________________________________________________________________</w:t>
+      </w:r>
+    </w:p>
+    <w:p>
+      <w:r>
+        <w:t>________________________________________________________________</w:t>
+      </w:r>
+    </w:p>
+    <w:p>
+      <w:r>
+        <w:t>________________________________________________________________</w:t>
+      </w:r>
+    </w:p>
+    <w:p>
+      <w:r>
+        <w:t>________________________________________________________________</w:t>
+      </w:r>
+    </w:p>
+    <w:p>
+      <w:r>
+        <w:t>________________________________________________________________</w:t>
+      </w:r>
+    </w:p>
+    <w:p>
+      <w:pPr>
+        <w:pStyle w:val="Heading1"/>
+      </w:pPr>
+      <w:r>
+        <w:t>04. Try alone · Selected experiment task</w:t>
+      </w:r>
+    </w:p>
+    <w:p>
+      <w:r>
+        <w:t>Keep this task’s complete inputs, stated rule and support record together.</w:t>
+      </w:r>
+    </w:p>
+    <w:p>
+      <w:pPr>
+        <w:pStyle w:val="Heading2"/>
+      </w:pPr>
+      <w:r>
+        <w:t>Task and evidence record</w:t>
+      </w:r>
+    </w:p>
+    <w:p>
+      <w:pPr>
+        <w:pStyle w:val="ListBullet"/>
+      </w:pPr>
+      <w:r>
+        <w:t>Use the three supplied values as the observed records. Treat the missing fourth record as unknown, not zero. State the policy and keep observed-count and total-record-count separate. For an empty collection, explain the status before attempting division; no new measurement is supplied.</w:t>
+      </w:r>
+    </w:p>
+    <w:p>
+      <w:pPr>
+        <w:pStyle w:val="Heading3"/>
+      </w:pPr>
+      <w:r>
         <w:t>Independent case: Changed independent case</w:t>
       </w:r>
     </w:p>
     <w:p>
       <w:pPr>
-        <w:spacing w:line="336" w:lineRule="auto" w:after="180"/>
-        <w:shd w:fill="F5F1FB"/>
-      </w:pPr>
-      <w:r>
-        <w:rPr>
-          <w:b w:val="0"/>
-        </w:rPr>
+        <w:pStyle w:val="ListBullet"/>
+      </w:pPr>
+      <w:r>
         <w:t>Supplied values are3,7,14. Compute their mean. What should a function report for an empty list? How should it handle a missing fourth record?</w:t>
       </w:r>
     </w:p>
@@ -432,12 +543,9 @@
     </w:p>
     <w:p>
       <w:pPr>
-        <w:spacing w:line="336" w:lineRule="auto" w:after="180"/>
-      </w:pPr>
-      <w:r>
-        <w:rPr>
-          <w:b w:val="0"/>
-        </w:rPr>
+        <w:pStyle w:val="ListBullet"/>
+      </w:pPr>
+      <w:r>
         <w:t>Attempt this case before feedback. Record any help. Earlier examples below are further practice; a case already practised with feedback cannot establish fresh transfer.</w:t>
       </w:r>
     </w:p>
@@ -446,23 +554,69 @@
         <w:pStyle w:val="Heading1"/>
       </w:pPr>
       <w:r>
-        <w:t>05. Your learning target</w:t>
-      </w:r>
-    </w:p>
-    <w:p>
-      <w:r>
-        <w:t>Connect the Python and Table Readiness target to a trace and a justified conclusion.</w:t>
-      </w:r>
-    </w:p>
-    <w:p>
-      <w:pPr>
-        <w:spacing w:line="336" w:lineRule="auto" w:after="180"/>
-      </w:pPr>
-      <w:r>
-        <w:rPr>
-          <w:b w:val="0"/>
-        </w:rPr>
-        <w:t>Trace mean for [4,8,12] using sum(values)/len(values). What should the program do for []? Explain why returning 0 silently is misleading.</w:t>
+        <w:t>09. Project · Keep the experiment evidence</w:t>
+      </w:r>
+    </w:p>
+    <w:p>
+      <w:r>
+        <w:t>Keep this task’s complete inputs, stated rule and support record together.</w:t>
+      </w:r>
+    </w:p>
+    <w:p>
+      <w:pPr>
+        <w:pStyle w:val="Heading2"/>
+      </w:pPr>
+      <w:r>
+        <w:t>Task and evidence record</w:t>
+      </w:r>
+    </w:p>
+    <w:p>
+      <w:pPr>
+        <w:pStyle w:val="ListBullet"/>
+      </w:pPr>
+      <w:r>
+        <w:t>Create a tiny five-row plant table with explicit column names, types, units, and a reproducible summary calculation.</w:t>
+      </w:r>
+    </w:p>
+    <w:p>
+      <w:pPr>
+        <w:pStyle w:val="ListBullet"/>
+      </w:pPr>
+      <w:r>
+        <w:t>The project change and evidence I will keep</w:t>
+      </w:r>
+    </w:p>
+    <w:p>
+      <w:pPr>
+        <w:pStyle w:val="Heading3"/>
+      </w:pPr>
+      <w:r>
+        <w:t>Write or draw your reasoning and evidence.</w:t>
+      </w:r>
+    </w:p>
+    <w:p>
+      <w:r>
+        <w:t>________________________________________________________________</w:t>
+      </w:r>
+    </w:p>
+    <w:p>
+      <w:r>
+        <w:t>________________________________________________________________</w:t>
+      </w:r>
+    </w:p>
+    <w:p>
+      <w:r>
+        <w:t>________________________________________________________________</w:t>
+      </w:r>
+    </w:p>
+    <w:p>
+      <w:r>
+        <w:t>________________________________________________________________</w:t>
+      </w:r>
+    </w:p>
+    <w:p>
+      <w:r>
+        <w:t>________________________________________________________________</w:t>
       </w:r>
     </w:p>
     <w:p>
@@ -470,1661 +624,20 @@
         <w:pStyle w:val="Heading1"/>
       </w:pPr>
       <w:r>
-        <w:t>06. Solve the given case</w:t>
-      </w:r>
-    </w:p>
-    <w:p>
-      <w:r>
-        <w:t>Solve the supplied Python and Table Readiness case and show the deciding evidence.</w:t>
-      </w:r>
-    </w:p>
-    <w:p>
-      <w:pPr>
-        <w:spacing w:line="336" w:lineRule="auto" w:after="180"/>
-      </w:pPr>
-      <w:r>
-        <w:rPr>
-          <w:b w:val="0"/>
-        </w:rPr>
-        <w:t>Python lengths=[4,6,8]; total=sum(lengths); mean=total/len(lengths).</w:t>
-      </w:r>
-    </w:p>
-    <w:p>
-      <w:pPr>
-        <w:spacing w:line="336" w:lineRule="auto" w:after="180"/>
-      </w:pPr>
-      <w:r>
-        <w:rPr>
-          <w:b w:val="0"/>
-        </w:rPr>
-        <w:t>Trace and handle an empty list.</w:t>
-      </w:r>
-    </w:p>
-    <w:p>
-      <w:pPr>
-        <w:spacing w:line="336" w:lineRule="auto" w:after="180"/>
-      </w:pPr>
-      <w:r>
-        <w:rPr>
-          <w:b w:val="0"/>
-        </w:rPr>
-        <w:t xml:space="preserve">Show your trace, calculation or </w:t>
-      </w:r>
-      <w:r>
-        <w:rPr>
-          <w:b/>
-        </w:rPr>
-        <w:t>evidence</w:t>
-      </w:r>
-    </w:p>
-    <w:p>
-      <w:pPr>
-        <w:pStyle w:val="Heading3"/>
-      </w:pPr>
-      <w:r>
-        <w:t>Write or draw your reasoning and evidence.</w:t>
-      </w:r>
-    </w:p>
-    <w:p>
-      <w:r>
-        <w:t>________________________________________________________________</w:t>
-      </w:r>
-    </w:p>
-    <w:p>
-      <w:r>
-        <w:t>________________________________________________________________</w:t>
-      </w:r>
-    </w:p>
-    <w:p>
-      <w:r>
-        <w:t>________________________________________________________________</w:t>
-      </w:r>
-    </w:p>
-    <w:p>
-      <w:r>
-        <w:t>________________________________________________________________</w:t>
-      </w:r>
-    </w:p>
-    <w:p>
-      <w:r>
-        <w:t>________________________________________________________________</w:t>
-      </w:r>
-    </w:p>
-    <w:p>
-      <w:pPr>
-        <w:pStyle w:val="Heading1"/>
-      </w:pPr>
-      <w:r>
-        <w:t>07. Check a changed case</w:t>
-      </w:r>
-    </w:p>
-    <w:p>
-      <w:r>
-        <w:t>Apply the procedure to the changed case and record why the conclusion follows.</w:t>
-      </w:r>
-    </w:p>
-    <w:p>
-      <w:pPr>
-        <w:spacing w:line="336" w:lineRule="auto" w:after="180"/>
-      </w:pPr>
-      <w:r>
-        <w:rPr>
-          <w:b w:val="0"/>
-        </w:rPr>
-        <w:t>Trace Python: lengths = [4, 7, 9]; selected = lengths[1]; total = selected + 3. Give selected and total.</w:t>
-      </w:r>
-    </w:p>
-    <w:p>
-      <w:pPr>
-        <w:spacing w:line="336" w:lineRule="auto" w:after="180"/>
-      </w:pPr>
-      <w:r>
-        <w:rPr>
-          <w:b w:val="0"/>
-        </w:rPr>
-        <w:t>My independent answer and reason</w:t>
-      </w:r>
-    </w:p>
-    <w:p>
-      <w:pPr>
-        <w:pStyle w:val="Heading3"/>
-      </w:pPr>
-      <w:r>
-        <w:t>Write or draw your reasoning and evidence.</w:t>
-      </w:r>
-    </w:p>
-    <w:p>
-      <w:r>
-        <w:t>________________________________________________________________</w:t>
-      </w:r>
-    </w:p>
-    <w:p>
-      <w:r>
-        <w:t>________________________________________________________________</w:t>
-      </w:r>
-    </w:p>
-    <w:p>
-      <w:r>
-        <w:t>________________________________________________________________</w:t>
-      </w:r>
-    </w:p>
-    <w:p>
-      <w:r>
-        <w:t>________________________________________________________________</w:t>
-      </w:r>
-    </w:p>
-    <w:p>
-      <w:r>
-        <w:t>________________________________________________________________</w:t>
-      </w:r>
-    </w:p>
-    <w:p>
-      <w:pPr>
-        <w:pStyle w:val="Heading3"/>
-      </w:pPr>
-      <w:r>
-        <w:t>Week 4 Test and reflect</w:t>
-      </w:r>
-    </w:p>
-    <w:p>
-      <w:pPr>
-        <w:pStyle w:val="Heading1"/>
-      </w:pPr>
-      <w:r>
-        <w:t>08. Design a revealing test</w:t>
-      </w:r>
-    </w:p>
-    <w:p>
-      <w:r>
-        <w:t>Specify a changed input, expected result and observation separately.</w:t>
-      </w:r>
-    </w:p>
-    <w:p>
-      <w:pPr>
-        <w:spacing w:line="336" w:lineRule="auto" w:after="180"/>
-      </w:pPr>
-      <w:r>
-        <w:rPr>
-          <w:b w:val="0"/>
-        </w:rPr>
-        <w:t xml:space="preserve">Create a changed </w:t>
-      </w:r>
-      <w:r>
-        <w:rPr>
-          <w:b/>
-        </w:rPr>
-        <w:t>input</w:t>
-      </w:r>
-      <w:r>
-        <w:rPr>
-          <w:b w:val="0"/>
-        </w:rPr>
-        <w:t>, boundary case or missing-information case. Write the expected answer or safe response before testing.</w:t>
-      </w:r>
-    </w:p>
-    <w:tbl>
-      <w:tblPr>
-        <w:tblStyle w:val="LightShading-Accent1"/>
-        <w:tblW w:type="auto" w:w="0"/>
-        <w:tblLook w:firstColumn="1" w:firstRow="1" w:lastColumn="0" w:lastRow="0" w:noHBand="0" w:noVBand="1" w:val="04A0"/>
-      </w:tblPr>
-      <w:tblGrid>
-        <w:gridCol w:w="5112"/>
-        <w:gridCol w:w="5112"/>
-      </w:tblGrid>
-      <w:tr>
-        <w:trPr>
-          <w:tblHeader/>
-        </w:trPr>
-        <w:tc>
-          <w:tcPr>
-            <w:tcW w:type="dxa" w:w="5112"/>
-          </w:tcPr>
-          <w:p>
-            <w:r>
-              <w:t>Test record</w:t>
-            </w:r>
-          </w:p>
-        </w:tc>
-        <w:tc>
-          <w:tcPr>
-            <w:tcW w:type="dxa" w:w="5112"/>
-          </w:tcPr>
-          <w:p>
-            <w:r>
-              <w:t>My evidence</w:t>
-            </w:r>
-          </w:p>
-        </w:tc>
-      </w:tr>
-      <w:tr>
-        <w:tc>
-          <w:tcPr>
-            <w:tcW w:type="dxa" w:w="5112"/>
-          </w:tcPr>
-          <w:p>
-            <w:r>
-              <w:t>Changed input or condition</w:t>
-            </w:r>
-          </w:p>
-        </w:tc>
-        <w:tc>
-          <w:tcPr>
-            <w:tcW w:type="dxa" w:w="5112"/>
-          </w:tcPr>
-          <w:p>
-            <w:r/>
-          </w:p>
-        </w:tc>
-      </w:tr>
-      <w:tr>
-        <w:tc>
-          <w:tcPr>
-            <w:tcW w:type="dxa" w:w="5112"/>
-          </w:tcPr>
-          <w:p>
-            <w:r>
-              <w:t>Expected answer or fallback</w:t>
-            </w:r>
-          </w:p>
-        </w:tc>
-        <w:tc>
-          <w:tcPr>
-            <w:tcW w:type="dxa" w:w="5112"/>
-          </w:tcPr>
-          <w:p>
-            <w:r/>
-          </w:p>
-        </w:tc>
-      </w:tr>
-      <w:tr>
-        <w:tc>
-          <w:tcPr>
-            <w:tcW w:type="dxa" w:w="5112"/>
-          </w:tcPr>
-          <w:p>
-            <w:r>
-              <w:t>Observed result</w:t>
-            </w:r>
-          </w:p>
-        </w:tc>
-        <w:tc>
-          <w:tcPr>
-            <w:tcW w:type="dxa" w:w="5112"/>
-          </w:tcPr>
-          <w:p>
-            <w:r/>
-          </w:p>
-        </w:tc>
-      </w:tr>
-      <w:tr>
-        <w:tc>
-          <w:tcPr>
-            <w:tcW w:type="dxa" w:w="5112"/>
-          </w:tcPr>
-          <w:p>
-            <w:r>
-              <w:t>Why the result occurred</w:t>
-            </w:r>
-          </w:p>
-        </w:tc>
-        <w:tc>
-          <w:tcPr>
-            <w:tcW w:type="dxa" w:w="5112"/>
-          </w:tcPr>
-          <w:p>
-            <w:r/>
-          </w:p>
-        </w:tc>
-      </w:tr>
-    </w:tbl>
-    <w:p>
-      <w:pPr>
-        <w:pStyle w:val="Heading1"/>
-      </w:pPr>
-      <w:r>
-        <w:t>09. Project checkpoint</w:t>
-      </w:r>
-    </w:p>
-    <w:p>
-      <w:r>
-        <w:t>Justify what Python and Table Readiness adds to Responsible Plant Classifier and keep the evidence.</w:t>
-      </w:r>
-    </w:p>
-    <w:p>
-      <w:pPr>
-        <w:spacing w:line="336" w:lineRule="auto" w:after="180"/>
-      </w:pPr>
-      <w:r>
-        <w:rPr>
-          <w:b w:val="0"/>
-        </w:rPr>
-        <w:t xml:space="preserve">Create a tiny five-row plant table with explicit column names, </w:t>
-      </w:r>
-      <w:r>
-        <w:rPr>
-          <w:b/>
-        </w:rPr>
-        <w:t>type</w:t>
-      </w:r>
-      <w:r>
-        <w:rPr>
-          <w:b w:val="0"/>
-        </w:rPr>
-        <w:t xml:space="preserve">s, </w:t>
-      </w:r>
-      <w:r>
-        <w:rPr>
-          <w:b/>
-        </w:rPr>
-        <w:t>unit</w:t>
-      </w:r>
-      <w:r>
-        <w:rPr>
-          <w:b w:val="0"/>
-        </w:rPr>
-        <w:t>s, and a reproducible summary calculation.</w:t>
-      </w:r>
-    </w:p>
-    <w:p>
-      <w:pPr>
-        <w:spacing w:line="336" w:lineRule="auto" w:after="180"/>
-      </w:pPr>
-      <w:r>
-        <w:rPr>
-          <w:b w:val="0"/>
-        </w:rPr>
-        <w:t xml:space="preserve">The project change and </w:t>
-      </w:r>
-      <w:r>
-        <w:rPr>
-          <w:b/>
-        </w:rPr>
-        <w:t>evidence</w:t>
-      </w:r>
-      <w:r>
-        <w:rPr>
-          <w:b w:val="0"/>
-        </w:rPr>
-        <w:t xml:space="preserve"> I will keep</w:t>
-      </w:r>
-    </w:p>
-    <w:p>
-      <w:pPr>
-        <w:pStyle w:val="Heading3"/>
-      </w:pPr>
-      <w:r>
-        <w:t>Write or draw your reasoning and evidence.</w:t>
-      </w:r>
-    </w:p>
-    <w:p>
-      <w:r>
-        <w:t>________________________________________________________________</w:t>
-      </w:r>
-    </w:p>
-    <w:p>
-      <w:r>
-        <w:t>________________________________________________________________</w:t>
-      </w:r>
-    </w:p>
-    <w:p>
-      <w:r>
-        <w:t>________________________________________________________________</w:t>
-      </w:r>
-    </w:p>
-    <w:p>
-      <w:r>
-        <w:t>________________________________________________________________</w:t>
-      </w:r>
-    </w:p>
-    <w:p>
-      <w:r>
-        <w:t>________________________________________________________________</w:t>
-      </w:r>
-    </w:p>
-    <w:p>
-      <w:pPr>
-        <w:pStyle w:val="Heading1"/>
-      </w:pPr>
-      <w:r>
-        <w:t>10. Self check</w:t>
-      </w:r>
-    </w:p>
-    <w:p>
-      <w:r>
-        <w:t>Judge explanation, evidence, transfer and limits separately; attach the work behind your judgement.</w:t>
-      </w:r>
-    </w:p>
-    <w:p>
-      <w:pPr>
-        <w:pStyle w:val="ListBullet"/>
-      </w:pPr>
-      <w:r>
-        <w:t>I can explain the mechanism.</w:t>
-      </w:r>
-    </w:p>
-    <w:p>
-      <w:pPr>
-        <w:pStyle w:val="ListBullet"/>
-      </w:pPr>
-      <w:r>
-        <w:t>I can show evidence.</w:t>
-      </w:r>
-    </w:p>
-    <w:p>
-      <w:pPr>
-        <w:pStyle w:val="ListBullet"/>
-      </w:pPr>
-      <w:r>
-        <w:t>I can handle a changed case.</w:t>
-      </w:r>
-    </w:p>
-    <w:p>
-      <w:pPr>
-        <w:pStyle w:val="ListBullet"/>
-      </w:pPr>
-      <w:r>
-        <w:t>I can name a limit.</w:t>
-      </w:r>
-    </w:p>
-    <w:p>
-      <w:r>
-        <w:t>Mark each as not yet, with help or independently, and attach supporting work.</w:t>
-      </w:r>
-    </w:p>
-    <w:p>
-      <w:pPr>
-        <w:spacing w:line="336" w:lineRule="auto" w:after="180"/>
-      </w:pPr>
-      <w:r>
-        <w:rPr>
-          <w:b w:val="0"/>
-        </w:rPr>
-        <w:t>Teacher review ____________________  Next step ____________________</w:t>
-      </w:r>
-    </w:p>
-    <w:p>
-      <w:pPr>
-        <w:pStyle w:val="Heading1"/>
-      </w:pPr>
-      <w:r>
-        <w:t>11. Transfer practice from the original programme</w:t>
-      </w:r>
-    </w:p>
-    <w:p>
-      <w:r>
-        <w:t>Use this earlier case as transfer practice. A case already discussed with feedback is not fresh assessment evidence.</w:t>
-      </w:r>
-    </w:p>
-    <w:p>
-      <w:pPr>
-        <w:spacing w:line="336" w:lineRule="auto" w:after="180"/>
-      </w:pPr>
-      <w:r>
-        <w:rPr>
-          <w:b w:val="0"/>
-        </w:rPr>
-        <w:t>Trace mean for [4,8,12] using sum(values)/len(values). What should the program do for []? Explain why returning 0 silently is misleading.</w:t>
-      </w:r>
-    </w:p>
-    <w:p>
-      <w:pPr>
-        <w:pStyle w:val="Heading3"/>
-      </w:pPr>
-      <w:r>
-        <w:t>My independently reasoned answer</w:t>
-      </w:r>
-    </w:p>
-    <w:p>
-      <w:r>
-        <w:t>________________________________________________________________</w:t>
-      </w:r>
-    </w:p>
-    <w:p>
-      <w:r>
-        <w:t>________________________________________________________________</w:t>
-      </w:r>
-    </w:p>
-    <w:p>
-      <w:r>
-        <w:t>________________________________________________________________</w:t>
-      </w:r>
-    </w:p>
-    <w:p>
-      <w:r>
-        <w:t>________________________________________________________________</w:t>
-      </w:r>
-    </w:p>
-    <w:p>
-      <w:r>
-        <w:t>________________________________________________________________</w:t>
-      </w:r>
-    </w:p>
-    <w:p>
-      <w:r>
-        <w:t>________________________________________________________________</w:t>
-      </w:r>
-    </w:p>
-    <w:p>
-      <w:r>
-        <w:t>________________________________________________________________</w:t>
-      </w:r>
-    </w:p>
-    <w:p>
-      <w:pPr>
-        <w:spacing w:line="336" w:lineRule="auto" w:after="180"/>
-      </w:pPr>
-      <w:r>
-        <w:rPr>
-          <w:b w:val="0"/>
-        </w:rPr>
-        <w:t>Record support used: none, hint or teacher explanation.</w:t>
-      </w:r>
-    </w:p>
-    <w:p>
-      <w:pPr>
-        <w:pStyle w:val="Heading1"/>
-      </w:pPr>
-      <w:r>
-        <w:t>12. W1 State a schema</w:t>
-      </w:r>
-    </w:p>
-    <w:p>
-      <w:r>
-        <w:t>State a schema. Apply the supplied Python and Table Readiness facts and keep your reasoning.</w:t>
-      </w:r>
-    </w:p>
-    <w:p>
-      <w:pPr>
-        <w:pStyle w:val="Heading3"/>
-      </w:pPr>
-      <w:r>
-        <w:t>Where to find the supplied example</w:t>
-      </w:r>
-    </w:p>
-    <w:p>
-      <w:pPr>
-        <w:spacing w:line="336" w:lineRule="auto" w:after="180"/>
-        <w:shd w:fill="F1F6F8"/>
-      </w:pPr>
-      <w:r>
-        <w:rPr>
-          <w:b w:val="0"/>
-        </w:rPr>
-        <w:t>Reference for this exercise: open this week’s student lesson, “Python and Table Readiness”, at “See how it works” and “Follow a worked example”. Use the original worked values or code named in the question; the later pictorial case is a separate example. Keep this reference beside your workbook while practising.</w:t>
-      </w:r>
-    </w:p>
-    <w:p>
-      <w:pPr>
-        <w:spacing w:line="336" w:lineRule="auto" w:after="180"/>
-      </w:pPr>
-      <w:r>
-        <w:rPr>
-          <w:b w:val="0"/>
-        </w:rPr>
-        <w:t xml:space="preserve">List the required fields, </w:t>
-      </w:r>
-      <w:r>
-        <w:rPr>
-          <w:b/>
-        </w:rPr>
-        <w:t>type</w:t>
-      </w:r>
-      <w:r>
-        <w:rPr>
-          <w:b w:val="0"/>
-        </w:rPr>
-        <w:t>s and duration boundaries for the worked table.</w:t>
-      </w:r>
-    </w:p>
-    <w:p>
-      <w:pPr>
-        <w:pStyle w:val="Heading3"/>
-      </w:pPr>
-      <w:r>
-        <w:t>My reasoning and evidence</w:t>
-      </w:r>
-    </w:p>
-    <w:p>
-      <w:r>
-        <w:t>________________________________________________________________</w:t>
-      </w:r>
-    </w:p>
-    <w:p>
-      <w:r>
-        <w:t>________________________________________________________________</w:t>
-      </w:r>
-    </w:p>
-    <w:p>
-      <w:r>
-        <w:t>________________________________________________________________</w:t>
-      </w:r>
-    </w:p>
-    <w:p>
-      <w:r>
-        <w:t>________________________________________________________________</w:t>
-      </w:r>
-    </w:p>
-    <w:p>
-      <w:r>
-        <w:t>________________________________________________________________</w:t>
-      </w:r>
-    </w:p>
-    <w:p>
-      <w:r>
-        <w:t>________________________________________________________________</w:t>
-      </w:r>
-    </w:p>
-    <w:p>
-      <w:pPr>
-        <w:pStyle w:val="Heading1"/>
-      </w:pPr>
-      <w:r>
-        <w:t>13. W2 Classify records</w:t>
-      </w:r>
-    </w:p>
-    <w:p>
-      <w:r>
-        <w:t>Classify records. Apply the supplied Python and Table Readiness facts and keep your reasoning.</w:t>
-      </w:r>
-    </w:p>
-    <w:p>
-      <w:pPr>
-        <w:spacing w:line="336" w:lineRule="auto" w:after="180"/>
-      </w:pPr>
-      <w:r>
-        <w:rPr>
-          <w:b w:val="0"/>
-        </w:rPr>
-        <w:t xml:space="preserve">Classify minutes values 0, 60, -1 and 61 under this </w:t>
-      </w:r>
-      <w:r>
-        <w:rPr>
-          <w:b/>
-        </w:rPr>
-        <w:t>schema</w:t>
-      </w:r>
-      <w:r>
-        <w:rPr>
-          <w:b w:val="0"/>
-        </w:rPr>
-        <w:t>.</w:t>
-      </w:r>
-    </w:p>
-    <w:p>
-      <w:pPr>
-        <w:pStyle w:val="Heading3"/>
-      </w:pPr>
-      <w:r>
-        <w:t>My reasoning and evidence</w:t>
-      </w:r>
-    </w:p>
-    <w:p>
-      <w:r>
-        <w:t>________________________________________________________________</w:t>
-      </w:r>
-    </w:p>
-    <w:p>
-      <w:r>
-        <w:t>________________________________________________________________</w:t>
-      </w:r>
-    </w:p>
-    <w:p>
-      <w:r>
-        <w:t>________________________________________________________________</w:t>
-      </w:r>
-    </w:p>
-    <w:p>
-      <w:r>
-        <w:t>________________________________________________________________</w:t>
-      </w:r>
-    </w:p>
-    <w:p>
-      <w:r>
-        <w:t>________________________________________________________________</w:t>
-      </w:r>
-    </w:p>
-    <w:p>
-      <w:r>
-        <w:t>________________________________________________________________</w:t>
-      </w:r>
-    </w:p>
-    <w:p>
-      <w:pPr>
-        <w:pStyle w:val="Heading1"/>
-      </w:pPr>
-      <w:r>
-        <w:t>14. W3 Repair a unit problem</w:t>
-      </w:r>
-    </w:p>
-    <w:p>
-      <w:r>
-        <w:t>Repair a unit problem. Apply the supplied Python and Table Readiness facts and keep your reasoning.</w:t>
-      </w:r>
-    </w:p>
-    <w:p>
-      <w:pPr>
-        <w:spacing w:line="336" w:lineRule="auto" w:after="180"/>
-      </w:pPr>
-      <w:r>
-        <w:rPr>
-          <w:b w:val="0"/>
-        </w:rPr>
-        <w:t>A source says 180 seconds but the row says minutes: 180. Give a documented correction.</w:t>
-      </w:r>
-    </w:p>
-    <w:p>
-      <w:pPr>
-        <w:pStyle w:val="Heading3"/>
-      </w:pPr>
-      <w:r>
-        <w:t>My reasoning and evidence</w:t>
-      </w:r>
-    </w:p>
-    <w:p>
-      <w:r>
-        <w:t>________________________________________________________________</w:t>
-      </w:r>
-    </w:p>
-    <w:p>
-      <w:r>
-        <w:t>________________________________________________________________</w:t>
-      </w:r>
-    </w:p>
-    <w:p>
-      <w:r>
-        <w:t>________________________________________________________________</w:t>
-      </w:r>
-    </w:p>
-    <w:p>
-      <w:r>
-        <w:t>________________________________________________________________</w:t>
-      </w:r>
-    </w:p>
-    <w:p>
-      <w:r>
-        <w:t>________________________________________________________________</w:t>
-      </w:r>
-    </w:p>
-    <w:p>
-      <w:r>
-        <w:t>________________________________________________________________</w:t>
-      </w:r>
-    </w:p>
-    <w:p>
-      <w:pPr>
-        <w:pStyle w:val="Heading1"/>
-      </w:pPr>
-      <w:r>
-        <w:t>15. W4 Design a schema independently</w:t>
-      </w:r>
-    </w:p>
-    <w:p>
-      <w:r>
-        <w:t>Attempt before feedback. If this repeats the selected independent case, reuse that first attempt; otherwise keep a separate record. Design a schema independently. Apply the supplied Python and Table Readiness facts and keep your reasoning.</w:t>
-      </w:r>
-    </w:p>
-    <w:p>
-      <w:pPr>
-        <w:spacing w:line="336" w:lineRule="auto" w:after="180"/>
-      </w:pPr>
-      <w:r>
-        <w:rPr>
-          <w:b w:val="0"/>
-        </w:rPr>
-        <w:t>For a fictional shelf audit, define label and book_count fields. Require a nonempty text label and an integer count from 0 to 40. Give two valid and two invalid records with reasons.</w:t>
-      </w:r>
-    </w:p>
-    <w:p>
-      <w:pPr>
-        <w:pStyle w:val="Heading3"/>
-      </w:pPr>
-      <w:r>
-        <w:t>My reasoning and evidence</w:t>
-      </w:r>
-    </w:p>
-    <w:p>
-      <w:r>
-        <w:t>________________________________________________________________</w:t>
-      </w:r>
-    </w:p>
-    <w:p>
-      <w:r>
-        <w:t>________________________________________________________________</w:t>
-      </w:r>
-    </w:p>
-    <w:p>
-      <w:r>
-        <w:t>________________________________________________________________</w:t>
-      </w:r>
-    </w:p>
-    <w:p>
-      <w:r>
-        <w:t>________________________________________________________________</w:t>
-      </w:r>
-    </w:p>
-    <w:p>
-      <w:r>
-        <w:t>________________________________________________________________</w:t>
-      </w:r>
-    </w:p>
-    <w:p>
-      <w:r>
-        <w:t>________________________________________________________________</w:t>
-      </w:r>
-    </w:p>
-    <w:p>
-      <w:r>
-        <w:t>________________________________________________________________</w:t>
-      </w:r>
-    </w:p>
-    <w:p>
-      <w:r>
-        <w:t>________________________________________________________________</w:t>
-      </w:r>
-    </w:p>
-    <w:p>
-      <w:pPr>
-        <w:pStyle w:val="Heading1"/>
-      </w:pPr>
-      <w:r>
-        <w:t>16. W5 Separate validity and truth</w:t>
-      </w:r>
-    </w:p>
-    <w:p>
-      <w:r>
-        <w:t>Separate validity and truth. Apply the supplied Python and Table Readiness facts and keep your reasoning.</w:t>
-      </w:r>
-    </w:p>
-    <w:p>
-      <w:pPr>
-        <w:spacing w:line="336" w:lineRule="auto" w:after="180"/>
-        <w:shd w:fill="F5F1FB"/>
-      </w:pPr>
-      <w:r>
-        <w:rPr>
-          <w:b w:val="0"/>
-        </w:rPr>
-        <w:t xml:space="preserve">A row says Reading, 12 and passes. Does that establish the session really lasted </w:t>
-      </w:r>
-      <w:r>
-        <w:rPr>
-          <w:b/>
-        </w:rPr>
-        <w:t>12 minutes</w:t>
-      </w:r>
-      <w:r>
-        <w:rPr>
-          <w:b w:val="0"/>
-        </w:rPr>
-        <w:t>?</w:t>
-      </w:r>
-    </w:p>
-    <w:p>
-      <w:pPr>
-        <w:pStyle w:val="Heading3"/>
-      </w:pPr>
-      <w:r>
-        <w:t>My reasoning and evidence</w:t>
-      </w:r>
-    </w:p>
-    <w:p>
-      <w:r>
-        <w:t>________________________________________________________________</w:t>
-      </w:r>
-    </w:p>
-    <w:p>
-      <w:r>
-        <w:t>________________________________________________________________</w:t>
-      </w:r>
-    </w:p>
-    <w:p>
-      <w:r>
-        <w:t>________________________________________________________________</w:t>
-      </w:r>
-    </w:p>
-    <w:p>
-      <w:r>
-        <w:t>________________________________________________________________</w:t>
-      </w:r>
-    </w:p>
-    <w:p>
-      <w:r>
-        <w:t>________________________________________________________________</w:t>
-      </w:r>
-    </w:p>
-    <w:p>
-      <w:r>
-        <w:t>________________________________________________________________</w:t>
-      </w:r>
-    </w:p>
-    <w:p>
-      <w:pPr>
-        <w:pStyle w:val="Heading1"/>
-      </w:pPr>
-      <w:r>
-        <w:t>17. File input and output — W1 Trace types</w:t>
-      </w:r>
-    </w:p>
-    <w:p>
-      <w:r>
-        <w:t>Use the supplied Python and Table Readiness task to record your reasoning, evidence and next step.</w:t>
-      </w:r>
-    </w:p>
-    <w:p>
-      <w:pPr>
-        <w:spacing w:line="336" w:lineRule="auto" w:after="180"/>
-      </w:pPr>
-      <w:r>
-        <w:rPr>
-          <w:b w:val="0"/>
-        </w:rPr>
-        <w:t xml:space="preserve">Before and after int("8"), identify the </w:t>
-      </w:r>
-      <w:r>
-        <w:rPr>
-          <w:b/>
-        </w:rPr>
-        <w:t>type</w:t>
-      </w:r>
-      <w:r>
-        <w:rPr>
-          <w:b w:val="0"/>
-        </w:rPr>
-        <w:t>s and values.</w:t>
-      </w:r>
-    </w:p>
-    <w:p>
-      <w:pPr>
-        <w:pStyle w:val="Heading3"/>
-      </w:pPr>
-      <w:r>
-        <w:t>My reasoning and evidence</w:t>
-      </w:r>
-    </w:p>
-    <w:p>
-      <w:r>
-        <w:t>________________________________________________________________</w:t>
-      </w:r>
-    </w:p>
-    <w:p>
-      <w:r>
-        <w:t>________________________________________________________________</w:t>
-      </w:r>
-    </w:p>
-    <w:p>
-      <w:r>
-        <w:t>________________________________________________________________</w:t>
-      </w:r>
-    </w:p>
-    <w:p>
-      <w:r>
-        <w:t>________________________________________________________________</w:t>
-      </w:r>
-    </w:p>
-    <w:p>
-      <w:r>
-        <w:t>________________________________________________________________</w:t>
-      </w:r>
-    </w:p>
-    <w:p>
-      <w:r>
-        <w:t>________________________________________________________________</w:t>
-      </w:r>
-    </w:p>
-    <w:p>
-      <w:pPr>
-        <w:pStyle w:val="Heading1"/>
-      </w:pPr>
-      <w:r>
-        <w:t>18. File input and output — W2 Predict the total</w:t>
-      </w:r>
-    </w:p>
-    <w:p>
-      <w:r>
-        <w:t>Use the supplied Python and Table Readiness task to record your reasoning, evidence and next step.</w:t>
-      </w:r>
-    </w:p>
-    <w:p>
-      <w:pPr>
-        <w:spacing w:line="336" w:lineRule="auto" w:after="180"/>
-        <w:shd w:fill="F5F1FB"/>
-      </w:pPr>
-      <w:r>
-        <w:rPr>
-          <w:b w:val="0"/>
-        </w:rPr>
-        <w:t xml:space="preserve">A sandbox </w:t>
-      </w:r>
-      <w:r>
-        <w:rPr>
-          <w:b/>
-        </w:rPr>
-        <w:t>file</w:t>
-      </w:r>
-      <w:r>
-        <w:rPr>
-          <w:b w:val="0"/>
-        </w:rPr>
-        <w:t xml:space="preserve"> has lines 5, 0 and 2. What total does the worked reader print?</w:t>
-      </w:r>
-    </w:p>
-    <w:p>
-      <w:pPr>
-        <w:pStyle w:val="Heading3"/>
-      </w:pPr>
-      <w:r>
-        <w:t>My reasoning and evidence</w:t>
-      </w:r>
-    </w:p>
-    <w:p>
-      <w:r>
-        <w:t>________________________________________________________________</w:t>
-      </w:r>
-    </w:p>
-    <w:p>
-      <w:r>
-        <w:t>________________________________________________________________</w:t>
-      </w:r>
-    </w:p>
-    <w:p>
-      <w:r>
-        <w:t>________________________________________________________________</w:t>
-      </w:r>
-    </w:p>
-    <w:p>
-      <w:r>
-        <w:t>________________________________________________________________</w:t>
-      </w:r>
-    </w:p>
-    <w:p>
-      <w:r>
-        <w:t>________________________________________________________________</w:t>
-      </w:r>
-    </w:p>
-    <w:p>
-      <w:r>
-        <w:t>________________________________________________________________</w:t>
-      </w:r>
-    </w:p>
-    <w:p>
-      <w:pPr>
-        <w:pStyle w:val="Heading1"/>
-      </w:pPr>
-      <w:r>
-        <w:t>19. File input and output — W3 Repair a path issue</w:t>
-      </w:r>
-    </w:p>
-    <w:p>
-      <w:r>
-        <w:t>Use the supplied Python and Table Readiness task to record your reasoning, evidence and next step.</w:t>
-      </w:r>
-    </w:p>
-    <w:p>
-      <w:pPr>
-        <w:spacing w:line="336" w:lineRule="auto" w:after="180"/>
-      </w:pPr>
-      <w:r>
-        <w:rPr>
-          <w:b w:val="0"/>
-        </w:rPr>
-        <w:t xml:space="preserve">The </w:t>
-      </w:r>
-      <w:r>
-        <w:rPr>
-          <w:b/>
-        </w:rPr>
-        <w:t>file</w:t>
-      </w:r>
-      <w:r>
-        <w:rPr>
-          <w:b w:val="0"/>
-        </w:rPr>
-        <w:t xml:space="preserve"> is in the class-data folder but the script looks in its working folder. Give a safe repair.</w:t>
-      </w:r>
-    </w:p>
-    <w:p>
-      <w:pPr>
-        <w:pStyle w:val="Heading3"/>
-      </w:pPr>
-      <w:r>
-        <w:t>My reasoning and evidence</w:t>
-      </w:r>
-    </w:p>
-    <w:p>
-      <w:r>
-        <w:t>________________________________________________________________</w:t>
-      </w:r>
-    </w:p>
-    <w:p>
-      <w:r>
-        <w:t>________________________________________________________________</w:t>
-      </w:r>
-    </w:p>
-    <w:p>
-      <w:r>
-        <w:t>________________________________________________________________</w:t>
-      </w:r>
-    </w:p>
-    <w:p>
-      <w:r>
-        <w:t>________________________________________________________________</w:t>
-      </w:r>
-    </w:p>
-    <w:p>
-      <w:r>
-        <w:t>________________________________________________________________</w:t>
-      </w:r>
-    </w:p>
-    <w:p>
-      <w:r>
-        <w:t>________________________________________________________________</w:t>
-      </w:r>
-    </w:p>
-    <w:p>
-      <w:pPr>
-        <w:pStyle w:val="Heading1"/>
-      </w:pPr>
-      <w:r>
-        <w:t>20. File input and output — W4 Read independently</w:t>
-      </w:r>
-    </w:p>
-    <w:p>
-      <w:r>
-        <w:t>Use the supplied Python and Table Readiness task to record your reasoning, evidence and next step.</w:t>
-      </w:r>
-    </w:p>
-    <w:p>
-      <w:pPr>
-        <w:spacing w:line="336" w:lineRule="auto" w:after="180"/>
-      </w:pPr>
-      <w:r>
-        <w:rPr>
-          <w:b w:val="0"/>
-        </w:rPr>
-        <w:t xml:space="preserve">In a fresh sandbox </w:t>
-      </w:r>
-      <w:r>
-        <w:rPr>
-          <w:b/>
-        </w:rPr>
-        <w:t>file</w:t>
-      </w:r>
-      <w:r>
-        <w:rPr>
-          <w:b w:val="0"/>
-        </w:rPr>
-        <w:t xml:space="preserve"> counters.txt put 4, 6 and 0 on separate lines. Adapt the reader, print the number of values and total. State the expected results.</w:t>
-      </w:r>
-    </w:p>
-    <w:p>
-      <w:pPr>
-        <w:pStyle w:val="Heading3"/>
-      </w:pPr>
-      <w:r>
-        <w:t>My reasoning and evidence</w:t>
-      </w:r>
-    </w:p>
-    <w:p>
-      <w:r>
-        <w:t>________________________________________________________________</w:t>
-      </w:r>
-    </w:p>
-    <w:p>
-      <w:r>
-        <w:t>________________________________________________________________</w:t>
-      </w:r>
-    </w:p>
-    <w:p>
-      <w:r>
-        <w:t>________________________________________________________________</w:t>
-      </w:r>
-    </w:p>
-    <w:p>
-      <w:r>
-        <w:t>________________________________________________________________</w:t>
-      </w:r>
-    </w:p>
-    <w:p>
-      <w:r>
-        <w:t>________________________________________________________________</w:t>
-      </w:r>
-    </w:p>
-    <w:p>
-      <w:r>
-        <w:t>________________________________________________________________</w:t>
-      </w:r>
-    </w:p>
-    <w:p>
-      <w:r>
-        <w:t>________________________________________________________________</w:t>
-      </w:r>
-    </w:p>
-    <w:p>
-      <w:r>
-        <w:t>________________________________________________________________</w:t>
-      </w:r>
-    </w:p>
-    <w:p>
-      <w:pPr>
-        <w:pStyle w:val="Heading1"/>
-      </w:pPr>
-      <w:r>
-        <w:t>21. File input and output — W5 Handle malformed data</w:t>
-      </w:r>
-    </w:p>
-    <w:p>
-      <w:r>
-        <w:t>Use the supplied Python and Table Readiness task to record your reasoning, evidence and next step.</w:t>
-      </w:r>
-    </w:p>
-    <w:p>
-      <w:pPr>
-        <w:spacing w:line="336" w:lineRule="auto" w:after="180"/>
-        <w:shd w:fill="F5F1FB"/>
-      </w:pPr>
-      <w:r>
-        <w:rPr>
-          <w:b w:val="0"/>
-        </w:rPr>
-        <w:t xml:space="preserve">The </w:t>
-      </w:r>
-      <w:r>
-        <w:rPr>
-          <w:b/>
-        </w:rPr>
-        <w:t>file</w:t>
-      </w:r>
-      <w:r>
-        <w:rPr>
-          <w:b w:val="0"/>
-        </w:rPr>
-        <w:t xml:space="preserve"> contains twelve on one line. Why should the program not silently turn it into zero?</w:t>
-      </w:r>
-    </w:p>
-    <w:p>
-      <w:pPr>
-        <w:pStyle w:val="Heading3"/>
-      </w:pPr>
-      <w:r>
-        <w:t>My reasoning and evidence</w:t>
-      </w:r>
-    </w:p>
-    <w:p>
-      <w:r>
-        <w:t>________________________________________________________________</w:t>
-      </w:r>
-    </w:p>
-    <w:p>
-      <w:r>
-        <w:t>________________________________________________________________</w:t>
-      </w:r>
-    </w:p>
-    <w:p>
-      <w:r>
-        <w:t>________________________________________________________________</w:t>
-      </w:r>
-    </w:p>
-    <w:p>
-      <w:r>
-        <w:t>________________________________________________________________</w:t>
-      </w:r>
-    </w:p>
-    <w:p>
-      <w:r>
-        <w:t>________________________________________________________________</w:t>
-      </w:r>
-    </w:p>
-    <w:p>
-      <w:r>
-        <w:t>________________________________________________________________</w:t>
-      </w:r>
-    </w:p>
-    <w:p>
-      <w:pPr>
-        <w:pStyle w:val="Heading1"/>
-      </w:pPr>
-      <w:r>
-        <w:t>22. Exceptions and recovery — W1 Trace success</w:t>
-      </w:r>
-    </w:p>
-    <w:p>
-      <w:r>
-        <w:t>Use the supplied Python and Table Readiness task to record your reasoning, evidence and next step.</w:t>
-      </w:r>
-    </w:p>
-    <w:p>
-      <w:pPr>
-        <w:spacing w:line="336" w:lineRule="auto" w:after="180"/>
-        <w:shd w:fill="F5F1FB"/>
-      </w:pPr>
-      <w:r>
-        <w:rPr>
-          <w:b w:val="0"/>
-        </w:rPr>
-        <w:t>What does parse_minutes("0") return, and why is zero allowed?</w:t>
-      </w:r>
-    </w:p>
-    <w:p>
-      <w:pPr>
-        <w:pStyle w:val="Heading3"/>
-      </w:pPr>
-      <w:r>
-        <w:t>My reasoning and evidence</w:t>
-      </w:r>
-    </w:p>
-    <w:p>
-      <w:r>
-        <w:t>________________________________________________________________</w:t>
-      </w:r>
-    </w:p>
-    <w:p>
-      <w:r>
-        <w:t>________________________________________________________________</w:t>
-      </w:r>
-    </w:p>
-    <w:p>
-      <w:r>
-        <w:t>________________________________________________________________</w:t>
-      </w:r>
-    </w:p>
-    <w:p>
-      <w:r>
-        <w:t>________________________________________________________________</w:t>
-      </w:r>
-    </w:p>
-    <w:p>
-      <w:r>
-        <w:t>________________________________________________________________</w:t>
-      </w:r>
-    </w:p>
-    <w:p>
-      <w:r>
-        <w:t>________________________________________________________________</w:t>
-      </w:r>
-    </w:p>
-    <w:p>
-      <w:pPr>
-        <w:pStyle w:val="Heading1"/>
-      </w:pPr>
-      <w:r>
-        <w:t>23. Exceptions and recovery — W2 Trace two failures</w:t>
-      </w:r>
-    </w:p>
-    <w:p>
-      <w:r>
-        <w:t>Use the supplied Python and Table Readiness task to record your reasoning, evidence and next step.</w:t>
-      </w:r>
-    </w:p>
-    <w:p>
-      <w:pPr>
-        <w:spacing w:line="336" w:lineRule="auto" w:after="180"/>
-      </w:pPr>
-      <w:r>
-        <w:rPr>
-          <w:b w:val="0"/>
-        </w:rPr>
-        <w:t>Compare parse_minutes("abc") and parse_minutes("70").</w:t>
-      </w:r>
-    </w:p>
-    <w:p>
-      <w:pPr>
-        <w:pStyle w:val="Heading3"/>
-      </w:pPr>
-      <w:r>
-        <w:t>My reasoning and evidence</w:t>
-      </w:r>
-    </w:p>
-    <w:p>
-      <w:r>
-        <w:t>________________________________________________________________</w:t>
-      </w:r>
-    </w:p>
-    <w:p>
-      <w:r>
-        <w:t>________________________________________________________________</w:t>
-      </w:r>
-    </w:p>
-    <w:p>
-      <w:r>
-        <w:t>________________________________________________________________</w:t>
-      </w:r>
-    </w:p>
-    <w:p>
-      <w:r>
-        <w:t>________________________________________________________________</w:t>
-      </w:r>
-    </w:p>
-    <w:p>
-      <w:r>
-        <w:t>________________________________________________________________</w:t>
-      </w:r>
-    </w:p>
-    <w:p>
-      <w:r>
-        <w:t>________________________________________________________________</w:t>
-      </w:r>
-    </w:p>
-    <w:p>
-      <w:pPr>
-        <w:pStyle w:val="Heading1"/>
-      </w:pPr>
-      <w:r>
-        <w:t>24. Exceptions and recovery — W3 Repair a handler</w:t>
-      </w:r>
-    </w:p>
-    <w:p>
-      <w:r>
-        <w:t>Use the supplied Python and Table Readiness task to record your reasoning, evidence and next step.</w:t>
-      </w:r>
-    </w:p>
-    <w:p>
-      <w:pPr>
-        <w:spacing w:line="336" w:lineRule="auto" w:after="180"/>
-      </w:pPr>
-      <w:r>
-        <w:rPr>
-          <w:b w:val="0"/>
-        </w:rPr>
-        <w:t>An except block returns 0 for any failure. State two problems and a repair.</w:t>
-      </w:r>
-    </w:p>
-    <w:p>
-      <w:pPr>
-        <w:pStyle w:val="Heading3"/>
-      </w:pPr>
-      <w:r>
-        <w:t>My reasoning and evidence</w:t>
-      </w:r>
-    </w:p>
-    <w:p>
-      <w:r>
-        <w:t>________________________________________________________________</w:t>
-      </w:r>
-    </w:p>
-    <w:p>
-      <w:r>
-        <w:t>________________________________________________________________</w:t>
-      </w:r>
-    </w:p>
-    <w:p>
-      <w:r>
-        <w:t>________________________________________________________________</w:t>
-      </w:r>
-    </w:p>
-    <w:p>
-      <w:r>
-        <w:t>________________________________________________________________</w:t>
-      </w:r>
-    </w:p>
-    <w:p>
-      <w:r>
-        <w:t>________________________________________________________________</w:t>
-      </w:r>
-    </w:p>
-    <w:p>
-      <w:r>
-        <w:t>________________________________________________________________</w:t>
-      </w:r>
-    </w:p>
-    <w:p>
-      <w:pPr>
-        <w:pStyle w:val="Heading1"/>
-      </w:pPr>
-      <w:r>
-        <w:t>25. Exceptions and recovery — W4 Build independently</w:t>
-      </w:r>
-    </w:p>
-    <w:p>
-      <w:r>
-        <w:t>Use the supplied Python and Table Readiness task to record your reasoning, evidence and next step.</w:t>
-      </w:r>
-    </w:p>
-    <w:p>
-      <w:pPr>
-        <w:spacing w:line="336" w:lineRule="auto" w:after="180"/>
-      </w:pPr>
-      <w:r>
-        <w:rPr>
-          <w:b w:val="0"/>
-        </w:rPr>
-        <w:t xml:space="preserve">Adapt the function for count strings representing integers 0 through 10. Test "4", "0", "11", "four" and "-1" and record </w:t>
-      </w:r>
-      <w:r>
-        <w:rPr>
-          <w:b/>
-        </w:rPr>
-        <w:t>status</w:t>
-      </w:r>
-      <w:r>
-        <w:rPr>
-          <w:b w:val="0"/>
-        </w:rPr>
-        <w:t>/value.</w:t>
-      </w:r>
-    </w:p>
-    <w:p>
-      <w:pPr>
-        <w:pStyle w:val="Heading3"/>
-      </w:pPr>
-      <w:r>
-        <w:t>My reasoning and evidence</w:t>
-      </w:r>
-    </w:p>
-    <w:p>
-      <w:r>
-        <w:t>________________________________________________________________</w:t>
-      </w:r>
-    </w:p>
-    <w:p>
-      <w:r>
-        <w:t>________________________________________________________________</w:t>
-      </w:r>
-    </w:p>
-    <w:p>
-      <w:r>
-        <w:t>________________________________________________________________</w:t>
-      </w:r>
-    </w:p>
-    <w:p>
-      <w:r>
-        <w:t>________________________________________________________________</w:t>
-      </w:r>
-    </w:p>
-    <w:p>
-      <w:r>
-        <w:t>________________________________________________________________</w:t>
-      </w:r>
-    </w:p>
-    <w:p>
-      <w:r>
-        <w:t>________________________________________________________________</w:t>
-      </w:r>
-    </w:p>
-    <w:p>
-      <w:r>
-        <w:t>________________________________________________________________</w:t>
-      </w:r>
-    </w:p>
-    <w:p>
-      <w:r>
-        <w:t>________________________________________________________________</w:t>
-      </w:r>
-    </w:p>
-    <w:p>
-      <w:pPr>
-        <w:pStyle w:val="Heading1"/>
-      </w:pPr>
-      <w:r>
-        <w:t>26. Exceptions and recovery — W5 Choose recovery</w:t>
-      </w:r>
-    </w:p>
-    <w:p>
-      <w:r>
-        <w:t>Use the supplied Python and Table Readiness task to record your reasoning, evidence and next step.</w:t>
-      </w:r>
-    </w:p>
-    <w:p>
-      <w:pPr>
-        <w:spacing w:line="336" w:lineRule="auto" w:after="180"/>
-        <w:shd w:fill="F5F1FB"/>
-      </w:pPr>
-      <w:r>
-        <w:rPr>
-          <w:b w:val="0"/>
-        </w:rPr>
-        <w:t>A batch has 8 valid and 2 invalid lines. What should its report include?</w:t>
-      </w:r>
-    </w:p>
-    <w:p>
-      <w:pPr>
-        <w:pStyle w:val="Heading3"/>
-      </w:pPr>
-      <w:r>
-        <w:t>My reasoning and evidence</w:t>
-      </w:r>
-    </w:p>
-    <w:p>
-      <w:r>
-        <w:t>________________________________________________________________</w:t>
-      </w:r>
-    </w:p>
-    <w:p>
-      <w:r>
-        <w:t>________________________________________________________________</w:t>
-      </w:r>
-    </w:p>
-    <w:p>
-      <w:r>
-        <w:t>________________________________________________________________</w:t>
-      </w:r>
-    </w:p>
-    <w:p>
-      <w:r>
-        <w:t>________________________________________________________________</w:t>
-      </w:r>
-    </w:p>
-    <w:p>
-      <w:r>
-        <w:t>________________________________________________________________</w:t>
-      </w:r>
-    </w:p>
-    <w:p>
-      <w:r>
-        <w:t>________________________________________________________________</w:t>
-      </w:r>
-    </w:p>
-    <w:p>
-      <w:pPr>
-        <w:pStyle w:val="Heading1"/>
-      </w:pPr>
-      <w:r>
-        <w:t>27. Feedback, return check and learning record</w:t>
-      </w:r>
-    </w:p>
-    <w:p>
-      <w:r>
-        <w:t>Record the first repaired step and a different case to revisit after a delay.</w:t>
+        <w:t>27. Feedback · Repair and return</w:t>
+      </w:r>
+    </w:p>
+    <w:p>
+      <w:r>
+        <w:t>Keep this task’s complete inputs, stated rule and support record together.</w:t>
+      </w:r>
+    </w:p>
+    <w:p>
+      <w:pPr>
+        <w:pStyle w:val="Heading2"/>
+      </w:pPr>
+      <w:r>
+        <w:t>Task and evidence record</w:t>
       </w:r>
     </w:p>
     <w:tbl>
@@ -2265,12 +778,9 @@
     </w:tbl>
     <w:p>
       <w:pPr>
-        <w:spacing w:line="336" w:lineRule="auto" w:after="180"/>
-      </w:pPr>
-      <w:r>
-        <w:rPr>
-          <w:b w:val="0"/>
-        </w:rPr>
+        <w:pStyle w:val="ListBullet"/>
+      </w:pPr>
+      <w:r>
         <w:t>Revisit this idea with your teacher after a delay. Familiarity is different from explaining and using it on a changed case.</w:t>
       </w:r>
     </w:p>
@@ -2279,57 +789,1467 @@
         <w:pStyle w:val="Heading1"/>
       </w:pPr>
       <w:r>
-        <w:t>28. Pictorial case practice: Python and Table Readiness</w:t>
-      </w:r>
-    </w:p>
-    <w:p>
-      <w:r>
-        <w:t>Inspect a small table before asking Python to compute an average. Explain the labelled step before checking the changed condition.</w:t>
-      </w:r>
-    </w:p>
-    <w:p>
-      <w:pPr>
-        <w:spacing w:line="336" w:lineRule="auto" w:after="180"/>
-      </w:pPr>
-      <w:r>
-        <w:rPr>
-          <w:b w:val="0"/>
-        </w:rPr>
+        <w:t>10. Finish · Judge your evidence</w:t>
+      </w:r>
+    </w:p>
+    <w:p>
+      <w:r>
+        <w:t>Keep this task’s complete inputs, stated rule and support record together.</w:t>
+      </w:r>
+    </w:p>
+    <w:p>
+      <w:pPr>
+        <w:pStyle w:val="Heading2"/>
+      </w:pPr>
+      <w:r>
+        <w:t>Task and evidence record</w:t>
+      </w:r>
+    </w:p>
+    <w:p>
+      <w:pPr>
+        <w:pStyle w:val="ListBullet"/>
+      </w:pPr>
+      <w:r>
+        <w:t>I can explain the mechanism. I can show evidence. I can handle a changed case. I can name a limit. Mark each as not yet, with help or independently, and attach supporting work.</w:t>
+      </w:r>
+    </w:p>
+    <w:p>
+      <w:pPr>
+        <w:pStyle w:val="ListBullet"/>
+      </w:pPr>
+      <w:r>
+        <w:t>Teacher review ____________________  Next step ____________________</w:t>
+      </w:r>
+    </w:p>
+    <w:p>
+      <w:pPr>
+        <w:pStyle w:val="Heading1"/>
+      </w:pPr>
+      <w:r>
+        <w:t>Reference bank and extra practice</w:t>
+      </w:r>
+    </w:p>
+    <w:p>
+      <w:pPr>
+        <w:pStyle w:val="Heading1"/>
+      </w:pPr>
+      <w:r>
+        <w:t>02. Reference · Supported W2 record</w:t>
+      </w:r>
+    </w:p>
+    <w:p>
+      <w:r>
+        <w:t>Keep this task’s complete inputs, stated rule and support record together.</w:t>
+      </w:r>
+    </w:p>
+    <w:p>
+      <w:pPr>
+        <w:pStyle w:val="Heading2"/>
+      </w:pPr>
+      <w:r>
+        <w:t>Task and evidence record</w:t>
+      </w:r>
+    </w:p>
+    <w:p>
+      <w:pPr>
+        <w:pStyle w:val="ListBullet"/>
+      </w:pPr>
+      <w:r>
+        <w:t>Use W2: Classify records for Rows columns and schemas. Record the answer once; the lesson and workbook refer to the same attempt.</w:t>
+      </w:r>
+    </w:p>
+    <w:tbl>
+      <w:tblPr>
+        <w:tblStyle w:val="LightShading-Accent1"/>
+        <w:tblW w:type="auto" w:w="0"/>
+        <w:tblLook w:firstColumn="1" w:firstRow="1" w:lastColumn="0" w:lastRow="0" w:noHBand="0" w:noVBand="1" w:val="04A0"/>
+      </w:tblPr>
+      <w:tblGrid>
+        <w:gridCol w:w="2556"/>
+        <w:gridCol w:w="2556"/>
+        <w:gridCol w:w="2556"/>
+        <w:gridCol w:w="2556"/>
+      </w:tblGrid>
+      <w:tr>
+        <w:trPr>
+          <w:tblHeader/>
+        </w:trPr>
+        <w:tc>
+          <w:tcPr>
+            <w:tcW w:type="dxa" w:w="2556"/>
+          </w:tcPr>
+          <w:p>
+            <w:r>
+              <w:t>Given inputs</w:t>
+            </w:r>
+          </w:p>
+        </w:tc>
+        <w:tc>
+          <w:tcPr>
+            <w:tcW w:type="dxa" w:w="2556"/>
+          </w:tcPr>
+          <w:p>
+            <w:r>
+              <w:t>Procedure I chose</w:t>
+            </w:r>
+          </w:p>
+        </w:tc>
+        <w:tc>
+          <w:tcPr>
+            <w:tcW w:type="dxa" w:w="2556"/>
+          </w:tcPr>
+          <w:p>
+            <w:r>
+              <w:t>Middle steps</w:t>
+            </w:r>
+          </w:p>
+        </w:tc>
+        <w:tc>
+          <w:tcPr>
+            <w:tcW w:type="dxa" w:w="2556"/>
+          </w:tcPr>
+          <w:p>
+            <w:r>
+              <w:t>Result and check</w:t>
+            </w:r>
+          </w:p>
+        </w:tc>
+      </w:tr>
+      <w:tr>
+        <w:tc>
+          <w:tcPr>
+            <w:tcW w:type="dxa" w:w="2556"/>
+          </w:tcPr>
+          <w:p>
+            <w:r/>
+          </w:p>
+        </w:tc>
+        <w:tc>
+          <w:tcPr>
+            <w:tcW w:type="dxa" w:w="2556"/>
+          </w:tcPr>
+          <w:p>
+            <w:r/>
+          </w:p>
+        </w:tc>
+        <w:tc>
+          <w:tcPr>
+            <w:tcW w:type="dxa" w:w="2556"/>
+          </w:tcPr>
+          <w:p>
+            <w:r/>
+          </w:p>
+        </w:tc>
+        <w:tc>
+          <w:tcPr>
+            <w:tcW w:type="dxa" w:w="2556"/>
+          </w:tcPr>
+          <w:p>
+            <w:r/>
+          </w:p>
+        </w:tc>
+      </w:tr>
+    </w:tbl>
+    <w:p>
+      <w:pPr>
+        <w:pStyle w:val="Heading3"/>
+      </w:pPr>
+      <w:r>
+        <w:t>The step I completed without help, and the hint I needed</w:t>
+      </w:r>
+    </w:p>
+    <w:p>
+      <w:r>
+        <w:t>________________________________________________________________</w:t>
+      </w:r>
+    </w:p>
+    <w:p>
+      <w:r>
+        <w:t>________________________________________________________________</w:t>
+      </w:r>
+    </w:p>
+    <w:p>
+      <w:r>
+        <w:t>________________________________________________________________</w:t>
+      </w:r>
+    </w:p>
+    <w:p>
+      <w:pPr>
+        <w:pStyle w:val="Heading1"/>
+      </w:pPr>
+      <w:r>
+        <w:t>03. Extra practice · Individual reasoning check</w:t>
+      </w:r>
+    </w:p>
+    <w:p>
+      <w:r>
+        <w:t>Keep this task’s complete inputs, stated rule and support record together.</w:t>
+      </w:r>
+    </w:p>
+    <w:p>
+      <w:pPr>
+        <w:pStyle w:val="Heading2"/>
+      </w:pPr>
+      <w:r>
+        <w:t>Task and evidence record</w:t>
+      </w:r>
+    </w:p>
+    <w:p>
+      <w:pPr>
+        <w:pStyle w:val="ListBullet"/>
+      </w:pPr>
+      <w:r>
+        <w:t>Use the worked case for Rows columns and schemas. Proposed explanation: “A successful run proves the conclusion”. Decide whether this explanation is supported. Point to the step or supplied fact that decides; explain your repair if needed.</w:t>
+      </w:r>
+    </w:p>
+    <w:p>
+      <w:pPr>
+        <w:pStyle w:val="Heading3"/>
+      </w:pPr>
+      <w:r>
+        <w:t>My explanation before partner discussion</w:t>
+      </w:r>
+    </w:p>
+    <w:p>
+      <w:r>
+        <w:t>________________________________________________________________</w:t>
+      </w:r>
+    </w:p>
+    <w:p>
+      <w:r>
+        <w:t>________________________________________________________________</w:t>
+      </w:r>
+    </w:p>
+    <w:p>
+      <w:r>
+        <w:t>________________________________________________________________</w:t>
+      </w:r>
+    </w:p>
+    <w:p>
+      <w:r>
+        <w:t>________________________________________________________________</w:t>
+      </w:r>
+    </w:p>
+    <w:p>
+      <w:pPr>
+        <w:pStyle w:val="Heading1"/>
+      </w:pPr>
+      <w:r>
+        <w:t>05. Reference · Earlier learning target</w:t>
+      </w:r>
+    </w:p>
+    <w:p>
+      <w:r>
+        <w:t>Keep this task’s complete inputs, stated rule and support record together.</w:t>
+      </w:r>
+    </w:p>
+    <w:p>
+      <w:pPr>
+        <w:pStyle w:val="Heading2"/>
+      </w:pPr>
+      <w:r>
+        <w:t>Task and evidence record</w:t>
+      </w:r>
+    </w:p>
+    <w:p>
+      <w:pPr>
+        <w:pStyle w:val="ListBullet"/>
+      </w:pPr>
+      <w:r>
+        <w:t>Trace mean for [4,8,12] using sum(values)/len(values). What should the program do for []? Explain why returning 0 silently is misleading.</w:t>
+      </w:r>
+    </w:p>
+    <w:p>
+      <w:pPr>
+        <w:pStyle w:val="Heading1"/>
+      </w:pPr>
+      <w:r>
+        <w:t>06. Extra practice · Earlier complete case</w:t>
+      </w:r>
+    </w:p>
+    <w:p>
+      <w:r>
+        <w:t>Keep this task’s complete inputs, stated rule and support record together.</w:t>
+      </w:r>
+    </w:p>
+    <w:p>
+      <w:pPr>
+        <w:pStyle w:val="Heading2"/>
+      </w:pPr>
+      <w:r>
+        <w:t>Task and evidence record</w:t>
+      </w:r>
+    </w:p>
+    <w:p>
+      <w:pPr>
+        <w:pStyle w:val="ListBullet"/>
+      </w:pPr>
+      <w:r>
+        <w:t>Python lengths=[4,6,8]; total=sum(lengths); mean=total/len(lengths).</w:t>
+      </w:r>
+    </w:p>
+    <w:p>
+      <w:pPr>
+        <w:pStyle w:val="ListBullet"/>
+      </w:pPr>
+      <w:r>
+        <w:t>Trace and handle an empty list.</w:t>
+      </w:r>
+    </w:p>
+    <w:p>
+      <w:pPr>
+        <w:pStyle w:val="ListBullet"/>
+      </w:pPr>
+      <w:r>
+        <w:t>Show your trace, calculation or evidence</w:t>
+      </w:r>
+    </w:p>
+    <w:p>
+      <w:pPr>
+        <w:pStyle w:val="Heading3"/>
+      </w:pPr>
+      <w:r>
+        <w:t>Write or draw your reasoning and evidence.</w:t>
+      </w:r>
+    </w:p>
+    <w:p>
+      <w:r>
+        <w:t>________________________________________________________________</w:t>
+      </w:r>
+    </w:p>
+    <w:p>
+      <w:r>
+        <w:t>________________________________________________________________</w:t>
+      </w:r>
+    </w:p>
+    <w:p>
+      <w:r>
+        <w:t>________________________________________________________________</w:t>
+      </w:r>
+    </w:p>
+    <w:p>
+      <w:r>
+        <w:t>________________________________________________________________</w:t>
+      </w:r>
+    </w:p>
+    <w:p>
+      <w:r>
+        <w:t>________________________________________________________________</w:t>
+      </w:r>
+    </w:p>
+    <w:p>
+      <w:pPr>
+        <w:pStyle w:val="Heading1"/>
+      </w:pPr>
+      <w:r>
+        <w:t>07. Extra practice · Changed case</w:t>
+      </w:r>
+    </w:p>
+    <w:p>
+      <w:r>
+        <w:t>Keep this task’s complete inputs, stated rule and support record together.</w:t>
+      </w:r>
+    </w:p>
+    <w:p>
+      <w:pPr>
+        <w:pStyle w:val="Heading2"/>
+      </w:pPr>
+      <w:r>
+        <w:t>Task and evidence record</w:t>
+      </w:r>
+    </w:p>
+    <w:p>
+      <w:pPr>
+        <w:pStyle w:val="ListBullet"/>
+      </w:pPr>
+      <w:r>
+        <w:t>Trace Python: lengths = [4, 7, 9]; selected = lengths[1]; total = selected + 3. Give selected and total.</w:t>
+      </w:r>
+    </w:p>
+    <w:p>
+      <w:pPr>
+        <w:pStyle w:val="ListBullet"/>
+      </w:pPr>
+      <w:r>
+        <w:t>My independent answer and reason</w:t>
+      </w:r>
+    </w:p>
+    <w:p>
+      <w:pPr>
+        <w:pStyle w:val="Heading3"/>
+      </w:pPr>
+      <w:r>
+        <w:t>Write or draw your reasoning and evidence.</w:t>
+      </w:r>
+    </w:p>
+    <w:p>
+      <w:r>
+        <w:t>________________________________________________________________</w:t>
+      </w:r>
+    </w:p>
+    <w:p>
+      <w:r>
+        <w:t>________________________________________________________________</w:t>
+      </w:r>
+    </w:p>
+    <w:p>
+      <w:r>
+        <w:t>________________________________________________________________</w:t>
+      </w:r>
+    </w:p>
+    <w:p>
+      <w:r>
+        <w:t>________________________________________________________________</w:t>
+      </w:r>
+    </w:p>
+    <w:p>
+      <w:r>
+        <w:t>________________________________________________________________</w:t>
+      </w:r>
+    </w:p>
+    <w:p>
+      <w:pPr>
+        <w:pStyle w:val="Heading3"/>
+      </w:pPr>
+      <w:r>
+        <w:t>Week 4 Test and reflect</w:t>
+      </w:r>
+    </w:p>
+    <w:p>
+      <w:pPr>
+        <w:pStyle w:val="Heading1"/>
+      </w:pPr>
+      <w:r>
+        <w:t>08. Extra practice · Design a revealing test</w:t>
+      </w:r>
+    </w:p>
+    <w:p>
+      <w:r>
+        <w:t>Keep this task’s complete inputs, stated rule and support record together.</w:t>
+      </w:r>
+    </w:p>
+    <w:p>
+      <w:pPr>
+        <w:pStyle w:val="Heading2"/>
+      </w:pPr>
+      <w:r>
+        <w:t>Task and evidence record</w:t>
+      </w:r>
+    </w:p>
+    <w:p>
+      <w:pPr>
+        <w:pStyle w:val="ListBullet"/>
+      </w:pPr>
+      <w:r>
+        <w:t>Create a changed input, boundary case or missing-information case. Write the expected answer or safe response before testing.</w:t>
+      </w:r>
+    </w:p>
+    <w:tbl>
+      <w:tblPr>
+        <w:tblStyle w:val="LightShading-Accent1"/>
+        <w:tblW w:type="auto" w:w="0"/>
+        <w:tblLook w:firstColumn="1" w:firstRow="1" w:lastColumn="0" w:lastRow="0" w:noHBand="0" w:noVBand="1" w:val="04A0"/>
+      </w:tblPr>
+      <w:tblGrid>
+        <w:gridCol w:w="5112"/>
+        <w:gridCol w:w="5112"/>
+      </w:tblGrid>
+      <w:tr>
+        <w:trPr>
+          <w:tblHeader/>
+        </w:trPr>
+        <w:tc>
+          <w:tcPr>
+            <w:tcW w:type="dxa" w:w="5112"/>
+          </w:tcPr>
+          <w:p>
+            <w:r>
+              <w:t>Test record</w:t>
+            </w:r>
+          </w:p>
+        </w:tc>
+        <w:tc>
+          <w:tcPr>
+            <w:tcW w:type="dxa" w:w="5112"/>
+          </w:tcPr>
+          <w:p>
+            <w:r>
+              <w:t>My evidence</w:t>
+            </w:r>
+          </w:p>
+        </w:tc>
+      </w:tr>
+      <w:tr>
+        <w:tc>
+          <w:tcPr>
+            <w:tcW w:type="dxa" w:w="5112"/>
+          </w:tcPr>
+          <w:p>
+            <w:r>
+              <w:t>Changed input or condition</w:t>
+            </w:r>
+          </w:p>
+        </w:tc>
+        <w:tc>
+          <w:tcPr>
+            <w:tcW w:type="dxa" w:w="5112"/>
+          </w:tcPr>
+          <w:p>
+            <w:r/>
+          </w:p>
+        </w:tc>
+      </w:tr>
+      <w:tr>
+        <w:tc>
+          <w:tcPr>
+            <w:tcW w:type="dxa" w:w="5112"/>
+          </w:tcPr>
+          <w:p>
+            <w:r>
+              <w:t>Expected answer or fallback</w:t>
+            </w:r>
+          </w:p>
+        </w:tc>
+        <w:tc>
+          <w:tcPr>
+            <w:tcW w:type="dxa" w:w="5112"/>
+          </w:tcPr>
+          <w:p>
+            <w:r/>
+          </w:p>
+        </w:tc>
+      </w:tr>
+      <w:tr>
+        <w:tc>
+          <w:tcPr>
+            <w:tcW w:type="dxa" w:w="5112"/>
+          </w:tcPr>
+          <w:p>
+            <w:r>
+              <w:t>Observed result</w:t>
+            </w:r>
+          </w:p>
+        </w:tc>
+        <w:tc>
+          <w:tcPr>
+            <w:tcW w:type="dxa" w:w="5112"/>
+          </w:tcPr>
+          <w:p>
+            <w:r/>
+          </w:p>
+        </w:tc>
+      </w:tr>
+      <w:tr>
+        <w:tc>
+          <w:tcPr>
+            <w:tcW w:type="dxa" w:w="5112"/>
+          </w:tcPr>
+          <w:p>
+            <w:r>
+              <w:t>Why the result occurred</w:t>
+            </w:r>
+          </w:p>
+        </w:tc>
+        <w:tc>
+          <w:tcPr>
+            <w:tcW w:type="dxa" w:w="5112"/>
+          </w:tcPr>
+          <w:p>
+            <w:r/>
+          </w:p>
+        </w:tc>
+      </w:tr>
+    </w:tbl>
+    <w:p>
+      <w:pPr>
+        <w:pStyle w:val="Heading1"/>
+      </w:pPr>
+      <w:r>
+        <w:t>11. Extra practice · Earlier transfer</w:t>
+      </w:r>
+    </w:p>
+    <w:p>
+      <w:r>
+        <w:t>Keep this task’s complete inputs, stated rule and support record together.</w:t>
+      </w:r>
+    </w:p>
+    <w:p>
+      <w:pPr>
+        <w:pStyle w:val="Heading2"/>
+      </w:pPr>
+      <w:r>
+        <w:t>Task and evidence record</w:t>
+      </w:r>
+    </w:p>
+    <w:p>
+      <w:pPr>
+        <w:pStyle w:val="ListBullet"/>
+      </w:pPr>
+      <w:r>
+        <w:t>Trace mean for [4,8,12] using sum(values)/len(values). What should the program do for []? Explain why returning 0 silently is misleading.</w:t>
+      </w:r>
+    </w:p>
+    <w:p>
+      <w:pPr>
+        <w:pStyle w:val="Heading3"/>
+      </w:pPr>
+      <w:r>
+        <w:t>My independently reasoned answer</w:t>
+      </w:r>
+    </w:p>
+    <w:p>
+      <w:r>
+        <w:t>________________________________________________________________</w:t>
+      </w:r>
+    </w:p>
+    <w:p>
+      <w:r>
+        <w:t>________________________________________________________________</w:t>
+      </w:r>
+    </w:p>
+    <w:p>
+      <w:r>
+        <w:t>________________________________________________________________</w:t>
+      </w:r>
+    </w:p>
+    <w:p>
+      <w:r>
+        <w:t>________________________________________________________________</w:t>
+      </w:r>
+    </w:p>
+    <w:p>
+      <w:r>
+        <w:t>________________________________________________________________</w:t>
+      </w:r>
+    </w:p>
+    <w:p>
+      <w:r>
+        <w:t>________________________________________________________________</w:t>
+      </w:r>
+    </w:p>
+    <w:p>
+      <w:r>
+        <w:t>________________________________________________________________</w:t>
+      </w:r>
+    </w:p>
+    <w:p>
+      <w:pPr>
+        <w:pStyle w:val="ListBullet"/>
+      </w:pPr>
+      <w:r>
+        <w:t>Record support used: none, hint or teacher explanation.</w:t>
+      </w:r>
+    </w:p>
+    <w:p>
+      <w:pPr>
+        <w:pStyle w:val="Heading1"/>
+      </w:pPr>
+      <w:r>
+        <w:t>15. Reference · Earlier W4 record</w:t>
+      </w:r>
+    </w:p>
+    <w:p>
+      <w:r>
+        <w:t>Keep this task’s complete inputs, stated rule and support record together.</w:t>
+      </w:r>
+    </w:p>
+    <w:p>
+      <w:pPr>
+        <w:pStyle w:val="Heading2"/>
+      </w:pPr>
+      <w:r>
+        <w:t>Task and evidence record</w:t>
+      </w:r>
+    </w:p>
+    <w:p>
+      <w:pPr>
+        <w:pStyle w:val="ListBullet"/>
+      </w:pPr>
+      <w:r>
+        <w:t>For a fictional shelf audit, define label and book_count fields. Require a nonempty text label and an integer count from 0 to 40. Give two valid and two invalid records with reasons.</w:t>
+      </w:r>
+    </w:p>
+    <w:p>
+      <w:pPr>
+        <w:pStyle w:val="Heading3"/>
+      </w:pPr>
+      <w:r>
+        <w:t>My reasoning and evidence</w:t>
+      </w:r>
+    </w:p>
+    <w:p>
+      <w:r>
+        <w:t>________________________________________________________________</w:t>
+      </w:r>
+    </w:p>
+    <w:p>
+      <w:r>
+        <w:t>________________________________________________________________</w:t>
+      </w:r>
+    </w:p>
+    <w:p>
+      <w:r>
+        <w:t>________________________________________________________________</w:t>
+      </w:r>
+    </w:p>
+    <w:p>
+      <w:r>
+        <w:t>________________________________________________________________</w:t>
+      </w:r>
+    </w:p>
+    <w:p>
+      <w:r>
+        <w:t>________________________________________________________________</w:t>
+      </w:r>
+    </w:p>
+    <w:p>
+      <w:r>
+        <w:t>________________________________________________________________</w:t>
+      </w:r>
+    </w:p>
+    <w:p>
+      <w:r>
+        <w:t>________________________________________________________________</w:t>
+      </w:r>
+    </w:p>
+    <w:p>
+      <w:r>
+        <w:t>________________________________________________________________</w:t>
+      </w:r>
+    </w:p>
+    <w:p>
+      <w:pPr>
+        <w:pStyle w:val="Heading1"/>
+      </w:pPr>
+      <w:r>
+        <w:t>17. Extension · File input and output — W1 Trace types</w:t>
+      </w:r>
+    </w:p>
+    <w:p>
+      <w:r>
+        <w:t>Retained extension task with its own values and teacher key.</w:t>
+      </w:r>
+    </w:p>
+    <w:p>
+      <w:pPr>
+        <w:pStyle w:val="Heading2"/>
+      </w:pPr>
+      <w:r>
+        <w:t>Extension question and evidence</w:t>
+      </w:r>
+    </w:p>
+    <w:p>
+      <w:pPr>
+        <w:pStyle w:val="ListBullet"/>
+      </w:pPr>
+      <w:r>
+        <w:t>Before and after int("8"), identify the types and values.</w:t>
+      </w:r>
+    </w:p>
+    <w:p>
+      <w:pPr>
+        <w:pStyle w:val="Heading3"/>
+      </w:pPr>
+      <w:r>
+        <w:t>My reasoning and evidence</w:t>
+      </w:r>
+    </w:p>
+    <w:p>
+      <w:r>
+        <w:t>________________________________________________________________</w:t>
+      </w:r>
+    </w:p>
+    <w:p>
+      <w:r>
+        <w:t>________________________________________________________________</w:t>
+      </w:r>
+    </w:p>
+    <w:p>
+      <w:r>
+        <w:t>________________________________________________________________</w:t>
+      </w:r>
+    </w:p>
+    <w:p>
+      <w:r>
+        <w:t>________________________________________________________________</w:t>
+      </w:r>
+    </w:p>
+    <w:p>
+      <w:r>
+        <w:t>________________________________________________________________</w:t>
+      </w:r>
+    </w:p>
+    <w:p>
+      <w:r>
+        <w:t>________________________________________________________________</w:t>
+      </w:r>
+    </w:p>
+    <w:p>
+      <w:pPr>
+        <w:pStyle w:val="Heading1"/>
+      </w:pPr>
+      <w:r>
+        <w:t>18. Extension · File input and output — W2 Predict the total</w:t>
+      </w:r>
+    </w:p>
+    <w:p>
+      <w:r>
+        <w:t>Retained extension task with its own values and teacher key.</w:t>
+      </w:r>
+    </w:p>
+    <w:p>
+      <w:pPr>
+        <w:pStyle w:val="Heading2"/>
+      </w:pPr>
+      <w:r>
+        <w:t>Extension question and evidence</w:t>
+      </w:r>
+    </w:p>
+    <w:p>
+      <w:pPr>
+        <w:pStyle w:val="ListBullet"/>
+      </w:pPr>
+      <w:r>
+        <w:t>A sandbox file has lines 5, 0 and 2. What total does the worked reader print?</w:t>
+      </w:r>
+    </w:p>
+    <w:p>
+      <w:pPr>
+        <w:pStyle w:val="Heading3"/>
+      </w:pPr>
+      <w:r>
+        <w:t>My reasoning and evidence</w:t>
+      </w:r>
+    </w:p>
+    <w:p>
+      <w:r>
+        <w:t>________________________________________________________________</w:t>
+      </w:r>
+    </w:p>
+    <w:p>
+      <w:r>
+        <w:t>________________________________________________________________</w:t>
+      </w:r>
+    </w:p>
+    <w:p>
+      <w:r>
+        <w:t>________________________________________________________________</w:t>
+      </w:r>
+    </w:p>
+    <w:p>
+      <w:r>
+        <w:t>________________________________________________________________</w:t>
+      </w:r>
+    </w:p>
+    <w:p>
+      <w:r>
+        <w:t>________________________________________________________________</w:t>
+      </w:r>
+    </w:p>
+    <w:p>
+      <w:r>
+        <w:t>________________________________________________________________</w:t>
+      </w:r>
+    </w:p>
+    <w:p>
+      <w:pPr>
+        <w:pStyle w:val="Heading1"/>
+      </w:pPr>
+      <w:r>
+        <w:t>19. Extension · File input and output — W3 Repair a path issue</w:t>
+      </w:r>
+    </w:p>
+    <w:p>
+      <w:r>
+        <w:t>Retained extension task with its own values and teacher key.</w:t>
+      </w:r>
+    </w:p>
+    <w:p>
+      <w:pPr>
+        <w:pStyle w:val="Heading2"/>
+      </w:pPr>
+      <w:r>
+        <w:t>Extension question and evidence</w:t>
+      </w:r>
+    </w:p>
+    <w:p>
+      <w:pPr>
+        <w:pStyle w:val="ListBullet"/>
+      </w:pPr>
+      <w:r>
+        <w:t>The file is in the class-data folder but the script looks in its working folder. Give a safe repair.</w:t>
+      </w:r>
+    </w:p>
+    <w:p>
+      <w:pPr>
+        <w:pStyle w:val="Heading3"/>
+      </w:pPr>
+      <w:r>
+        <w:t>My reasoning and evidence</w:t>
+      </w:r>
+    </w:p>
+    <w:p>
+      <w:r>
+        <w:t>________________________________________________________________</w:t>
+      </w:r>
+    </w:p>
+    <w:p>
+      <w:r>
+        <w:t>________________________________________________________________</w:t>
+      </w:r>
+    </w:p>
+    <w:p>
+      <w:r>
+        <w:t>________________________________________________________________</w:t>
+      </w:r>
+    </w:p>
+    <w:p>
+      <w:r>
+        <w:t>________________________________________________________________</w:t>
+      </w:r>
+    </w:p>
+    <w:p>
+      <w:r>
+        <w:t>________________________________________________________________</w:t>
+      </w:r>
+    </w:p>
+    <w:p>
+      <w:r>
+        <w:t>________________________________________________________________</w:t>
+      </w:r>
+    </w:p>
+    <w:p>
+      <w:pPr>
+        <w:pStyle w:val="Heading1"/>
+      </w:pPr>
+      <w:r>
+        <w:t>20. Extension · File input and output — W4 Read independently</w:t>
+      </w:r>
+    </w:p>
+    <w:p>
+      <w:r>
+        <w:t>Retained extension task with its own values and teacher key.</w:t>
+      </w:r>
+    </w:p>
+    <w:p>
+      <w:pPr>
+        <w:pStyle w:val="Heading2"/>
+      </w:pPr>
+      <w:r>
+        <w:t>Extension question and evidence</w:t>
+      </w:r>
+    </w:p>
+    <w:p>
+      <w:pPr>
+        <w:pStyle w:val="ListBullet"/>
+      </w:pPr>
+      <w:r>
+        <w:t>In a fresh sandbox file counters.txt put 4, 6 and 0 on separate lines. Adapt the reader, print the number of values and total. State the expected results.</w:t>
+      </w:r>
+    </w:p>
+    <w:p>
+      <w:pPr>
+        <w:pStyle w:val="Heading3"/>
+      </w:pPr>
+      <w:r>
+        <w:t>My reasoning and evidence</w:t>
+      </w:r>
+    </w:p>
+    <w:p>
+      <w:r>
+        <w:t>________________________________________________________________</w:t>
+      </w:r>
+    </w:p>
+    <w:p>
+      <w:r>
+        <w:t>________________________________________________________________</w:t>
+      </w:r>
+    </w:p>
+    <w:p>
+      <w:r>
+        <w:t>________________________________________________________________</w:t>
+      </w:r>
+    </w:p>
+    <w:p>
+      <w:r>
+        <w:t>________________________________________________________________</w:t>
+      </w:r>
+    </w:p>
+    <w:p>
+      <w:r>
+        <w:t>________________________________________________________________</w:t>
+      </w:r>
+    </w:p>
+    <w:p>
+      <w:r>
+        <w:t>________________________________________________________________</w:t>
+      </w:r>
+    </w:p>
+    <w:p>
+      <w:r>
+        <w:t>________________________________________________________________</w:t>
+      </w:r>
+    </w:p>
+    <w:p>
+      <w:r>
+        <w:t>________________________________________________________________</w:t>
+      </w:r>
+    </w:p>
+    <w:p>
+      <w:pPr>
+        <w:pStyle w:val="Heading1"/>
+      </w:pPr>
+      <w:r>
+        <w:t>21. Extension · File input and output — W5 Handle malformed data</w:t>
+      </w:r>
+    </w:p>
+    <w:p>
+      <w:r>
+        <w:t>Retained extension task with its own values and teacher key.</w:t>
+      </w:r>
+    </w:p>
+    <w:p>
+      <w:pPr>
+        <w:pStyle w:val="Heading2"/>
+      </w:pPr>
+      <w:r>
+        <w:t>Extension question and evidence</w:t>
+      </w:r>
+    </w:p>
+    <w:p>
+      <w:pPr>
+        <w:pStyle w:val="ListBullet"/>
+      </w:pPr>
+      <w:r>
+        <w:t>The file contains twelve on one line. Why should the program not silently turn it into zero?</w:t>
+      </w:r>
+    </w:p>
+    <w:p>
+      <w:pPr>
+        <w:pStyle w:val="Heading3"/>
+      </w:pPr>
+      <w:r>
+        <w:t>My reasoning and evidence</w:t>
+      </w:r>
+    </w:p>
+    <w:p>
+      <w:r>
+        <w:t>________________________________________________________________</w:t>
+      </w:r>
+    </w:p>
+    <w:p>
+      <w:r>
+        <w:t>________________________________________________________________</w:t>
+      </w:r>
+    </w:p>
+    <w:p>
+      <w:r>
+        <w:t>________________________________________________________________</w:t>
+      </w:r>
+    </w:p>
+    <w:p>
+      <w:r>
+        <w:t>________________________________________________________________</w:t>
+      </w:r>
+    </w:p>
+    <w:p>
+      <w:r>
+        <w:t>________________________________________________________________</w:t>
+      </w:r>
+    </w:p>
+    <w:p>
+      <w:r>
+        <w:t>________________________________________________________________</w:t>
+      </w:r>
+    </w:p>
+    <w:p>
+      <w:pPr>
+        <w:pStyle w:val="Heading1"/>
+      </w:pPr>
+      <w:r>
+        <w:t>22. Extension · Exceptions and recovery — W1 Trace success</w:t>
+      </w:r>
+    </w:p>
+    <w:p>
+      <w:r>
+        <w:t>Retained extension task with its own values and teacher key.</w:t>
+      </w:r>
+    </w:p>
+    <w:p>
+      <w:pPr>
+        <w:pStyle w:val="Heading2"/>
+      </w:pPr>
+      <w:r>
+        <w:t>Extension question and evidence</w:t>
+      </w:r>
+    </w:p>
+    <w:p>
+      <w:pPr>
+        <w:pStyle w:val="ListBullet"/>
+      </w:pPr>
+      <w:r>
+        <w:t>What does parse_minutes("0") return, and why is zero allowed?</w:t>
+      </w:r>
+    </w:p>
+    <w:p>
+      <w:pPr>
+        <w:pStyle w:val="Heading3"/>
+      </w:pPr>
+      <w:r>
+        <w:t>My reasoning and evidence</w:t>
+      </w:r>
+    </w:p>
+    <w:p>
+      <w:r>
+        <w:t>________________________________________________________________</w:t>
+      </w:r>
+    </w:p>
+    <w:p>
+      <w:r>
+        <w:t>________________________________________________________________</w:t>
+      </w:r>
+    </w:p>
+    <w:p>
+      <w:r>
+        <w:t>________________________________________________________________</w:t>
+      </w:r>
+    </w:p>
+    <w:p>
+      <w:r>
+        <w:t>________________________________________________________________</w:t>
+      </w:r>
+    </w:p>
+    <w:p>
+      <w:r>
+        <w:t>________________________________________________________________</w:t>
+      </w:r>
+    </w:p>
+    <w:p>
+      <w:r>
+        <w:t>________________________________________________________________</w:t>
+      </w:r>
+    </w:p>
+    <w:p>
+      <w:pPr>
+        <w:pStyle w:val="Heading1"/>
+      </w:pPr>
+      <w:r>
+        <w:t>23. Extension · Exceptions and recovery — W2 Trace two failures</w:t>
+      </w:r>
+    </w:p>
+    <w:p>
+      <w:r>
+        <w:t>Retained extension task with its own values and teacher key.</w:t>
+      </w:r>
+    </w:p>
+    <w:p>
+      <w:pPr>
+        <w:pStyle w:val="Heading2"/>
+      </w:pPr>
+      <w:r>
+        <w:t>Extension question and evidence</w:t>
+      </w:r>
+    </w:p>
+    <w:p>
+      <w:pPr>
+        <w:pStyle w:val="ListBullet"/>
+      </w:pPr>
+      <w:r>
+        <w:t>Compare parse_minutes("abc") and parse_minutes("70").</w:t>
+      </w:r>
+    </w:p>
+    <w:p>
+      <w:pPr>
+        <w:pStyle w:val="Heading3"/>
+      </w:pPr>
+      <w:r>
+        <w:t>My reasoning and evidence</w:t>
+      </w:r>
+    </w:p>
+    <w:p>
+      <w:r>
+        <w:t>________________________________________________________________</w:t>
+      </w:r>
+    </w:p>
+    <w:p>
+      <w:r>
+        <w:t>________________________________________________________________</w:t>
+      </w:r>
+    </w:p>
+    <w:p>
+      <w:r>
+        <w:t>________________________________________________________________</w:t>
+      </w:r>
+    </w:p>
+    <w:p>
+      <w:r>
+        <w:t>________________________________________________________________</w:t>
+      </w:r>
+    </w:p>
+    <w:p>
+      <w:r>
+        <w:t>________________________________________________________________</w:t>
+      </w:r>
+    </w:p>
+    <w:p>
+      <w:r>
+        <w:t>________________________________________________________________</w:t>
+      </w:r>
+    </w:p>
+    <w:p>
+      <w:pPr>
+        <w:pStyle w:val="Heading1"/>
+      </w:pPr>
+      <w:r>
+        <w:t>24. Extension · Exceptions and recovery — W3 Repair a handler</w:t>
+      </w:r>
+    </w:p>
+    <w:p>
+      <w:r>
+        <w:t>Retained extension task with its own values and teacher key.</w:t>
+      </w:r>
+    </w:p>
+    <w:p>
+      <w:pPr>
+        <w:pStyle w:val="Heading2"/>
+      </w:pPr>
+      <w:r>
+        <w:t>Extension question and evidence</w:t>
+      </w:r>
+    </w:p>
+    <w:p>
+      <w:pPr>
+        <w:pStyle w:val="ListBullet"/>
+      </w:pPr>
+      <w:r>
+        <w:t>An except block returns 0 for any failure. State two problems and a repair.</w:t>
+      </w:r>
+    </w:p>
+    <w:p>
+      <w:pPr>
+        <w:pStyle w:val="Heading3"/>
+      </w:pPr>
+      <w:r>
+        <w:t>My reasoning and evidence</w:t>
+      </w:r>
+    </w:p>
+    <w:p>
+      <w:r>
+        <w:t>________________________________________________________________</w:t>
+      </w:r>
+    </w:p>
+    <w:p>
+      <w:r>
+        <w:t>________________________________________________________________</w:t>
+      </w:r>
+    </w:p>
+    <w:p>
+      <w:r>
+        <w:t>________________________________________________________________</w:t>
+      </w:r>
+    </w:p>
+    <w:p>
+      <w:r>
+        <w:t>________________________________________________________________</w:t>
+      </w:r>
+    </w:p>
+    <w:p>
+      <w:r>
+        <w:t>________________________________________________________________</w:t>
+      </w:r>
+    </w:p>
+    <w:p>
+      <w:r>
+        <w:t>________________________________________________________________</w:t>
+      </w:r>
+    </w:p>
+    <w:p>
+      <w:pPr>
+        <w:pStyle w:val="Heading1"/>
+      </w:pPr>
+      <w:r>
+        <w:t>25. Extension · Exceptions and recovery — W4 Build independently</w:t>
+      </w:r>
+    </w:p>
+    <w:p>
+      <w:r>
+        <w:t>Retained extension task with its own values and teacher key.</w:t>
+      </w:r>
+    </w:p>
+    <w:p>
+      <w:pPr>
+        <w:pStyle w:val="Heading2"/>
+      </w:pPr>
+      <w:r>
+        <w:t>Extension question and evidence</w:t>
+      </w:r>
+    </w:p>
+    <w:p>
+      <w:pPr>
+        <w:pStyle w:val="ListBullet"/>
+      </w:pPr>
+      <w:r>
+        <w:t>Adapt the function for count strings representing integers 0 through 10. Test "4", "0", "11", "four" and "-1" and record status/value.</w:t>
+      </w:r>
+    </w:p>
+    <w:p>
+      <w:pPr>
+        <w:pStyle w:val="Heading3"/>
+      </w:pPr>
+      <w:r>
+        <w:t>My reasoning and evidence</w:t>
+      </w:r>
+    </w:p>
+    <w:p>
+      <w:r>
+        <w:t>________________________________________________________________</w:t>
+      </w:r>
+    </w:p>
+    <w:p>
+      <w:r>
+        <w:t>________________________________________________________________</w:t>
+      </w:r>
+    </w:p>
+    <w:p>
+      <w:r>
+        <w:t>________________________________________________________________</w:t>
+      </w:r>
+    </w:p>
+    <w:p>
+      <w:r>
+        <w:t>________________________________________________________________</w:t>
+      </w:r>
+    </w:p>
+    <w:p>
+      <w:r>
+        <w:t>________________________________________________________________</w:t>
+      </w:r>
+    </w:p>
+    <w:p>
+      <w:r>
+        <w:t>________________________________________________________________</w:t>
+      </w:r>
+    </w:p>
+    <w:p>
+      <w:r>
+        <w:t>________________________________________________________________</w:t>
+      </w:r>
+    </w:p>
+    <w:p>
+      <w:r>
+        <w:t>________________________________________________________________</w:t>
+      </w:r>
+    </w:p>
+    <w:p>
+      <w:pPr>
+        <w:pStyle w:val="Heading1"/>
+      </w:pPr>
+      <w:r>
+        <w:t>26. Extension · Exceptions and recovery — W5 Choose recovery</w:t>
+      </w:r>
+    </w:p>
+    <w:p>
+      <w:r>
+        <w:t>Retained extension task with its own values and teacher key.</w:t>
+      </w:r>
+    </w:p>
+    <w:p>
+      <w:pPr>
+        <w:pStyle w:val="Heading2"/>
+      </w:pPr>
+      <w:r>
+        <w:t>Extension question and evidence</w:t>
+      </w:r>
+    </w:p>
+    <w:p>
+      <w:pPr>
+        <w:pStyle w:val="ListBullet"/>
+      </w:pPr>
+      <w:r>
+        <w:t>A batch has 8 valid and 2 invalid lines. What should its report include?</w:t>
+      </w:r>
+    </w:p>
+    <w:p>
+      <w:pPr>
+        <w:pStyle w:val="Heading3"/>
+      </w:pPr>
+      <w:r>
+        <w:t>My reasoning and evidence</w:t>
+      </w:r>
+    </w:p>
+    <w:p>
+      <w:r>
+        <w:t>________________________________________________________________</w:t>
+      </w:r>
+    </w:p>
+    <w:p>
+      <w:r>
+        <w:t>________________________________________________________________</w:t>
+      </w:r>
+    </w:p>
+    <w:p>
+      <w:r>
+        <w:t>________________________________________________________________</w:t>
+      </w:r>
+    </w:p>
+    <w:p>
+      <w:r>
+        <w:t>________________________________________________________________</w:t>
+      </w:r>
+    </w:p>
+    <w:p>
+      <w:r>
+        <w:t>________________________________________________________________</w:t>
+      </w:r>
+    </w:p>
+    <w:p>
+      <w:r>
+        <w:t>________________________________________________________________</w:t>
+      </w:r>
+    </w:p>
+    <w:p>
+      <w:pPr>
+        <w:pStyle w:val="Heading1"/>
+      </w:pPr>
+      <w:r>
+        <w:t>28. Extra practice · Pictured case</w:t>
+      </w:r>
+    </w:p>
+    <w:p>
+      <w:r>
+        <w:t>Keep this task’s complete inputs, stated rule and support record together.</w:t>
+      </w:r>
+    </w:p>
+    <w:p>
+      <w:pPr>
+        <w:pStyle w:val="Heading2"/>
+      </w:pPr>
+      <w:r>
+        <w:t>Task and evidence record</w:t>
+      </w:r>
+    </w:p>
+    <w:p>
+      <w:pPr>
+        <w:pStyle w:val="ListBullet"/>
+      </w:pPr>
+      <w:r>
         <w:t>Inspect a small table before asking Python to compute an average.</w:t>
       </w:r>
     </w:p>
     <w:p>
       <w:pPr>
-        <w:spacing w:line="336" w:lineRule="auto" w:after="180"/>
-      </w:pPr>
-      <w:r>
-        <w:rPr>
-          <w:b w:val="0"/>
-        </w:rPr>
+        <w:pStyle w:val="ListBullet"/>
+      </w:pPr>
+      <w:r>
         <w:t>Plant heights in cm: P=2, Q=6, R=None, S=0. None means unmeasured; zero is a recorded valid height.</w:t>
       </w:r>
     </w:p>
     <w:p>
       <w:pPr>
-        <w:spacing w:line="336" w:lineRule="auto" w:after="180"/>
-      </w:pPr>
-      <w:r>
-        <w:rPr>
-          <w:b w:val="0"/>
-        </w:rPr>
-        <w:t xml:space="preserve">All </w:t>
-      </w:r>
-      <w:r>
-        <w:rPr>
-          <w:b/>
-        </w:rPr>
-        <w:t>input</w:t>
-      </w:r>
-      <w:r>
-        <w:rPr>
-          <w:b w:val="0"/>
-        </w:rPr>
-        <w:t>s and outcomes in this worked example are invented classroom data; no real model run is claimed.</w:t>
+        <w:pStyle w:val="ListBullet"/>
+      </w:pPr>
+      <w:r>
+        <w:t>All inputs and outcomes in this worked example are invented classroom data; no real model run is claimed.</w:t>
       </w:r>
     </w:p>
     <w:p>
@@ -2370,25 +2290,10 @@
     </w:p>
     <w:p>
       <w:pPr>
-        <w:spacing w:line="336" w:lineRule="auto" w:after="180"/>
-      </w:pPr>
-      <w:r>
-        <w:rPr>
-          <w:b w:val="0"/>
-        </w:rPr>
-        <w:t xml:space="preserve">Why should the missing value not silently become zero? Point to the relevant step in the picture, then write the changed result and the rule or </w:t>
-      </w:r>
-      <w:r>
-        <w:rPr>
-          <w:b/>
-        </w:rPr>
-        <w:t>evidence</w:t>
-      </w:r>
-      <w:r>
-        <w:rPr>
-          <w:b w:val="0"/>
-        </w:rPr>
-        <w:t xml:space="preserve"> that supports it.</w:t>
+        <w:pStyle w:val="ListBullet"/>
+      </w:pPr>
+      <w:r>
+        <w:t>Why should the missing value not silently become zero? Point to the relevant step in the picture, then write the changed result and the rule or evidence that supports it.</w:t>
       </w:r>
     </w:p>
     <w:p>
@@ -2431,68 +2336,18 @@
     </w:p>
     <w:p>
       <w:pPr>
-        <w:pStyle w:val="Heading3"/>
-      </w:pPr>
-      <w:r>
-        <w:t>Record the help used</w:t>
-      </w:r>
-    </w:p>
-    <w:p>
-      <w:pPr>
-        <w:spacing w:line="336" w:lineRule="auto" w:after="180"/>
-        <w:shd w:fill="F1F6F8"/>
-      </w:pPr>
-      <w:r>
-        <w:rPr>
-          <w:b w:val="0"/>
-        </w:rPr>
-        <w:t xml:space="preserve">Support used: alone / hint / worked example. This record is practice </w:t>
-      </w:r>
-      <w:r>
-        <w:rPr>
-          <w:b/>
-        </w:rPr>
-        <w:t>evidence</w:t>
-      </w:r>
-      <w:r>
-        <w:rPr>
-          <w:b w:val="0"/>
-        </w:rPr>
-        <w:t>.</w:t>
-      </w:r>
-    </w:p>
-    <w:p>
-      <w:pPr>
-        <w:spacing w:line="336" w:lineRule="auto" w:after="180"/>
-      </w:pPr>
-      <w:r>
-        <w:rPr>
-          <w:b w:val="0"/>
-        </w:rPr>
-        <w:t xml:space="preserve">Project connection: For your Responsible Plant Classifier, save the </w:t>
-      </w:r>
-      <w:r>
-        <w:rPr>
-          <w:b/>
-        </w:rPr>
-        <w:t>input</w:t>
-      </w:r>
-      <w:r>
-        <w:rPr>
-          <w:b w:val="0"/>
-        </w:rPr>
-        <w:t>, procedure, observed result and limitation of this check.</w:t>
-      </w:r>
-    </w:p>
-    <w:p>
-      <w:pPr>
-        <w:spacing w:line="336" w:lineRule="auto" w:after="180"/>
-      </w:pPr>
-      <w:r>
-        <w:rPr>
-          <w:b w:val="0"/>
-        </w:rPr>
-        <w:t>Label this worked example as practice; use a different, previously unreviewed case when checking independent understanding.</w:t>
+        <w:pStyle w:val="ListBullet"/>
+      </w:pPr>
+      <w:r>
+        <w:t>Support used: alone / hint / worked example. This record is practice evidence.</w:t>
+      </w:r>
+    </w:p>
+    <w:p>
+      <w:pPr>
+        <w:pStyle w:val="ListBullet"/>
+      </w:pPr>
+      <w:r>
+        <w:t>Project connection: For your Responsible Plant Classifier, save the input, procedure, observed result and limitation of this check. Label this worked example as practice; use a different, previously unreviewed case when checking independent understanding.</w:t>
       </w:r>
     </w:p>
     <w:p>
@@ -2500,80 +2355,44 @@
         <w:pStyle w:val="Heading1"/>
       </w:pPr>
       <w:r>
-        <w:t>29. Project portfolio milestone</w:t>
-      </w:r>
-    </w:p>
-    <w:p>
-      <w:r>
-        <w:t>Keep this week’s input, deciding step, result and limit together in the Responsible Plant Classifier record.</w:t>
-      </w:r>
-    </w:p>
-    <w:p>
-      <w:pPr>
-        <w:spacing w:line="336" w:lineRule="auto" w:after="180"/>
-      </w:pPr>
-      <w:r>
-        <w:rPr>
-          <w:b w:val="0"/>
-        </w:rPr>
+        <w:t>29. Reference · Project portfolio milestone</w:t>
+      </w:r>
+    </w:p>
+    <w:p>
+      <w:r>
+        <w:t>Keep this task’s complete inputs, stated rule and support record together.</w:t>
+      </w:r>
+    </w:p>
+    <w:p>
+      <w:pPr>
+        <w:pStyle w:val="Heading2"/>
+      </w:pPr>
+      <w:r>
+        <w:t>Task and evidence record</w:t>
+      </w:r>
+    </w:p>
+    <w:p>
+      <w:pPr>
+        <w:pStyle w:val="ListBullet"/>
+      </w:pPr>
+      <w:r>
         <w:t>Project: Responsible Plant Classifier</w:t>
       </w:r>
     </w:p>
     <w:p>
       <w:pPr>
-        <w:spacing w:line="336" w:lineRule="auto" w:after="180"/>
-      </w:pPr>
-      <w:r>
-        <w:rPr>
-          <w:b w:val="0"/>
-        </w:rPr>
-        <w:t xml:space="preserve">Current milestone: Frame the need. Name the user, the problem, allowed </w:t>
-      </w:r>
-      <w:r>
-        <w:rPr>
-          <w:b/>
-        </w:rPr>
-        <w:t>input</w:t>
-      </w:r>
-      <w:r>
-        <w:rPr>
-          <w:b w:val="0"/>
-        </w:rPr>
-        <w:t>s and a safe simple starting method.</w:t>
-      </w:r>
-    </w:p>
-    <w:p>
-      <w:pPr>
-        <w:spacing w:line="336" w:lineRule="auto" w:after="180"/>
-      </w:pPr>
-      <w:r>
-        <w:rPr>
-          <w:b w:val="0"/>
-        </w:rPr>
-        <w:t xml:space="preserve">For your Responsible Plant Classifier, save the </w:t>
-      </w:r>
-      <w:r>
-        <w:rPr>
-          <w:b/>
-        </w:rPr>
-        <w:t>input</w:t>
-      </w:r>
-      <w:r>
-        <w:rPr>
-          <w:b w:val="0"/>
-        </w:rPr>
-        <w:t>, procedure, observed result and limitation of this check.</w:t>
-      </w:r>
-    </w:p>
-    <w:p>
-      <w:pPr>
-        <w:spacing w:line="336" w:lineRule="auto" w:after="180"/>
-      </w:pPr>
-      <w:r>
-        <w:rPr>
-          <w:b w:val="0"/>
-        </w:rPr>
-        <w:t>Label this worked example as practice; use a different, previously unreviewed case when checking independent understanding.</w:t>
+        <w:pStyle w:val="ListBullet"/>
+      </w:pPr>
+      <w:r>
+        <w:t>Current milestone: Frame the need. Name the user, the problem, allowed inputs and a safe simple starting method.</w:t>
+      </w:r>
+    </w:p>
+    <w:p>
+      <w:pPr>
+        <w:pStyle w:val="ListBullet"/>
+      </w:pPr>
+      <w:r>
+        <w:t>For your Responsible Plant Classifier, save the input, procedure, observed result and limitation of this check. Label this worked example as practice; use a different, previously unreviewed case when checking independent understanding.</w:t>
       </w:r>
     </w:p>
     <w:tbl>
@@ -2730,12 +2549,480 @@
         <w:pStyle w:val="Heading1"/>
       </w:pPr>
       <w:r>
-        <w:t>30. Supported practice and learning evidence</w:t>
-      </w:r>
-    </w:p>
-    <w:p>
-      <w:r>
-        <w:t>Try the supported questions before comparing with hints and feedback. Record what you repaired and the evidence you retained.</w:t>
+        <w:t>30. Extra practice · Predict, check and repair</w:t>
+      </w:r>
+    </w:p>
+    <w:p>
+      <w:r>
+        <w:t>Keep supported feedback separate from the reserved independent case.</w:t>
+      </w:r>
+    </w:p>
+    <w:p>
+      <w:pPr>
+        <w:pStyle w:val="Heading2"/>
+      </w:pPr>
+      <w:r>
+        <w:t>First supported question and hint</w:t>
+      </w:r>
+    </w:p>
+    <w:p>
+      <w:pPr>
+        <w:pStyle w:val="ListBullet"/>
+      </w:pPr>
+      <w:r>
+        <w:t>Inspect a small table before asking Python to compute an average.</w:t>
+      </w:r>
+    </w:p>
+    <w:p>
+      <w:pPr>
+        <w:pStyle w:val="Heading3"/>
+      </w:pPr>
+      <w:r>
+        <w:t>Practice 1: explain the deciding evidence</w:t>
+      </w:r>
+    </w:p>
+    <w:p>
+      <w:pPr>
+        <w:pStyle w:val="ListBullet"/>
+      </w:pPr>
+      <w:r>
+        <w:t>Which labelled step matches this detail? Report 3/4 measured, retaining the missing record separately.</w:t>
+      </w:r>
+    </w:p>
+    <w:p>
+      <w:pPr>
+        <w:pStyle w:val="ListBullet"/>
+      </w:pPr>
+      <w:r>
+        <w:t>1. Check records</w:t>
+      </w:r>
+    </w:p>
+    <w:p>
+      <w:pPr>
+        <w:pStyle w:val="ListBullet"/>
+      </w:pPr>
+      <w:r>
+        <w:t>2. Report coverage</w:t>
+      </w:r>
+    </w:p>
+    <w:p>
+      <w:pPr>
+        <w:pStyle w:val="ListBullet"/>
+      </w:pPr>
+      <w:r>
+        <w:t>3. Calculate mean</w:t>
+      </w:r>
+    </w:p>
+    <w:p>
+      <w:pPr>
+        <w:pStyle w:val="Heading3"/>
+      </w:pPr>
+      <w:r>
+        <w:t>My selected conclusion, deciding fact and explanation</w:t>
+      </w:r>
+    </w:p>
+    <w:p>
+      <w:r>
+        <w:t>________________________________________________________________</w:t>
+      </w:r>
+    </w:p>
+    <w:p>
+      <w:r>
+        <w:t>________________________________________________________________</w:t>
+      </w:r>
+    </w:p>
+    <w:p>
+      <w:r>
+        <w:t>________________________________________________________________</w:t>
+      </w:r>
+    </w:p>
+    <w:p>
+      <w:r>
+        <w:t>________________________________________________________________</w:t>
+      </w:r>
+    </w:p>
+    <w:p>
+      <w:r>
+        <w:t>________________________________________________________________</w:t>
+      </w:r>
+    </w:p>
+    <w:p>
+      <w:pPr>
+        <w:pStyle w:val="ListBullet"/>
+      </w:pPr>
+      <w:r>
+        <w:t>Hint if needed: Read the steps in the pictorial case. Match the supplied detail to the stage that performs or records it.</w:t>
+      </w:r>
+    </w:p>
+    <w:p>
+      <w:pPr>
+        <w:pStyle w:val="Heading2"/>
+      </w:pPr>
+      <w:r>
+        <w:t>Check the first explanation · reference / check after trying</w:t>
+      </w:r>
+    </w:p>
+    <w:p>
+      <w:pPr>
+        <w:spacing w:line="336" w:lineRule="auto" w:after="180"/>
+      </w:pPr>
+      <w:r>
+        <w:rPr>
+          <w:b w:val="0"/>
+        </w:rPr>
+        <w:t>After your attempt, compare with the supported explanation: Report coverage Report 3/4 measured, retaining the missing record separately. Read the picture in order. Report 3/4 measured, retaining the missing record separately.</w:t>
+      </w:r>
+    </w:p>
+    <w:p>
+      <w:pPr>
+        <w:spacing w:line="336" w:lineRule="auto" w:after="180"/>
+      </w:pPr>
+      <w:r>
+        <w:rPr>
+          <w:b w:val="0"/>
+        </w:rPr>
+        <w:t xml:space="preserve">The arrows show which recorded </w:t>
+      </w:r>
+      <w:r>
+        <w:rPr>
+          <w:b/>
+        </w:rPr>
+        <w:t>input</w:t>
+      </w:r>
+      <w:r>
+        <w:rPr>
+          <w:b w:val="0"/>
+        </w:rPr>
+        <w:t xml:space="preserve"> or intermediate result each decision uses. Explain the deciding step aloud before checking the changed case; pointing to the final answer alone does not show how it follows.</w:t>
+      </w:r>
+    </w:p>
+    <w:p>
+      <w:pPr>
+        <w:pStyle w:val="Heading2"/>
+      </w:pPr>
+      <w:r>
+        <w:t>Changed-case question and hint</w:t>
+      </w:r>
+    </w:p>
+    <w:p>
+      <w:pPr>
+        <w:pStyle w:val="Heading3"/>
+      </w:pPr>
+      <w:r>
+        <w:t>Practice 2: explain the deciding evidence</w:t>
+      </w:r>
+    </w:p>
+    <w:p>
+      <w:pPr>
+        <w:pStyle w:val="ListBullet"/>
+      </w:pPr>
+      <w:r>
+        <w:t>Changed-case practice: S changes from 0 to None. Which conclusion is supported by the supplied facts?</w:t>
+      </w:r>
+    </w:p>
+    <w:p>
+      <w:pPr>
+        <w:pStyle w:val="ListBullet"/>
+      </w:pPr>
+      <w:r>
+        <w:t>1. This one example guarantees correct results for every future input.</w:t>
+      </w:r>
+    </w:p>
+    <w:p>
+      <w:pPr>
+        <w:pStyle w:val="ListBullet"/>
+      </w:pPr>
+      <w:r>
+        <w:t>2. We can decide the result without examining the changed input or the procedure.</w:t>
+      </w:r>
+    </w:p>
+    <w:p>
+      <w:pPr>
+        <w:pStyle w:val="ListBullet"/>
+      </w:pPr>
+      <w:r>
+        <w:t>3. Mean becomes (2+6)/2=4 cm with 2/4 measured.</w:t>
+      </w:r>
+    </w:p>
+    <w:p>
+      <w:pPr>
+        <w:pStyle w:val="Heading3"/>
+      </w:pPr>
+      <w:r>
+        <w:t>My selected conclusion, deciding fact and explanation</w:t>
+      </w:r>
+    </w:p>
+    <w:p>
+      <w:r>
+        <w:t>________________________________________________________________</w:t>
+      </w:r>
+    </w:p>
+    <w:p>
+      <w:r>
+        <w:t>________________________________________________________________</w:t>
+      </w:r>
+    </w:p>
+    <w:p>
+      <w:r>
+        <w:t>________________________________________________________________</w:t>
+      </w:r>
+    </w:p>
+    <w:p>
+      <w:r>
+        <w:t>________________________________________________________________</w:t>
+      </w:r>
+    </w:p>
+    <w:p>
+      <w:r>
+        <w:t>________________________________________________________________</w:t>
+      </w:r>
+    </w:p>
+    <w:p>
+      <w:pPr>
+        <w:pStyle w:val="ListBullet"/>
+      </w:pPr>
+      <w:r>
+        <w:t>Hint if needed: Use the changed condition and the deciding step in the pictorial trace. The answer must say what follows from those facts.</w:t>
+      </w:r>
+    </w:p>
+    <w:p>
+      <w:pPr>
+        <w:pStyle w:val="Heading2"/>
+      </w:pPr>
+      <w:r>
+        <w:t>Check the changed explanation · reference / check after trying</w:t>
+      </w:r>
+    </w:p>
+    <w:p>
+      <w:pPr>
+        <w:spacing w:line="336" w:lineRule="auto" w:after="180"/>
+      </w:pPr>
+      <w:r>
+        <w:rPr>
+          <w:b w:val="0"/>
+        </w:rPr>
+        <w:t>After your attempt, compare with the supported explanation: Mean becomes (2+6)/2=4 cm with 2/4 measured. Removing a measured zero changes both the denominator and the coverage.</w:t>
+      </w:r>
+    </w:p>
+    <w:p>
+      <w:pPr>
+        <w:pStyle w:val="Heading2"/>
+      </w:pPr>
+      <w:r>
+        <w:t>Repair and keep the record</w:t>
+      </w:r>
+    </w:p>
+    <w:p>
+      <w:pPr>
+        <w:spacing w:line="336" w:lineRule="auto" w:after="180"/>
+      </w:pPr>
+      <w:r>
+        <w:rPr>
+          <w:b w:val="0"/>
+        </w:rPr>
+        <w:t>Review Classification or Regression? (ai-4/3). Goal: Identify a task from the meaning of its target. Short practice: Did regression MAE improve when the boundary changed?</w:t>
+      </w:r>
+    </w:p>
+    <w:p>
+      <w:pPr>
+        <w:spacing w:line="336" w:lineRule="auto" w:after="180"/>
+      </w:pPr>
+      <w:r>
+        <w:rPr>
+          <w:b w:val="0"/>
+        </w:rPr>
+        <w:t xml:space="preserve">Point to the relevant step in the picture, then write the changed result and the rule or </w:t>
+      </w:r>
+      <w:r>
+        <w:rPr>
+          <w:b/>
+        </w:rPr>
+        <w:t>evidence</w:t>
+      </w:r>
+      <w:r>
+        <w:rPr>
+          <w:b w:val="0"/>
+        </w:rPr>
+        <w:t xml:space="preserve"> that supports it.. Return to this week and explain what you changed.</w:t>
+      </w:r>
+    </w:p>
+    <w:p>
+      <w:pPr>
+        <w:spacing w:line="336" w:lineRule="auto" w:after="180"/>
+      </w:pPr>
+      <w:r>
+        <w:rPr>
+          <w:b w:val="0"/>
+        </w:rPr>
+        <w:t xml:space="preserve">Review The ML Lifecycle (ai-4/1). Goal: Distinguish </w:t>
+      </w:r>
+      <w:r>
+        <w:rPr>
+          <w:b/>
+        </w:rPr>
+        <w:t>fitting</w:t>
+      </w:r>
+      <w:r>
+        <w:rPr>
+          <w:b w:val="0"/>
+        </w:rPr>
+        <w:t xml:space="preserve"> a rule from applying a fixed rule. Short practice: Should the team silently retune on the changed test?</w:t>
+      </w:r>
+    </w:p>
+    <w:p>
+      <w:pPr>
+        <w:spacing w:line="336" w:lineRule="auto" w:after="180"/>
+      </w:pPr>
+      <w:r>
+        <w:rPr>
+          <w:b w:val="0"/>
+        </w:rPr>
+        <w:t xml:space="preserve">Point to the relevant step in the picture, then write the changed result and the rule or </w:t>
+      </w:r>
+      <w:r>
+        <w:rPr>
+          <w:b/>
+        </w:rPr>
+        <w:t>evidence</w:t>
+      </w:r>
+      <w:r>
+        <w:rPr>
+          <w:b w:val="0"/>
+        </w:rPr>
+        <w:t xml:space="preserve"> that supports it.. Return to this week and explain what you changed.</w:t>
+      </w:r>
+    </w:p>
+    <w:p>
+      <w:pPr>
+        <w:spacing w:line="336" w:lineRule="auto" w:after="180"/>
+      </w:pPr>
+      <w:r>
+        <w:rPr>
+          <w:b w:val="0"/>
+        </w:rPr>
+        <w:t xml:space="preserve">The browser lab lets you edit the supported Python examples already included in this lesson. Predict first, run, inspect the actual </w:t>
+      </w:r>
+      <w:r>
+        <w:rPr>
+          <w:b/>
+        </w:rPr>
+        <w:t>output</w:t>
+      </w:r>
+      <w:r>
+        <w:rPr>
+          <w:b w:val="0"/>
+        </w:rPr>
+        <w:t xml:space="preserve"> or error, change one </w:t>
+      </w:r>
+      <w:r>
+        <w:rPr>
+          <w:b/>
+        </w:rPr>
+        <w:t>input</w:t>
+      </w:r>
+      <w:r>
+        <w:rPr>
+          <w:b w:val="0"/>
+        </w:rPr>
+        <w:t>, then run again.</w:t>
+      </w:r>
+    </w:p>
+    <w:p>
+      <w:pPr>
+        <w:spacing w:line="336" w:lineRule="auto" w:after="180"/>
+      </w:pPr>
+      <w:r>
+        <w:rPr>
+          <w:b w:val="0"/>
+        </w:rPr>
+        <w:t xml:space="preserve">Keep code, </w:t>
+      </w:r>
+      <w:r>
+        <w:rPr>
+          <w:b/>
+        </w:rPr>
+        <w:t>prediction</w:t>
+      </w:r>
+      <w:r>
+        <w:rPr>
+          <w:b w:val="0"/>
+        </w:rPr>
+        <w:t>s, actual results and a reasoned revision together. On paper, label your result as a trace rather than an execution.</w:t>
+      </w:r>
+    </w:p>
+    <w:p>
+      <w:pPr>
+        <w:spacing w:line="336" w:lineRule="auto" w:after="180"/>
+      </w:pPr>
+      <w:r>
+        <w:rPr>
+          <w:b w:val="0"/>
+        </w:rPr>
+        <w:t xml:space="preserve">Use Download completed work in the hosted lesson to export your answers, reflections, practice feedback and code-run </w:t>
+      </w:r>
+      <w:r>
+        <w:rPr>
+          <w:b/>
+        </w:rPr>
+        <w:t>evidence</w:t>
+      </w:r>
+      <w:r>
+        <w:rPr>
+          <w:b w:val="0"/>
+        </w:rPr>
+        <w:t>. Open the HTML copy to read or print it.</w:t>
+      </w:r>
+    </w:p>
+    <w:p>
+      <w:pPr>
+        <w:spacing w:line="336" w:lineRule="auto" w:after="180"/>
+      </w:pPr>
+      <w:r>
+        <w:rPr>
+          <w:b w:val="0"/>
+        </w:rPr>
+        <w:t>Drafts stay in this browser when storage is available; clear drafts on a shared device.</w:t>
+      </w:r>
+    </w:p>
+    <w:p>
+      <w:pPr>
+        <w:pStyle w:val="Heading3"/>
+      </w:pPr>
+      <w:r>
+        <w:t>What I repaired, the evidence I kept and the next test</w:t>
+      </w:r>
+    </w:p>
+    <w:p>
+      <w:r>
+        <w:t>________________________________________________________________</w:t>
+      </w:r>
+    </w:p>
+    <w:p>
+      <w:r>
+        <w:t>________________________________________________________________</w:t>
+      </w:r>
+    </w:p>
+    <w:p>
+      <w:r>
+        <w:t>________________________________________________________________</w:t>
+      </w:r>
+    </w:p>
+    <w:p>
+      <w:r>
+        <w:t>________________________________________________________________</w:t>
+      </w:r>
+    </w:p>
+    <w:p>
+      <w:r>
+        <w:t>________________________________________________________________</w:t>
+      </w:r>
+    </w:p>
+    <w:p>
+      <w:pPr>
+        <w:pStyle w:val="Heading2"/>
+      </w:pPr>
+      <w:r>
+        <w:t>Earlier wording, alternatives and picture transcripts · reference / check after trying</w:t>
       </w:r>
     </w:p>
     <w:p>
@@ -2751,68 +3038,10 @@
     </w:p>
     <w:p>
       <w:pPr>
-        <w:spacing w:line="336" w:lineRule="auto" w:after="180"/>
-      </w:pPr>
-      <w:r>
-        <w:rPr>
-          <w:b w:val="0"/>
-        </w:rPr>
-        <w:t>Inspect a small table before asking Python to compute an average.</w:t>
-      </w:r>
-    </w:p>
-    <w:p>
-      <w:pPr>
         <w:pStyle w:val="Heading3"/>
       </w:pPr>
       <w:r>
-        <w:t>Practice 1: explain the deciding evidence</w:t>
-      </w:r>
-    </w:p>
-    <w:p>
-      <w:pPr>
-        <w:spacing w:line="336" w:lineRule="auto" w:after="180"/>
-      </w:pPr>
-      <w:r>
-        <w:rPr>
-          <w:b w:val="0"/>
-        </w:rPr>
-        <w:t>Which labelled step matches this detail? Report 3/4 measured, retaining the missing record separately.</w:t>
-      </w:r>
-    </w:p>
-    <w:p>
-      <w:pPr>
-        <w:spacing w:line="336" w:lineRule="auto" w:after="180"/>
-        <w:shd w:fill="F4F9FC"/>
-      </w:pPr>
-      <w:r>
-        <w:rPr>
-          <w:b w:val="0"/>
-        </w:rPr>
-        <w:t>1. Check records</w:t>
-      </w:r>
-    </w:p>
-    <w:p>
-      <w:pPr>
-        <w:spacing w:line="336" w:lineRule="auto" w:after="180"/>
-        <w:shd w:fill="F4F9FC"/>
-      </w:pPr>
-      <w:r>
-        <w:rPr>
-          <w:b w:val="0"/>
-        </w:rPr>
-        <w:t>2. Report coverage</w:t>
-      </w:r>
-    </w:p>
-    <w:p>
-      <w:pPr>
-        <w:spacing w:line="336" w:lineRule="auto" w:after="180"/>
-        <w:shd w:fill="F4F9FC"/>
-      </w:pPr>
-      <w:r>
-        <w:rPr>
-          <w:b w:val="0"/>
-        </w:rPr>
-        <w:t>3. Calculate mean</w:t>
+        <w:t>Repair a missing building block</w:t>
       </w:r>
     </w:p>
     <w:p>
@@ -2820,32 +3049,7 @@
         <w:pStyle w:val="Heading3"/>
       </w:pPr>
       <w:r>
-        <w:t>My selected conclusion, deciding fact and explanation</w:t>
-      </w:r>
-    </w:p>
-    <w:p>
-      <w:r>
-        <w:t>________________________________________________________________</w:t>
-      </w:r>
-    </w:p>
-    <w:p>
-      <w:r>
-        <w:t>________________________________________________________________</w:t>
-      </w:r>
-    </w:p>
-    <w:p>
-      <w:r>
-        <w:t>________________________________________________________________</w:t>
-      </w:r>
-    </w:p>
-    <w:p>
-      <w:r>
-        <w:t>________________________________________________________________</w:t>
-      </w:r>
-    </w:p>
-    <w:p>
-      <w:r>
-        <w:t>________________________________________________________________</w:t>
+        <w:t>Predict, run and debug</w:t>
       </w:r>
     </w:p>
     <w:p>
@@ -2853,471 +3057,25 @@
         <w:pStyle w:val="Heading3"/>
       </w:pPr>
       <w:r>
-        <w:t>Hint · try first</w:t>
-      </w:r>
-    </w:p>
-    <w:p>
-      <w:pPr>
-        <w:spacing w:line="336" w:lineRule="auto" w:after="180"/>
-        <w:shd w:fill="F1F6F8"/>
-      </w:pPr>
-      <w:r>
-        <w:rPr>
-          <w:b w:val="0"/>
-        </w:rPr>
-        <w:t>Hint if needed: Read the steps in the pictorial case. Match the supplied detail to the stage that performs or records it.</w:t>
-      </w:r>
-    </w:p>
-    <w:p>
-      <w:pPr>
-        <w:pStyle w:val="Heading3"/>
-      </w:pPr>
-      <w:r>
-        <w:t>Feedback · compare after trying</w:t>
-      </w:r>
-    </w:p>
-    <w:p>
-      <w:pPr>
-        <w:spacing w:line="336" w:lineRule="auto" w:after="180"/>
-        <w:shd w:fill="F1F6FC"/>
-      </w:pPr>
-      <w:r>
-        <w:rPr>
-          <w:b w:val="0"/>
-        </w:rPr>
-        <w:t>After your attempt, compare with the supported explanation: Report coverage Report 3/4 measured, retaining the missing record separately. Read the picture in order. Report 3/4 measured, retaining the missing record separately.</w:t>
-      </w:r>
-    </w:p>
-    <w:p>
-      <w:pPr>
-        <w:spacing w:line="336" w:lineRule="auto" w:after="180"/>
-        <w:shd w:fill="F1F6FC"/>
-      </w:pPr>
-      <w:r>
-        <w:rPr>
-          <w:b w:val="0"/>
-        </w:rPr>
-        <w:t xml:space="preserve">The arrows show which recorded </w:t>
-      </w:r>
-      <w:r>
-        <w:rPr>
-          <w:b/>
-        </w:rPr>
-        <w:t>input</w:t>
-      </w:r>
-      <w:r>
-        <w:rPr>
-          <w:b w:val="0"/>
-        </w:rPr>
-        <w:t xml:space="preserve"> or intermediate result each decision uses. Explain the deciding step aloud before checking the changed case; pointing to the final answer alone does not show how it follows.</w:t>
-      </w:r>
-    </w:p>
-    <w:p>
-      <w:pPr>
-        <w:pStyle w:val="Heading3"/>
-      </w:pPr>
-      <w:r>
-        <w:t>Practice 2: explain the deciding evidence</w:t>
-      </w:r>
-    </w:p>
-    <w:p>
-      <w:pPr>
-        <w:pStyle w:val="Heading3"/>
-      </w:pPr>
-      <w:r>
-        <w:t>Changed case · predict first</w:t>
-      </w:r>
-    </w:p>
-    <w:p>
-      <w:pPr>
-        <w:spacing w:line="336" w:lineRule="auto" w:after="180"/>
-        <w:shd w:fill="F5F1FB"/>
-      </w:pPr>
-      <w:r>
-        <w:rPr>
-          <w:b w:val="0"/>
-        </w:rPr>
-        <w:t>Changed-case practice: S changes from 0 to None. Which conclusion is supported by the supplied facts?</w:t>
-      </w:r>
-    </w:p>
-    <w:p>
-      <w:pPr>
-        <w:spacing w:line="336" w:lineRule="auto" w:after="180"/>
-        <w:shd w:fill="F4F9FC"/>
-      </w:pPr>
-      <w:r>
-        <w:rPr>
-          <w:b w:val="0"/>
-        </w:rPr>
-        <w:t xml:space="preserve">1. This one example guarantees correct results for every future </w:t>
-      </w:r>
-      <w:r>
-        <w:rPr>
-          <w:b/>
-        </w:rPr>
-        <w:t>input</w:t>
-      </w:r>
-      <w:r>
-        <w:rPr>
-          <w:b w:val="0"/>
-        </w:rPr>
-        <w:t>.</w:t>
-      </w:r>
-    </w:p>
-    <w:p>
-      <w:pPr>
-        <w:spacing w:line="336" w:lineRule="auto" w:after="180"/>
-        <w:shd w:fill="F4F9FC"/>
-      </w:pPr>
-      <w:r>
-        <w:rPr>
-          <w:b w:val="0"/>
-        </w:rPr>
-        <w:t xml:space="preserve">2. We can decide the result without examining the changed </w:t>
-      </w:r>
-      <w:r>
-        <w:rPr>
-          <w:b/>
-        </w:rPr>
-        <w:t>input</w:t>
-      </w:r>
-      <w:r>
-        <w:rPr>
-          <w:b w:val="0"/>
-        </w:rPr>
-        <w:t xml:space="preserve"> or the procedure.</w:t>
-      </w:r>
-    </w:p>
-    <w:p>
-      <w:pPr>
-        <w:spacing w:line="336" w:lineRule="auto" w:after="180"/>
-        <w:shd w:fill="F4F9FC"/>
-      </w:pPr>
-      <w:r>
-        <w:rPr>
-          <w:b w:val="0"/>
-        </w:rPr>
-        <w:t>3. Mean becomes (2+6)/2=4 cm with 2/4 measured.</w:t>
-      </w:r>
-    </w:p>
-    <w:p>
-      <w:pPr>
-        <w:pStyle w:val="Heading3"/>
-      </w:pPr>
-      <w:r>
-        <w:t>My selected conclusion, deciding fact and explanation</w:t>
-      </w:r>
-    </w:p>
-    <w:p>
-      <w:r>
-        <w:t>________________________________________________________________</w:t>
-      </w:r>
-    </w:p>
-    <w:p>
-      <w:r>
-        <w:t>________________________________________________________________</w:t>
-      </w:r>
-    </w:p>
-    <w:p>
-      <w:r>
-        <w:t>________________________________________________________________</w:t>
-      </w:r>
-    </w:p>
-    <w:p>
-      <w:r>
-        <w:t>________________________________________________________________</w:t>
-      </w:r>
-    </w:p>
-    <w:p>
-      <w:r>
-        <w:t>________________________________________________________________</w:t>
-      </w:r>
-    </w:p>
-    <w:p>
-      <w:pPr>
-        <w:pStyle w:val="Heading3"/>
-      </w:pPr>
-      <w:r>
-        <w:t>Hint · try first</w:t>
-      </w:r>
-    </w:p>
-    <w:p>
-      <w:pPr>
-        <w:spacing w:line="336" w:lineRule="auto" w:after="180"/>
-        <w:shd w:fill="F1F6F8"/>
-      </w:pPr>
-      <w:r>
-        <w:rPr>
-          <w:b w:val="0"/>
-        </w:rPr>
-        <w:t>Hint if needed: Use the changed condition and the deciding step in the pictorial trace. The answer must say what follows from those facts.</w:t>
-      </w:r>
-    </w:p>
-    <w:p>
-      <w:pPr>
-        <w:pStyle w:val="Heading3"/>
-      </w:pPr>
-      <w:r>
-        <w:t>Feedback · compare after trying</w:t>
-      </w:r>
-    </w:p>
-    <w:p>
-      <w:pPr>
-        <w:spacing w:line="336" w:lineRule="auto" w:after="180"/>
-        <w:shd w:fill="F1F6FC"/>
-      </w:pPr>
-      <w:r>
-        <w:rPr>
-          <w:b w:val="0"/>
-        </w:rPr>
-        <w:t>After your attempt, compare with the supported explanation: Mean becomes (2+6)/2=4 cm with 2/4 measured. Removing a measured zero changes both the denominator and the coverage.</w:t>
-      </w:r>
-    </w:p>
-    <w:p>
-      <w:pPr>
-        <w:pStyle w:val="Heading3"/>
-      </w:pPr>
-      <w:r>
-        <w:t>Repair a missing building block</w:t>
-      </w:r>
-    </w:p>
-    <w:p>
-      <w:pPr>
-        <w:spacing w:line="336" w:lineRule="auto" w:after="180"/>
-      </w:pPr>
-      <w:r>
-        <w:rPr>
-          <w:b w:val="0"/>
-        </w:rPr>
-        <w:t>Review Classification or Regression? (ai-4/3). Goal: Identify a task from the meaning of its target. Short practice: Did regression MAE improve when the boundary changed?</w:t>
-      </w:r>
-    </w:p>
-    <w:p>
-      <w:pPr>
-        <w:spacing w:line="336" w:lineRule="auto" w:after="180"/>
-      </w:pPr>
-      <w:r>
-        <w:rPr>
-          <w:b w:val="0"/>
-        </w:rPr>
-        <w:t xml:space="preserve">Point to the relevant step in the picture, then write the changed result and the rule or </w:t>
-      </w:r>
-      <w:r>
-        <w:rPr>
-          <w:b/>
-        </w:rPr>
-        <w:t>evidence</w:t>
-      </w:r>
-      <w:r>
-        <w:rPr>
-          <w:b w:val="0"/>
-        </w:rPr>
-        <w:t xml:space="preserve"> that supports it.. Return to this week and explain what you changed.</w:t>
-      </w:r>
-    </w:p>
-    <w:p>
-      <w:pPr>
-        <w:spacing w:line="336" w:lineRule="auto" w:after="180"/>
-      </w:pPr>
-      <w:r>
-        <w:rPr>
-          <w:b w:val="0"/>
-        </w:rPr>
-        <w:t xml:space="preserve">Review The ML Lifecycle (ai-4/1). Goal: Distinguish </w:t>
-      </w:r>
-      <w:r>
-        <w:rPr>
-          <w:b/>
-        </w:rPr>
-        <w:t>fitting</w:t>
-      </w:r>
-      <w:r>
-        <w:rPr>
-          <w:b w:val="0"/>
-        </w:rPr>
-        <w:t xml:space="preserve"> a rule from applying a fixed rule. Short practice: Should the team silently retune on the changed test?</w:t>
-      </w:r>
-    </w:p>
-    <w:p>
-      <w:pPr>
-        <w:spacing w:line="336" w:lineRule="auto" w:after="180"/>
-      </w:pPr>
-      <w:r>
-        <w:rPr>
-          <w:b w:val="0"/>
-        </w:rPr>
-        <w:t xml:space="preserve">Point to the relevant step in the picture, then write the changed result and the rule or </w:t>
-      </w:r>
-      <w:r>
-        <w:rPr>
-          <w:b/>
-        </w:rPr>
-        <w:t>evidence</w:t>
-      </w:r>
-      <w:r>
-        <w:rPr>
-          <w:b w:val="0"/>
-        </w:rPr>
-        <w:t xml:space="preserve"> that supports it.. Return to this week and explain what you changed.</w:t>
-      </w:r>
-    </w:p>
-    <w:p>
-      <w:pPr>
-        <w:pStyle w:val="Heading3"/>
-      </w:pPr>
-      <w:r>
-        <w:t>Predict, run and debug</w:t>
-      </w:r>
-    </w:p>
-    <w:p>
-      <w:pPr>
-        <w:spacing w:line="336" w:lineRule="auto" w:after="180"/>
-      </w:pPr>
-      <w:r>
-        <w:rPr>
-          <w:b w:val="0"/>
-        </w:rPr>
-        <w:t xml:space="preserve">The browser lab lets you edit the supported Python examples already included in this lesson. Predict first, run, inspect the actual </w:t>
-      </w:r>
-      <w:r>
-        <w:rPr>
-          <w:b/>
-        </w:rPr>
-        <w:t>output</w:t>
-      </w:r>
-      <w:r>
-        <w:rPr>
-          <w:b w:val="0"/>
-        </w:rPr>
-        <w:t xml:space="preserve"> or error, change one </w:t>
-      </w:r>
-      <w:r>
-        <w:rPr>
-          <w:b/>
-        </w:rPr>
-        <w:t>input</w:t>
-      </w:r>
-      <w:r>
-        <w:rPr>
-          <w:b w:val="0"/>
-        </w:rPr>
-        <w:t>, then run again.</w:t>
-      </w:r>
-    </w:p>
-    <w:p>
-      <w:pPr>
-        <w:spacing w:line="336" w:lineRule="auto" w:after="180"/>
-      </w:pPr>
-      <w:r>
-        <w:rPr>
-          <w:b w:val="0"/>
-        </w:rPr>
-        <w:t xml:space="preserve">Keep code, </w:t>
-      </w:r>
-      <w:r>
-        <w:rPr>
-          <w:b/>
-        </w:rPr>
-        <w:t>prediction</w:t>
-      </w:r>
-      <w:r>
-        <w:rPr>
-          <w:b w:val="0"/>
-        </w:rPr>
-        <w:t>s, actual results and a reasoned revision together. On paper, label your result as a trace rather than an execution.</w:t>
-      </w:r>
-    </w:p>
-    <w:p>
-      <w:pPr>
-        <w:pStyle w:val="Heading3"/>
-      </w:pPr>
-      <w:r>
         <w:t>Keep your completed work</w:t>
       </w:r>
     </w:p>
     <w:p>
       <w:pPr>
-        <w:spacing w:line="336" w:lineRule="auto" w:after="180"/>
-      </w:pPr>
-      <w:r>
-        <w:rPr>
-          <w:b w:val="0"/>
-        </w:rPr>
-        <w:t xml:space="preserve">Use Download completed work in the hosted lesson to export your answers, reflections, practice feedback and code-run </w:t>
-      </w:r>
-      <w:r>
-        <w:rPr>
-          <w:b/>
-        </w:rPr>
-        <w:t>evidence</w:t>
-      </w:r>
-      <w:r>
-        <w:rPr>
-          <w:b w:val="0"/>
-        </w:rPr>
-        <w:t>. Open the HTML copy to read or print it.</w:t>
-      </w:r>
-    </w:p>
-    <w:p>
-      <w:pPr>
-        <w:spacing w:line="336" w:lineRule="auto" w:after="180"/>
-      </w:pPr>
-      <w:r>
-        <w:rPr>
-          <w:b w:val="0"/>
-        </w:rPr>
-        <w:t>Drafts stay in this browser when storage is available; clear drafts on a shared device.</w:t>
-      </w:r>
-    </w:p>
-    <w:p>
-      <w:pPr>
-        <w:pStyle w:val="Heading3"/>
-      </w:pPr>
-      <w:r>
-        <w:t>What I repaired, the evidence I kept and the next test</w:t>
-      </w:r>
-    </w:p>
-    <w:p>
-      <w:r>
-        <w:t>________________________________________________________________</w:t>
-      </w:r>
-    </w:p>
-    <w:p>
-      <w:r>
-        <w:t>________________________________________________________________</w:t>
-      </w:r>
-    </w:p>
-    <w:p>
-      <w:r>
-        <w:t>________________________________________________________________</w:t>
-      </w:r>
-    </w:p>
-    <w:p>
-      <w:r>
-        <w:t>________________________________________________________________</w:t>
-      </w:r>
-    </w:p>
-    <w:p>
-      <w:r>
-        <w:t>________________________________________________________________</w:t>
-      </w:r>
-    </w:p>
-    <w:p>
-      <w:pPr>
         <w:pStyle w:val="Heading1"/>
       </w:pPr>
       <w:r>
-        <w:t>31. Visual concept journey</w:t>
-      </w:r>
-    </w:p>
-    <w:p>
-      <w:r>
-        <w:t>Explain each Python and Table Readiness picture from its labels, then record a relevant limit.</w:t>
-      </w:r>
-    </w:p>
-    <w:p>
-      <w:pPr>
-        <w:pStyle w:val="Heading3"/>
+        <w:t>31. Reference · Six-picture response sheets</w:t>
+      </w:r>
+    </w:p>
+    <w:p>
+      <w:r>
+        <w:t>Choose the relevant picture instead of repeating every task.</w:t>
+      </w:r>
+    </w:p>
+    <w:p>
+      <w:pPr>
+        <w:pStyle w:val="Heading2"/>
       </w:pPr>
       <w:r>
         <w:t>01. Python and Table Readiness: the case</w:t>
@@ -3396,7 +3154,6 @@
     <w:p>
       <w:pPr>
         <w:spacing w:line="336" w:lineRule="auto" w:after="180"/>
-        <w:shd w:fill="F5F1FB"/>
       </w:pPr>
       <w:r>
         <w:rPr>
@@ -3435,7 +3192,7 @@
     </w:p>
     <w:p>
       <w:pPr>
-        <w:pStyle w:val="Heading3"/>
+        <w:pStyle w:val="Heading2"/>
       </w:pPr>
       <w:r>
         <w:t>02. Follow the deciding steps</w:t>
@@ -3491,7 +3248,6 @@
     <w:p>
       <w:pPr>
         <w:spacing w:line="336" w:lineRule="auto" w:after="180"/>
-        <w:shd w:fill="F5F1FB"/>
       </w:pPr>
       <w:r>
         <w:rPr>
@@ -3542,7 +3298,7 @@
     </w:p>
     <w:p>
       <w:pPr>
-        <w:pStyle w:val="Heading3"/>
+        <w:pStyle w:val="Heading2"/>
       </w:pPr>
       <w:r>
         <w:t>03. Follow the evidence</w:t>
@@ -3610,7 +3366,6 @@
     <w:p>
       <w:pPr>
         <w:spacing w:line="336" w:lineRule="auto" w:after="180"/>
-        <w:shd w:fill="F5F1FB"/>
       </w:pPr>
       <w:r>
         <w:rPr>
@@ -3649,7 +3404,7 @@
     </w:p>
     <w:p>
       <w:pPr>
-        <w:pStyle w:val="Heading3"/>
+        <w:pStyle w:val="Heading2"/>
       </w:pPr>
       <w:r>
         <w:t>04. Change one thing. Trace what follows.</w:t>
@@ -3716,7 +3471,6 @@
     <w:p>
       <w:pPr>
         <w:spacing w:line="336" w:lineRule="auto" w:after="180"/>
-        <w:shd w:fill="F5F1FB"/>
       </w:pPr>
       <w:r>
         <w:rPr>
@@ -3755,7 +3509,7 @@
     </w:p>
     <w:p>
       <w:pPr>
-        <w:pStyle w:val="Heading3"/>
+        <w:pStyle w:val="Heading2"/>
       </w:pPr>
       <w:r>
         <w:t>05. Connect the explanation to its limit</w:t>
@@ -3845,7 +3599,6 @@
     <w:p>
       <w:pPr>
         <w:spacing w:line="336" w:lineRule="auto" w:after="180"/>
-        <w:shd w:fill="F5F1FB"/>
       </w:pPr>
       <w:r>
         <w:rPr>
@@ -3884,7 +3637,7 @@
     </w:p>
     <w:p>
       <w:pPr>
-        <w:pStyle w:val="Heading3"/>
+        <w:pStyle w:val="Heading2"/>
       </w:pPr>
       <w:r>
         <w:t>06. Make the idea visible in your project</w:t>
@@ -3998,7 +3751,6 @@
     <w:p>
       <w:pPr>
         <w:spacing w:line="336" w:lineRule="auto" w:after="180"/>
-        <w:shd w:fill="F5F1FB"/>
       </w:pPr>
       <w:r>
         <w:rPr>
@@ -4045,6 +3797,62 @@
     <w:p>
       <w:r>
         <w:t>________________________________________________________________</w:t>
+      </w:r>
+    </w:p>
+    <w:p>
+      <w:pPr>
+        <w:pStyle w:val="Heading2"/>
+      </w:pPr>
+      <w:r>
+        <w:t>Earlier wording, alternatives and picture transcripts · reference / check after trying</w:t>
+      </w:r>
+    </w:p>
+    <w:p>
+      <w:pPr>
+        <w:pStyle w:val="Heading3"/>
+      </w:pPr>
+      <w:r>
+        <w:t>01. Python and Table Readiness: the case</w:t>
+      </w:r>
+    </w:p>
+    <w:p>
+      <w:pPr>
+        <w:pStyle w:val="Heading3"/>
+      </w:pPr>
+      <w:r>
+        <w:t>02. Follow the deciding steps</w:t>
+      </w:r>
+    </w:p>
+    <w:p>
+      <w:pPr>
+        <w:pStyle w:val="Heading3"/>
+      </w:pPr>
+      <w:r>
+        <w:t>03. Follow the evidence</w:t>
+      </w:r>
+    </w:p>
+    <w:p>
+      <w:pPr>
+        <w:pStyle w:val="Heading3"/>
+      </w:pPr>
+      <w:r>
+        <w:t>04. Change one thing. Trace what follows.</w:t>
+      </w:r>
+    </w:p>
+    <w:p>
+      <w:pPr>
+        <w:pStyle w:val="Heading3"/>
+      </w:pPr>
+      <w:r>
+        <w:t>05. Connect the explanation to its limit</w:t>
+      </w:r>
+    </w:p>
+    <w:p>
+      <w:pPr>
+        <w:pStyle w:val="Heading3"/>
+      </w:pPr>
+      <w:r>
+        <w:t>06. Make the idea visible in your project</w:t>
       </w:r>
     </w:p>
     <w:sectPr>
